--- a/Документация/Диплом.docx
+++ b/Документация/Диплом.docx
@@ -5,106 +5,135 @@
     <w:p>
       <w:pPr>
         <w:spacing w:line="240" w:lineRule="auto"/>
+        <w:ind w:right="-299" w:firstLine="0"/>
         <w:jc w:val="center"/>
         <w:rPr>
           <w:rFonts w:eastAsia="Times New Roman" w:cs="Times New Roman"/>
-          <w:b/>
-          <w:szCs w:val="28"/>
+          <w:sz w:val="20"/>
+          <w:szCs w:val="20"/>
           <w:lang w:eastAsia="ru-RU"/>
         </w:rPr>
       </w:pPr>
       <w:r>
-        <w:rPr>
-          <w:rFonts w:eastAsia="Times New Roman" w:cs="Times New Roman"/>
-          <w:b/>
-          <w:szCs w:val="28"/>
-          <w:lang w:eastAsia="ru-RU"/>
-        </w:rPr>
-        <w:t>Министерство образования и науки Нижегородской области</w:t>
-      </w:r>
-    </w:p>
-    <w:p>
-      <w:pPr>
-        <w:spacing w:line="240" w:lineRule="auto"/>
-        <w:jc w:val="center"/>
-        <w:rPr>
-          <w:rFonts w:eastAsia="Times New Roman" w:cs="Times New Roman"/>
-          <w:b/>
-          <w:szCs w:val="28"/>
-          <w:lang w:eastAsia="ru-RU"/>
-        </w:rPr>
-      </w:pPr>
-      <w:r>
-        <w:rPr>
-          <w:rFonts w:eastAsia="Times New Roman" w:cs="Times New Roman"/>
-          <w:b/>
-          <w:szCs w:val="28"/>
-          <w:lang w:eastAsia="ru-RU"/>
-        </w:rPr>
-        <w:t>Государственное бюджетное профессиональное образовательное учреждение</w:t>
-      </w:r>
-    </w:p>
-    <w:p>
-      <w:pPr>
-        <w:spacing w:line="240" w:lineRule="auto"/>
-        <w:jc w:val="center"/>
-        <w:rPr>
-          <w:rFonts w:eastAsia="Times New Roman" w:cs="Times New Roman"/>
-          <w:b/>
-          <w:szCs w:val="28"/>
-          <w:lang w:eastAsia="ru-RU"/>
-        </w:rPr>
-      </w:pPr>
-      <w:r>
-        <w:rPr>
-          <w:rFonts w:eastAsia="Times New Roman" w:cs="Times New Roman"/>
-          <w:b/>
-          <w:szCs w:val="28"/>
-          <w:lang w:eastAsia="ru-RU"/>
-        </w:rPr>
-        <w:t xml:space="preserve"> «Нижегородский Губернский колледж»</w:t>
-      </w:r>
-    </w:p>
-    <w:p>
-      <w:pPr>
-        <w:spacing w:line="240" w:lineRule="auto"/>
-        <w:jc w:val="center"/>
         <w:rPr>
           <w:rFonts w:eastAsia="Times New Roman" w:cs="Times New Roman"/>
           <w:szCs w:val="28"/>
           <w:lang w:eastAsia="ru-RU"/>
         </w:rPr>
+        <w:t>Министерство образования и науки Нижегородской области</w:t>
+      </w:r>
+    </w:p>
+    <w:p>
+      <w:pPr>
+        <w:spacing w:line="172" w:lineRule="exact"/>
+        <w:ind w:firstLine="0"/>
+        <w:jc w:val="left"/>
+        <w:rPr>
+          <w:rFonts w:eastAsia="Times New Roman" w:cs="Times New Roman"/>
+          <w:sz w:val="20"/>
+          <w:szCs w:val="20"/>
+          <w:lang w:eastAsia="ru-RU"/>
+        </w:rPr>
       </w:pPr>
     </w:p>
     <w:p>
       <w:pPr>
         <w:spacing w:line="240" w:lineRule="auto"/>
+        <w:ind w:right="-299" w:firstLine="0"/>
         <w:jc w:val="center"/>
+        <w:rPr>
+          <w:rFonts w:eastAsia="Times New Roman" w:cs="Times New Roman"/>
+          <w:sz w:val="20"/>
+          <w:szCs w:val="20"/>
+          <w:lang w:eastAsia="ru-RU"/>
+        </w:rPr>
+      </w:pPr>
+      <w:r>
+        <w:rPr>
+          <w:rFonts w:eastAsia="Times New Roman" w:cs="Times New Roman"/>
+          <w:sz w:val="27"/>
+          <w:szCs w:val="27"/>
+          <w:lang w:eastAsia="ru-RU"/>
+        </w:rPr>
+        <w:t>Государственное бюджетное профессиональное образовательное учреждение</w:t>
+      </w:r>
+    </w:p>
+    <w:p>
+      <w:pPr>
+        <w:spacing w:line="240" w:lineRule="auto"/>
+        <w:ind w:right="-299" w:firstLine="0"/>
+        <w:jc w:val="center"/>
+        <w:rPr>
+          <w:rFonts w:eastAsia="Times New Roman" w:cs="Times New Roman"/>
+          <w:sz w:val="20"/>
+          <w:szCs w:val="20"/>
+          <w:lang w:eastAsia="ru-RU"/>
+        </w:rPr>
+      </w:pPr>
+      <w:r>
         <w:rPr>
           <w:rFonts w:eastAsia="Times New Roman" w:cs="Times New Roman"/>
           <w:szCs w:val="28"/>
           <w:lang w:eastAsia="ru-RU"/>
         </w:rPr>
+        <w:t>"Нижегородский Губернский колледж"</w:t>
+      </w:r>
+    </w:p>
+    <w:p>
+      <w:pPr>
+        <w:spacing w:line="200" w:lineRule="exact"/>
+        <w:ind w:firstLine="0"/>
+        <w:jc w:val="left"/>
+        <w:rPr>
+          <w:rFonts w:eastAsia="Times New Roman" w:cs="Times New Roman"/>
+          <w:sz w:val="20"/>
+          <w:szCs w:val="20"/>
+          <w:lang w:eastAsia="ru-RU"/>
+        </w:rPr>
+      </w:pPr>
+    </w:p>
+    <w:p>
+      <w:pPr>
+        <w:spacing w:line="376" w:lineRule="exact"/>
+        <w:ind w:firstLine="0"/>
+        <w:jc w:val="left"/>
+        <w:rPr>
+          <w:rFonts w:eastAsia="Times New Roman" w:cs="Times New Roman"/>
+          <w:sz w:val="20"/>
+          <w:szCs w:val="20"/>
+          <w:lang w:eastAsia="ru-RU"/>
+        </w:rPr>
       </w:pPr>
     </w:p>
     <w:p>
       <w:pPr>
         <w:spacing w:line="240" w:lineRule="auto"/>
-        <w:jc w:val="center"/>
+        <w:ind w:left="5640" w:firstLine="0"/>
+        <w:jc w:val="left"/>
+        <w:rPr>
+          <w:rFonts w:eastAsia="Times New Roman" w:cs="Times New Roman"/>
+          <w:sz w:val="20"/>
+          <w:szCs w:val="20"/>
+          <w:lang w:eastAsia="ru-RU"/>
+        </w:rPr>
+      </w:pPr>
+      <w:r>
         <w:rPr>
           <w:rFonts w:eastAsia="Times New Roman" w:cs="Times New Roman"/>
           <w:szCs w:val="28"/>
           <w:lang w:eastAsia="ru-RU"/>
         </w:rPr>
-      </w:pPr>
-    </w:p>
-    <w:p>
-      <w:pPr>
-        <w:spacing w:line="240" w:lineRule="auto"/>
-        <w:jc w:val="center"/>
+        <w:t>Допустить к защите</w:t>
+      </w:r>
+    </w:p>
+    <w:p>
+      <w:pPr>
+        <w:spacing w:line="48" w:lineRule="exact"/>
+        <w:ind w:firstLine="0"/>
+        <w:jc w:val="left"/>
         <w:rPr>
           <w:rFonts w:eastAsia="Times New Roman" w:cs="Times New Roman"/>
-          <w:sz w:val="24"/>
+          <w:sz w:val="20"/>
           <w:szCs w:val="20"/>
           <w:lang w:eastAsia="ru-RU"/>
         </w:rPr>
@@ -113,25 +142,48 @@
     <w:p>
       <w:pPr>
         <w:spacing w:line="240" w:lineRule="auto"/>
-        <w:ind w:left="6096" w:firstLine="204"/>
-        <w:jc w:val="center"/>
+        <w:ind w:left="5640" w:firstLine="0"/>
+        <w:jc w:val="left"/>
         <w:rPr>
           <w:rFonts w:eastAsia="Times New Roman" w:cs="Times New Roman"/>
-          <w:sz w:val="24"/>
+          <w:sz w:val="20"/>
           <w:szCs w:val="20"/>
           <w:lang w:eastAsia="ru-RU"/>
         </w:rPr>
       </w:pPr>
-    </w:p>
-    <w:p>
-      <w:pPr>
-        <w:spacing w:line="240" w:lineRule="auto"/>
-        <w:ind w:left="6521" w:firstLine="142"/>
+      <w:r>
         <w:rPr>
           <w:rFonts w:eastAsia="Times New Roman" w:cs="Times New Roman"/>
           <w:szCs w:val="28"/>
           <w:lang w:eastAsia="ru-RU"/>
         </w:rPr>
+        <w:t>Зам. директора по УР</w:t>
+      </w:r>
+    </w:p>
+    <w:p>
+      <w:pPr>
+        <w:spacing w:line="50" w:lineRule="exact"/>
+        <w:ind w:firstLine="0"/>
+        <w:jc w:val="left"/>
+        <w:rPr>
+          <w:rFonts w:eastAsia="Times New Roman" w:cs="Times New Roman"/>
+          <w:sz w:val="20"/>
+          <w:szCs w:val="20"/>
+          <w:lang w:eastAsia="ru-RU"/>
+        </w:rPr>
+      </w:pPr>
+    </w:p>
+    <w:p>
+      <w:pPr>
+        <w:spacing w:line="240" w:lineRule="auto"/>
+        <w:ind w:left="5640" w:firstLine="0"/>
+        <w:jc w:val="left"/>
+        <w:rPr>
+          <w:rFonts w:eastAsia="Times New Roman" w:cs="Times New Roman"/>
+          <w:sz w:val="20"/>
+          <w:szCs w:val="20"/>
+          <w:lang w:eastAsia="ru-RU"/>
+        </w:rPr>
       </w:pPr>
       <w:r>
         <w:rPr>
@@ -139,34 +191,303 @@
           <w:szCs w:val="28"/>
           <w:lang w:eastAsia="ru-RU"/>
         </w:rPr>
-        <w:t>Допу</w:t>
-      </w:r>
+        <w:t>О.Ю. Овчинникова</w:t>
+      </w:r>
+    </w:p>
+    <w:p>
+      <w:pPr>
+        <w:spacing w:line="48" w:lineRule="exact"/>
+        <w:ind w:firstLine="0"/>
+        <w:jc w:val="left"/>
+        <w:rPr>
+          <w:rFonts w:eastAsia="Times New Roman" w:cs="Times New Roman"/>
+          <w:sz w:val="20"/>
+          <w:szCs w:val="20"/>
+          <w:lang w:eastAsia="ru-RU"/>
+        </w:rPr>
+      </w:pPr>
+    </w:p>
+    <w:p>
+      <w:pPr>
+        <w:spacing w:line="240" w:lineRule="auto"/>
+        <w:ind w:left="5640" w:firstLine="0"/>
+        <w:jc w:val="left"/>
+        <w:rPr>
+          <w:rFonts w:eastAsia="Times New Roman" w:cs="Times New Roman"/>
+          <w:sz w:val="20"/>
+          <w:szCs w:val="20"/>
+          <w:lang w:eastAsia="ru-RU"/>
+        </w:rPr>
+      </w:pPr>
       <w:r>
         <w:rPr>
           <w:rFonts w:eastAsia="Times New Roman" w:cs="Times New Roman"/>
           <w:szCs w:val="28"/>
           <w:lang w:eastAsia="ru-RU"/>
         </w:rPr>
-        <w:t>стить</w:t>
-      </w:r>
+        <w:t>___________________</w:t>
+      </w:r>
+    </w:p>
+    <w:p>
+      <w:pPr>
+        <w:spacing w:line="48" w:lineRule="exact"/>
+        <w:ind w:firstLine="0"/>
+        <w:jc w:val="left"/>
+        <w:rPr>
+          <w:rFonts w:eastAsia="Times New Roman" w:cs="Times New Roman"/>
+          <w:sz w:val="20"/>
+          <w:szCs w:val="20"/>
+          <w:lang w:eastAsia="ru-RU"/>
+        </w:rPr>
+      </w:pPr>
+    </w:p>
+    <w:p>
+      <w:pPr>
+        <w:spacing w:line="240" w:lineRule="auto"/>
+        <w:ind w:left="5640" w:firstLine="0"/>
+        <w:jc w:val="left"/>
+        <w:rPr>
+          <w:rFonts w:eastAsia="Times New Roman" w:cs="Times New Roman"/>
+          <w:sz w:val="20"/>
+          <w:szCs w:val="20"/>
+          <w:lang w:eastAsia="ru-RU"/>
+        </w:rPr>
+      </w:pPr>
+      <w:r>
+        <w:rPr>
+          <w:rFonts w:eastAsia="Times New Roman" w:cs="Times New Roman"/>
+          <w:b/>
+          <w:bCs/>
+          <w:szCs w:val="28"/>
+          <w:lang w:eastAsia="ru-RU"/>
+        </w:rPr>
+        <w:t>«_____»____________</w:t>
+      </w:r>
+    </w:p>
+    <w:p>
+      <w:pPr>
+        <w:spacing w:line="338" w:lineRule="exact"/>
+        <w:ind w:firstLine="0"/>
+        <w:jc w:val="left"/>
+        <w:rPr>
+          <w:rFonts w:eastAsia="Times New Roman" w:cs="Times New Roman"/>
+          <w:sz w:val="20"/>
+          <w:szCs w:val="20"/>
+          <w:lang w:eastAsia="ru-RU"/>
+        </w:rPr>
+      </w:pPr>
+    </w:p>
+    <w:p>
+      <w:pPr>
+        <w:spacing w:line="240" w:lineRule="auto"/>
+        <w:ind w:firstLine="0"/>
+        <w:jc w:val="center"/>
+        <w:rPr>
+          <w:rFonts w:eastAsia="Times New Roman" w:cs="Times New Roman"/>
+          <w:b/>
+          <w:bCs/>
+          <w:szCs w:val="28"/>
+          <w:lang w:eastAsia="ru-RU"/>
+        </w:rPr>
+      </w:pPr>
+    </w:p>
+    <w:p>
+      <w:pPr>
+        <w:spacing w:line="240" w:lineRule="auto"/>
+        <w:ind w:firstLine="0"/>
+        <w:jc w:val="center"/>
+        <w:rPr>
+          <w:rFonts w:eastAsia="Times New Roman" w:cs="Times New Roman"/>
+          <w:b/>
+          <w:bCs/>
+          <w:szCs w:val="28"/>
+          <w:lang w:eastAsia="ru-RU"/>
+        </w:rPr>
+      </w:pPr>
+    </w:p>
+    <w:p>
+      <w:pPr>
+        <w:spacing w:line="240" w:lineRule="auto"/>
+        <w:ind w:firstLine="0"/>
+        <w:jc w:val="center"/>
+        <w:rPr>
+          <w:rFonts w:eastAsia="Times New Roman" w:cs="Times New Roman"/>
+          <w:sz w:val="20"/>
+          <w:szCs w:val="20"/>
+          <w:lang w:eastAsia="ru-RU"/>
+        </w:rPr>
+      </w:pPr>
+      <w:r>
+        <w:rPr>
+          <w:rFonts w:eastAsia="Times New Roman" w:cs="Times New Roman"/>
+          <w:b/>
+          <w:bCs/>
+          <w:szCs w:val="28"/>
+          <w:lang w:eastAsia="ru-RU"/>
+        </w:rPr>
+        <w:t>ДИПЛОМНАЯ РАБОТА</w:t>
+      </w:r>
+    </w:p>
+    <w:p>
+      <w:pPr>
+        <w:spacing w:line="352" w:lineRule="auto"/>
+        <w:ind w:firstLine="0"/>
+        <w:jc w:val="center"/>
+        <w:rPr>
+          <w:rFonts w:eastAsia="Times New Roman" w:cs="Times New Roman"/>
+          <w:b/>
+          <w:bCs/>
+          <w:szCs w:val="28"/>
+          <w:lang w:eastAsia="ru-RU"/>
+        </w:rPr>
+      </w:pPr>
+    </w:p>
+    <w:p>
+      <w:pPr>
+        <w:spacing w:line="352" w:lineRule="auto"/>
+        <w:ind w:firstLine="0"/>
+        <w:jc w:val="center"/>
+        <w:rPr>
+          <w:rFonts w:eastAsia="Times New Roman" w:cs="Times New Roman"/>
+          <w:sz w:val="20"/>
+          <w:szCs w:val="20"/>
+          <w:lang w:eastAsia="ru-RU"/>
+        </w:rPr>
+      </w:pPr>
+      <w:r>
+        <w:rPr>
+          <w:rFonts w:eastAsia="Times New Roman" w:cs="Times New Roman"/>
+          <w:b/>
+          <w:bCs/>
+          <w:szCs w:val="28"/>
+          <w:lang w:eastAsia="ru-RU"/>
+        </w:rPr>
+        <w:t>на тему: Разработка АИС с элементами геймификации для мониторинга успеваемости и учебной активности обучающихся на платформе 1С: Предприятие</w:t>
+      </w:r>
+    </w:p>
+    <w:p>
+      <w:pPr>
+        <w:spacing w:line="250" w:lineRule="exact"/>
+        <w:ind w:firstLine="0"/>
+        <w:jc w:val="left"/>
+        <w:rPr>
+          <w:rFonts w:eastAsia="Times New Roman" w:cs="Times New Roman"/>
+          <w:sz w:val="20"/>
+          <w:szCs w:val="20"/>
+          <w:lang w:eastAsia="ru-RU"/>
+        </w:rPr>
+      </w:pPr>
+    </w:p>
+    <w:p>
+      <w:pPr>
+        <w:spacing w:line="160" w:lineRule="exact"/>
+        <w:ind w:firstLine="0"/>
+        <w:jc w:val="left"/>
+        <w:rPr>
+          <w:rFonts w:eastAsia="Times New Roman" w:cs="Times New Roman"/>
+          <w:sz w:val="20"/>
+          <w:szCs w:val="20"/>
+          <w:lang w:eastAsia="ru-RU"/>
+        </w:rPr>
+      </w:pPr>
+    </w:p>
+    <w:p>
+      <w:pPr>
+        <w:spacing w:line="240" w:lineRule="auto"/>
+        <w:ind w:firstLine="0"/>
+        <w:jc w:val="center"/>
+        <w:rPr>
+          <w:rFonts w:eastAsia="Times New Roman" w:cs="Times New Roman"/>
+          <w:sz w:val="20"/>
+          <w:szCs w:val="20"/>
+          <w:lang w:eastAsia="ru-RU"/>
+        </w:rPr>
+      </w:pPr>
       <w:r>
         <w:rPr>
           <w:rFonts w:eastAsia="Times New Roman" w:cs="Times New Roman"/>
           <w:szCs w:val="28"/>
           <w:lang w:eastAsia="ru-RU"/>
         </w:rPr>
-        <w:t xml:space="preserve"> к защите:</w:t>
-      </w:r>
-    </w:p>
-    <w:p>
-      <w:pPr>
-        <w:spacing w:line="240" w:lineRule="auto"/>
-        <w:ind w:left="6521" w:firstLine="142"/>
+        <w:t xml:space="preserve">Специальность </w:t>
+      </w:r>
+      <w:r>
+        <w:rPr>
+          <w:rFonts w:eastAsia="Times New Roman" w:cs="Times New Roman"/>
+          <w:b/>
+          <w:bCs/>
+          <w:szCs w:val="28"/>
+          <w:lang w:eastAsia="ru-RU"/>
+        </w:rPr>
+        <w:t>09.02.03</w:t>
+      </w:r>
+      <w:r>
         <w:rPr>
           <w:rFonts w:eastAsia="Times New Roman" w:cs="Times New Roman"/>
           <w:szCs w:val="28"/>
           <w:lang w:eastAsia="ru-RU"/>
         </w:rPr>
+        <w:t xml:space="preserve"> </w:t>
+      </w:r>
+      <w:r>
+        <w:rPr>
+          <w:rFonts w:eastAsia="Times New Roman" w:cs="Times New Roman"/>
+          <w:b/>
+          <w:bCs/>
+          <w:szCs w:val="28"/>
+          <w:lang w:eastAsia="ru-RU"/>
+        </w:rPr>
+        <w:t>Программирование в компьютерных системах</w:t>
+      </w:r>
+    </w:p>
+    <w:p>
+      <w:pPr>
+        <w:spacing w:line="200" w:lineRule="exact"/>
+        <w:ind w:firstLine="0"/>
+        <w:jc w:val="left"/>
+        <w:rPr>
+          <w:rFonts w:eastAsia="Times New Roman" w:cs="Times New Roman"/>
+          <w:sz w:val="20"/>
+          <w:szCs w:val="20"/>
+          <w:lang w:eastAsia="ru-RU"/>
+        </w:rPr>
+      </w:pPr>
+    </w:p>
+    <w:p>
+      <w:pPr>
+        <w:spacing w:line="200" w:lineRule="exact"/>
+        <w:ind w:firstLine="0"/>
+        <w:jc w:val="left"/>
+        <w:rPr>
+          <w:rFonts w:eastAsia="Times New Roman" w:cs="Times New Roman"/>
+          <w:sz w:val="20"/>
+          <w:szCs w:val="20"/>
+          <w:lang w:eastAsia="ru-RU"/>
+        </w:rPr>
+      </w:pPr>
+    </w:p>
+    <w:p>
+      <w:pPr>
+        <w:spacing w:line="325" w:lineRule="exact"/>
+        <w:ind w:firstLine="0"/>
+        <w:jc w:val="left"/>
+        <w:rPr>
+          <w:rFonts w:eastAsia="Times New Roman" w:cs="Times New Roman"/>
+          <w:sz w:val="20"/>
+          <w:szCs w:val="20"/>
+          <w:lang w:eastAsia="ru-RU"/>
+        </w:rPr>
+      </w:pPr>
+    </w:p>
+    <w:p>
+      <w:pPr>
+        <w:ind w:left="3969" w:firstLine="0"/>
+        <w:rPr>
+          <w:rFonts w:eastAsia="Times New Roman" w:cs="Times New Roman"/>
+          <w:sz w:val="20"/>
+          <w:szCs w:val="20"/>
+          <w:lang w:eastAsia="ru-RU"/>
+        </w:rPr>
       </w:pPr>
       <w:r>
         <w:rPr>
@@ -174,53 +495,181 @@
           <w:szCs w:val="28"/>
           <w:lang w:eastAsia="ru-RU"/>
         </w:rPr>
-        <w:t>Зам. Директора по УР</w:t>
-      </w:r>
-    </w:p>
-    <w:p>
-      <w:pPr>
+        <w:t>Выполнил</w:t>
+      </w:r>
+    </w:p>
+    <w:p>
+      <w:pPr>
+        <w:tabs>
+          <w:tab w:val="left" w:pos="3285"/>
+        </w:tabs>
         <w:spacing w:line="240" w:lineRule="auto"/>
-        <w:ind w:left="6521" w:firstLine="142"/>
+        <w:ind w:left="3969" w:firstLine="0"/>
+        <w:rPr>
+          <w:rFonts w:eastAsia="Times New Roman" w:cs="Times New Roman"/>
+          <w:sz w:val="20"/>
+          <w:szCs w:val="20"/>
+          <w:lang w:eastAsia="ru-RU"/>
+        </w:rPr>
+      </w:pPr>
+      <w:r>
         <w:rPr>
           <w:rFonts w:eastAsia="Times New Roman" w:cs="Times New Roman"/>
           <w:szCs w:val="28"/>
           <w:lang w:eastAsia="ru-RU"/>
         </w:rPr>
-      </w:pPr>
-      <w:proofErr w:type="spellStart"/>
+        <w:t xml:space="preserve">Студент________________ </w:t>
+      </w:r>
       <w:r>
         <w:rPr>
           <w:rFonts w:eastAsia="Times New Roman" w:cs="Times New Roman"/>
           <w:szCs w:val="28"/>
           <w:lang w:eastAsia="ru-RU"/>
         </w:rPr>
-        <w:t>О.Ю.Овчинникова</w:t>
-      </w:r>
-      <w:proofErr w:type="spellEnd"/>
+        <w:t>В.В. Батракова</w:t>
+      </w:r>
+    </w:p>
+    <w:p>
+      <w:pPr>
+        <w:spacing w:line="20" w:lineRule="exact"/>
+        <w:ind w:left="3969" w:firstLine="0"/>
+        <w:rPr>
+          <w:rFonts w:eastAsia="Times New Roman" w:cs="Times New Roman"/>
+          <w:sz w:val="20"/>
+          <w:szCs w:val="20"/>
+          <w:lang w:eastAsia="ru-RU"/>
+        </w:rPr>
+      </w:pPr>
+    </w:p>
+    <w:p>
+      <w:pPr>
+        <w:spacing w:line="240" w:lineRule="auto"/>
+        <w:ind w:left="3969" w:firstLine="0"/>
+        <w:rPr>
+          <w:rFonts w:eastAsia="Times New Roman" w:cs="Times New Roman"/>
+          <w:sz w:val="20"/>
+          <w:szCs w:val="20"/>
+          <w:lang w:eastAsia="ru-RU"/>
+        </w:rPr>
+      </w:pPr>
+      <w:r>
+        <w:rPr>
+          <w:rFonts w:eastAsia="Times New Roman" w:cs="Times New Roman"/>
+          <w:sz w:val="18"/>
+          <w:szCs w:val="18"/>
+          <w:lang w:eastAsia="ru-RU"/>
+        </w:rPr>
+        <w:t xml:space="preserve">         </w:t>
+      </w:r>
+      <w:r>
+        <w:rPr>
+          <w:rFonts w:eastAsia="Times New Roman" w:cs="Times New Roman"/>
+          <w:sz w:val="18"/>
+          <w:szCs w:val="18"/>
+          <w:lang w:eastAsia="ru-RU"/>
+        </w:rPr>
+        <w:tab/>
+      </w:r>
+      <w:r>
+        <w:rPr>
+          <w:rFonts w:eastAsia="Times New Roman" w:cs="Times New Roman"/>
+          <w:sz w:val="18"/>
+          <w:szCs w:val="18"/>
+          <w:lang w:eastAsia="ru-RU"/>
+        </w:rPr>
+        <w:tab/>
+        <w:t xml:space="preserve">    подпись</w:t>
+      </w:r>
+    </w:p>
+    <w:p>
+      <w:pPr>
+        <w:ind w:left="3969" w:firstLine="0"/>
+        <w:rPr>
+          <w:rFonts w:eastAsia="Times New Roman" w:cs="Times New Roman"/>
+          <w:sz w:val="20"/>
+          <w:szCs w:val="20"/>
+          <w:lang w:eastAsia="ru-RU"/>
+        </w:rPr>
+      </w:pPr>
       <w:r>
         <w:rPr>
           <w:rFonts w:eastAsia="Times New Roman" w:cs="Times New Roman"/>
           <w:szCs w:val="28"/>
           <w:lang w:eastAsia="ru-RU"/>
         </w:rPr>
-        <w:t xml:space="preserve"> </w:t>
-      </w:r>
-    </w:p>
-    <w:p>
-      <w:pPr>
+        <w:t>Группа 41П курс 4</w:t>
+      </w:r>
+    </w:p>
+    <w:p>
+      <w:pPr>
+        <w:tabs>
+          <w:tab w:val="left" w:pos="3315"/>
+        </w:tabs>
         <w:spacing w:line="240" w:lineRule="auto"/>
-        <w:ind w:left="6521" w:firstLine="142"/>
+        <w:ind w:left="3969" w:firstLine="0"/>
+        <w:rPr>
+          <w:rFonts w:eastAsia="Times New Roman" w:cs="Times New Roman"/>
+          <w:sz w:val="20"/>
+          <w:szCs w:val="20"/>
+          <w:lang w:eastAsia="ru-RU"/>
+        </w:rPr>
+      </w:pPr>
+      <w:r>
         <w:rPr>
           <w:rFonts w:eastAsia="Times New Roman" w:cs="Times New Roman"/>
           <w:szCs w:val="28"/>
           <w:lang w:eastAsia="ru-RU"/>
         </w:rPr>
-      </w:pPr>
+        <w:t>Руководитель____________ М.В. Полетаева</w:t>
+      </w:r>
     </w:p>
     <w:p>
       <w:pPr>
         <w:spacing w:line="240" w:lineRule="auto"/>
-        <w:ind w:left="6521" w:firstLine="142"/>
+        <w:ind w:left="3969" w:firstLine="708"/>
+        <w:rPr>
+          <w:rFonts w:eastAsia="Times New Roman" w:cs="Times New Roman"/>
+          <w:sz w:val="20"/>
+          <w:szCs w:val="20"/>
+          <w:lang w:eastAsia="ru-RU"/>
+        </w:rPr>
+      </w:pPr>
+      <w:r>
+        <w:rPr>
+          <w:rFonts w:eastAsia="Times New Roman" w:cs="Times New Roman"/>
+          <w:sz w:val="18"/>
+          <w:szCs w:val="18"/>
+          <w:lang w:eastAsia="ru-RU"/>
+        </w:rPr>
+        <w:t xml:space="preserve">    </w:t>
+      </w:r>
+      <w:r>
+        <w:rPr>
+          <w:rFonts w:eastAsia="Times New Roman" w:cs="Times New Roman"/>
+          <w:sz w:val="18"/>
+          <w:szCs w:val="18"/>
+          <w:lang w:eastAsia="ru-RU"/>
+        </w:rPr>
+        <w:tab/>
+      </w:r>
+      <w:r>
+        <w:rPr>
+          <w:rFonts w:eastAsia="Times New Roman" w:cs="Times New Roman"/>
+          <w:sz w:val="18"/>
+          <w:szCs w:val="18"/>
+          <w:lang w:eastAsia="ru-RU"/>
+        </w:rPr>
+        <w:tab/>
+        <w:t xml:space="preserve">             подпись</w:t>
+      </w:r>
+    </w:p>
+    <w:p>
+      <w:pPr>
+        <w:tabs>
+          <w:tab w:val="left" w:pos="2760"/>
+        </w:tabs>
+        <w:spacing w:line="240" w:lineRule="auto"/>
+        <w:ind w:left="3969" w:firstLine="0"/>
         <w:rPr>
           <w:rFonts w:eastAsia="Times New Roman" w:cs="Times New Roman"/>
           <w:szCs w:val="28"/>
@@ -233,7 +682,7 @@
           <w:szCs w:val="28"/>
           <w:lang w:eastAsia="ru-RU"/>
         </w:rPr>
-        <w:t>____________</w:t>
+        <w:t xml:space="preserve">Рецензент___________ </w:t>
       </w:r>
       <w:r>
         <w:rPr>
@@ -241,485 +690,202 @@
           <w:szCs w:val="28"/>
           <w:lang w:eastAsia="ru-RU"/>
         </w:rPr>
-        <w:t>____</w:t>
-      </w:r>
-      <w:r>
+        <w:t>Е.П. Голубева</w:t>
+      </w:r>
+    </w:p>
+    <w:p>
+      <w:pPr>
+        <w:spacing w:line="240" w:lineRule="auto"/>
+        <w:ind w:left="3969" w:firstLine="0"/>
+        <w:rPr>
+          <w:rFonts w:eastAsia="Times New Roman" w:cs="Times New Roman"/>
+          <w:sz w:val="20"/>
+          <w:szCs w:val="20"/>
+          <w:lang w:eastAsia="ru-RU"/>
+        </w:rPr>
+      </w:pPr>
+      <w:r>
+        <w:rPr>
+          <w:rFonts w:eastAsia="Times New Roman" w:cs="Times New Roman"/>
+          <w:sz w:val="18"/>
+          <w:szCs w:val="18"/>
+          <w:lang w:eastAsia="ru-RU"/>
+        </w:rPr>
+        <w:t xml:space="preserve">      </w:t>
+      </w:r>
+      <w:r>
+        <w:rPr>
+          <w:rFonts w:eastAsia="Times New Roman" w:cs="Times New Roman"/>
+          <w:sz w:val="18"/>
+          <w:szCs w:val="18"/>
+          <w:lang w:eastAsia="ru-RU"/>
+        </w:rPr>
+        <w:tab/>
+      </w:r>
+      <w:r>
+        <w:rPr>
+          <w:rFonts w:eastAsia="Times New Roman" w:cs="Times New Roman"/>
+          <w:sz w:val="18"/>
+          <w:szCs w:val="18"/>
+          <w:lang w:eastAsia="ru-RU"/>
+        </w:rPr>
+        <w:tab/>
+      </w:r>
+      <w:r>
+        <w:rPr>
+          <w:rFonts w:eastAsia="Times New Roman" w:cs="Times New Roman"/>
+          <w:sz w:val="18"/>
+          <w:szCs w:val="18"/>
+          <w:lang w:eastAsia="ru-RU"/>
+        </w:rPr>
+        <w:tab/>
+        <w:t>подпись</w:t>
+      </w:r>
+    </w:p>
+    <w:p>
+      <w:pPr>
+        <w:spacing w:line="240" w:lineRule="auto"/>
+        <w:ind w:firstLine="0"/>
+        <w:jc w:val="center"/>
         <w:rPr>
           <w:rFonts w:eastAsia="Times New Roman" w:cs="Times New Roman"/>
           <w:szCs w:val="28"/>
           <w:lang w:eastAsia="ru-RU"/>
         </w:rPr>
-        <w:t xml:space="preserve"> </w:t>
-      </w:r>
+      </w:pPr>
     </w:p>
     <w:p>
       <w:pPr>
         <w:spacing w:line="240" w:lineRule="auto"/>
-        <w:ind w:left="6521" w:firstLine="0"/>
+        <w:ind w:firstLine="0"/>
+        <w:jc w:val="center"/>
         <w:rPr>
           <w:rFonts w:eastAsia="Times New Roman" w:cs="Times New Roman"/>
           <w:szCs w:val="28"/>
           <w:lang w:eastAsia="ru-RU"/>
         </w:rPr>
       </w:pPr>
-      <w:r>
+    </w:p>
+    <w:p>
+      <w:pPr>
+        <w:spacing w:line="240" w:lineRule="auto"/>
+        <w:ind w:firstLine="0"/>
+        <w:jc w:val="center"/>
         <w:rPr>
           <w:rFonts w:eastAsia="Times New Roman" w:cs="Times New Roman"/>
           <w:szCs w:val="28"/>
           <w:lang w:eastAsia="ru-RU"/>
         </w:rPr>
-        <w:t xml:space="preserve"> «</w:t>
-      </w:r>
-      <w:r>
+      </w:pPr>
+    </w:p>
+    <w:p>
+      <w:pPr>
+        <w:spacing w:line="240" w:lineRule="auto"/>
+        <w:ind w:firstLine="0"/>
         <w:rPr>
           <w:rFonts w:eastAsia="Times New Roman" w:cs="Times New Roman"/>
           <w:szCs w:val="28"/>
           <w:lang w:eastAsia="ru-RU"/>
         </w:rPr>
-        <w:t>_</w:t>
-      </w:r>
-      <w:proofErr w:type="gramStart"/>
-      <w:r>
+      </w:pPr>
+    </w:p>
+    <w:p>
+      <w:pPr>
+        <w:spacing w:line="240" w:lineRule="auto"/>
+        <w:ind w:firstLine="0"/>
+        <w:jc w:val="center"/>
         <w:rPr>
           <w:rFonts w:eastAsia="Times New Roman" w:cs="Times New Roman"/>
           <w:szCs w:val="28"/>
           <w:lang w:eastAsia="ru-RU"/>
         </w:rPr>
-        <w:t>_</w:t>
-      </w:r>
-      <w:r>
+      </w:pPr>
+    </w:p>
+    <w:p>
+      <w:pPr>
+        <w:spacing w:line="240" w:lineRule="auto"/>
+        <w:ind w:firstLine="0"/>
+        <w:jc w:val="center"/>
         <w:rPr>
           <w:rFonts w:eastAsia="Times New Roman" w:cs="Times New Roman"/>
           <w:szCs w:val="28"/>
           <w:lang w:eastAsia="ru-RU"/>
         </w:rPr>
-        <w:t>»_</w:t>
-      </w:r>
-      <w:proofErr w:type="gramEnd"/>
-      <w:r>
+      </w:pPr>
+    </w:p>
+    <w:p>
+      <w:pPr>
+        <w:spacing w:line="240" w:lineRule="auto"/>
+        <w:ind w:firstLine="0"/>
+        <w:jc w:val="center"/>
         <w:rPr>
           <w:rFonts w:eastAsia="Times New Roman" w:cs="Times New Roman"/>
           <w:szCs w:val="28"/>
           <w:lang w:eastAsia="ru-RU"/>
         </w:rPr>
-        <w:t>_</w:t>
-      </w:r>
-      <w:r>
+      </w:pPr>
+    </w:p>
+    <w:p>
+      <w:pPr>
+        <w:spacing w:line="240" w:lineRule="auto"/>
+        <w:ind w:firstLine="0"/>
+        <w:jc w:val="center"/>
         <w:rPr>
           <w:rFonts w:eastAsia="Times New Roman" w:cs="Times New Roman"/>
           <w:szCs w:val="28"/>
           <w:lang w:eastAsia="ru-RU"/>
         </w:rPr>
-        <w:t>____</w:t>
-      </w:r>
-      <w:r>
+      </w:pPr>
+    </w:p>
+    <w:p>
+      <w:pPr>
+        <w:spacing w:line="240" w:lineRule="auto"/>
+        <w:ind w:firstLine="0"/>
+        <w:jc w:val="left"/>
         <w:rPr>
           <w:rFonts w:eastAsia="Times New Roman" w:cs="Times New Roman"/>
           <w:szCs w:val="28"/>
           <w:lang w:eastAsia="ru-RU"/>
         </w:rPr>
-        <w:t>__20</w:t>
-      </w:r>
-      <w:r>
+      </w:pPr>
+    </w:p>
+    <w:p>
+      <w:pPr>
+        <w:ind w:firstLine="0"/>
+        <w:jc w:val="center"/>
         <w:rPr>
           <w:rFonts w:eastAsia="Times New Roman" w:cs="Times New Roman"/>
-          <w:szCs w:val="28"/>
-          <w:u w:val="single"/>
+          <w:sz w:val="20"/>
+          <w:szCs w:val="20"/>
           <w:lang w:eastAsia="ru-RU"/>
         </w:rPr>
-        <w:t>25</w:t>
-      </w:r>
+      </w:pPr>
       <w:r>
         <w:rPr>
           <w:rFonts w:eastAsia="Times New Roman" w:cs="Times New Roman"/>
           <w:szCs w:val="28"/>
           <w:lang w:eastAsia="ru-RU"/>
         </w:rPr>
-        <w:t>г.</w:t>
-      </w:r>
-    </w:p>
-    <w:p>
-      <w:pPr>
-        <w:spacing w:line="240" w:lineRule="auto"/>
-        <w:ind w:left="5670"/>
+        <w:t>Нижний Новгород</w:t>
+      </w:r>
+    </w:p>
+    <w:p>
+      <w:pPr>
+        <w:ind w:firstLine="0"/>
         <w:jc w:val="center"/>
         <w:rPr>
-          <w:rFonts w:eastAsia="Times New Roman" w:cs="Times New Roman"/>
+          <w:rFonts w:cs="Times New Roman"/>
           <w:sz w:val="24"/>
-          <w:szCs w:val="20"/>
-          <w:lang w:eastAsia="ru-RU"/>
-        </w:rPr>
-      </w:pPr>
-    </w:p>
-    <w:p>
-      <w:pPr>
-        <w:spacing w:line="240" w:lineRule="auto"/>
-        <w:jc w:val="center"/>
-        <w:rPr>
-          <w:rFonts w:eastAsia="Times New Roman" w:cs="Times New Roman"/>
-          <w:sz w:val="24"/>
-          <w:szCs w:val="20"/>
-          <w:lang w:eastAsia="ru-RU"/>
-        </w:rPr>
-      </w:pPr>
-    </w:p>
-    <w:p>
-      <w:pPr>
-        <w:spacing w:line="240" w:lineRule="auto"/>
-        <w:jc w:val="center"/>
-        <w:rPr>
-          <w:rFonts w:eastAsia="Times New Roman" w:cs="Times New Roman"/>
-          <w:sz w:val="24"/>
-          <w:szCs w:val="20"/>
-          <w:lang w:eastAsia="ru-RU"/>
-        </w:rPr>
-      </w:pPr>
-    </w:p>
-    <w:p>
-      <w:pPr>
-        <w:spacing w:line="240" w:lineRule="auto"/>
-        <w:jc w:val="center"/>
-        <w:rPr>
-          <w:rFonts w:eastAsia="Times New Roman" w:cs="Times New Roman"/>
-          <w:sz w:val="24"/>
-          <w:szCs w:val="20"/>
-          <w:lang w:eastAsia="ru-RU"/>
-        </w:rPr>
-      </w:pPr>
-    </w:p>
-    <w:p>
-      <w:pPr>
-        <w:spacing w:line="240" w:lineRule="auto"/>
-        <w:jc w:val="center"/>
-        <w:rPr>
-          <w:rFonts w:eastAsia="Times New Roman" w:cs="Times New Roman"/>
-          <w:b/>
-          <w:sz w:val="44"/>
-          <w:szCs w:val="44"/>
-          <w:lang w:eastAsia="ru-RU"/>
-        </w:rPr>
-      </w:pPr>
-    </w:p>
-    <w:p>
-      <w:pPr>
-        <w:spacing w:line="240" w:lineRule="auto"/>
-        <w:jc w:val="center"/>
-        <w:rPr>
-          <w:rFonts w:eastAsia="Times New Roman" w:cs="Times New Roman"/>
-          <w:b/>
-          <w:sz w:val="44"/>
-          <w:szCs w:val="44"/>
-          <w:lang w:eastAsia="ru-RU"/>
-        </w:rPr>
-      </w:pPr>
-    </w:p>
-    <w:p>
-      <w:pPr>
-        <w:spacing w:line="240" w:lineRule="auto"/>
-        <w:jc w:val="center"/>
-        <w:rPr>
-          <w:rFonts w:eastAsia="Times New Roman" w:cs="Times New Roman"/>
-          <w:b/>
-          <w:sz w:val="44"/>
-          <w:szCs w:val="44"/>
-          <w:lang w:eastAsia="ru-RU"/>
-        </w:rPr>
-      </w:pPr>
-      <w:bookmarkStart w:id="0" w:name="_Toc156622573"/>
-      <w:r>
-        <w:rPr>
-          <w:rFonts w:eastAsia="Times New Roman" w:cs="Times New Roman"/>
-          <w:b/>
-          <w:sz w:val="44"/>
-          <w:szCs w:val="44"/>
-          <w:lang w:eastAsia="ru-RU"/>
-        </w:rPr>
-        <w:t>ДИПЛОМНАЯ РАБОТА</w:t>
-      </w:r>
-      <w:r>
-        <w:rPr>
-          <w:rFonts w:eastAsia="Times New Roman" w:cs="Times New Roman"/>
-          <w:b/>
-          <w:sz w:val="44"/>
-          <w:szCs w:val="44"/>
-          <w:lang w:eastAsia="ru-RU"/>
-        </w:rPr>
-        <w:t xml:space="preserve"> </w:t>
-      </w:r>
-    </w:p>
-    <w:p>
-      <w:pPr>
-        <w:spacing w:line="240" w:lineRule="auto"/>
-        <w:jc w:val="center"/>
-        <w:rPr>
-          <w:rFonts w:eastAsia="Times New Roman" w:cs="Times New Roman"/>
-          <w:b/>
-          <w:sz w:val="44"/>
-          <w:szCs w:val="44"/>
-          <w:lang w:eastAsia="ru-RU"/>
-        </w:rPr>
-      </w:pPr>
-    </w:p>
-    <w:bookmarkEnd w:id="0"/>
-    <w:p>
-      <w:pPr>
-        <w:spacing w:line="240" w:lineRule="auto"/>
-        <w:jc w:val="center"/>
-        <w:rPr>
-          <w:rFonts w:eastAsia="Times New Roman" w:cs="Times New Roman"/>
-          <w:b/>
-          <w:szCs w:val="28"/>
-          <w:lang w:eastAsia="ru-RU"/>
-        </w:rPr>
-      </w:pPr>
-      <w:r>
-        <w:rPr>
-          <w:rFonts w:eastAsia="Times New Roman" w:cs="Times New Roman"/>
-          <w:b/>
-          <w:szCs w:val="28"/>
-          <w:lang w:eastAsia="ru-RU"/>
-        </w:rPr>
-        <w:t>На тему:</w:t>
-      </w:r>
-      <w:r>
-        <w:t xml:space="preserve"> </w:t>
-      </w:r>
-      <w:r>
-        <w:rPr>
-          <w:rFonts w:eastAsia="Times New Roman" w:cs="Times New Roman"/>
-          <w:b/>
-          <w:szCs w:val="28"/>
-          <w:lang w:eastAsia="ru-RU"/>
-        </w:rPr>
-        <w:t>Разработка АИС с элементами геймификации для мониторинга успеваемости и учебной активности обучающихся на платформе 1С: Предприятие</w:t>
-      </w:r>
-    </w:p>
-    <w:p>
-      <w:pPr>
-        <w:spacing w:line="240" w:lineRule="auto"/>
-        <w:jc w:val="center"/>
-        <w:rPr>
-          <w:rFonts w:eastAsia="Times New Roman" w:cs="Times New Roman"/>
-          <w:sz w:val="24"/>
-          <w:szCs w:val="20"/>
-          <w:lang w:eastAsia="ru-RU"/>
-        </w:rPr>
-      </w:pPr>
-    </w:p>
-    <w:p>
-      <w:pPr>
-        <w:spacing w:line="240" w:lineRule="auto"/>
-        <w:jc w:val="center"/>
-        <w:rPr>
-          <w:rFonts w:eastAsia="Times New Roman" w:cs="Times New Roman"/>
-          <w:sz w:val="24"/>
-          <w:szCs w:val="20"/>
-          <w:lang w:eastAsia="ru-RU"/>
-        </w:rPr>
-      </w:pPr>
-    </w:p>
-    <w:p>
-      <w:pPr>
-        <w:spacing w:line="240" w:lineRule="auto"/>
-        <w:jc w:val="center"/>
-        <w:rPr>
-          <w:rFonts w:eastAsia="Times New Roman" w:cs="Times New Roman"/>
-          <w:sz w:val="24"/>
-          <w:szCs w:val="20"/>
-          <w:lang w:eastAsia="ru-RU"/>
-        </w:rPr>
-      </w:pPr>
-      <w:r>
-        <w:t xml:space="preserve">Специальность </w:t>
-      </w:r>
-      <w:r>
-        <w:rPr>
-          <w:b/>
-          <w:bCs/>
-        </w:rPr>
-        <w:t>09.02.05 Прикладная информатика (по отраслям)</w:t>
-      </w:r>
-    </w:p>
-    <w:p>
-      <w:pPr>
-        <w:spacing w:line="240" w:lineRule="auto"/>
-        <w:ind w:left="567"/>
-        <w:jc w:val="center"/>
-        <w:rPr>
-          <w:rFonts w:eastAsia="Times New Roman" w:cs="Times New Roman"/>
-          <w:sz w:val="24"/>
-          <w:szCs w:val="20"/>
-          <w:lang w:eastAsia="ru-RU"/>
-        </w:rPr>
-      </w:pPr>
-    </w:p>
-    <w:p>
-      <w:pPr>
-        <w:spacing w:line="240" w:lineRule="auto"/>
-        <w:ind w:left="567"/>
-        <w:jc w:val="center"/>
-        <w:rPr>
-          <w:rFonts w:eastAsia="Times New Roman" w:cs="Times New Roman"/>
-          <w:sz w:val="24"/>
-          <w:szCs w:val="20"/>
-          <w:lang w:eastAsia="ru-RU"/>
-        </w:rPr>
-      </w:pPr>
-    </w:p>
-    <w:p>
-      <w:pPr>
-        <w:spacing w:line="240" w:lineRule="auto"/>
-        <w:ind w:left="567"/>
-        <w:jc w:val="center"/>
-        <w:rPr>
-          <w:rFonts w:eastAsia="Times New Roman" w:cs="Times New Roman"/>
-          <w:sz w:val="24"/>
-          <w:szCs w:val="20"/>
-          <w:lang w:eastAsia="ru-RU"/>
-        </w:rPr>
-      </w:pPr>
-    </w:p>
-    <w:p>
-      <w:pPr>
-        <w:spacing w:line="240" w:lineRule="auto"/>
-        <w:ind w:left="567"/>
-        <w:jc w:val="center"/>
-        <w:rPr>
-          <w:rFonts w:eastAsia="Times New Roman" w:cs="Times New Roman"/>
-          <w:sz w:val="24"/>
-          <w:szCs w:val="20"/>
-          <w:lang w:eastAsia="ru-RU"/>
-        </w:rPr>
-      </w:pPr>
-    </w:p>
-    <w:p>
-      <w:pPr>
-        <w:spacing w:line="240" w:lineRule="auto"/>
-        <w:ind w:left="567"/>
-        <w:jc w:val="center"/>
-        <w:rPr>
-          <w:rFonts w:eastAsia="Times New Roman" w:cs="Times New Roman"/>
-          <w:sz w:val="24"/>
-          <w:szCs w:val="20"/>
-          <w:lang w:eastAsia="ru-RU"/>
-        </w:rPr>
-      </w:pPr>
-    </w:p>
-    <w:p>
-      <w:pPr>
-        <w:spacing w:line="240" w:lineRule="auto"/>
-        <w:ind w:left="567"/>
-        <w:jc w:val="center"/>
-        <w:rPr>
-          <w:rFonts w:eastAsia="Times New Roman" w:cs="Times New Roman"/>
-          <w:sz w:val="24"/>
-          <w:szCs w:val="20"/>
-          <w:lang w:eastAsia="ru-RU"/>
-        </w:rPr>
-      </w:pPr>
-    </w:p>
-    <w:p>
-      <w:pPr>
-        <w:spacing w:line="240" w:lineRule="auto"/>
-        <w:jc w:val="center"/>
+          <w:szCs w:val="24"/>
+        </w:rPr>
+      </w:pPr>
+      <w:r>
         <w:rPr>
           <w:rFonts w:eastAsia="Times New Roman" w:cs="Times New Roman"/>
           <w:szCs w:val="28"/>
           <w:lang w:eastAsia="ru-RU"/>
         </w:rPr>
-      </w:pPr>
-    </w:p>
-    <w:p>
-      <w:pPr>
-        <w:spacing w:line="240" w:lineRule="auto"/>
-        <w:ind w:firstLine="0"/>
-        <w:rPr>
-          <w:rFonts w:eastAsia="Times New Roman" w:cs="Times New Roman"/>
-          <w:szCs w:val="28"/>
-          <w:lang w:eastAsia="ru-RU"/>
-        </w:rPr>
-      </w:pPr>
-    </w:p>
-    <w:p>
-      <w:pPr>
-        <w:spacing w:line="240" w:lineRule="auto"/>
-        <w:jc w:val="center"/>
-        <w:rPr>
-          <w:rFonts w:eastAsia="Times New Roman" w:cs="Times New Roman"/>
-          <w:szCs w:val="28"/>
-          <w:lang w:eastAsia="ru-RU"/>
-        </w:rPr>
-      </w:pPr>
-    </w:p>
-    <w:p>
-      <w:pPr>
-        <w:spacing w:line="240" w:lineRule="auto"/>
-        <w:jc w:val="center"/>
-        <w:rPr>
-          <w:rFonts w:eastAsia="Times New Roman" w:cs="Times New Roman"/>
-          <w:szCs w:val="28"/>
-          <w:lang w:eastAsia="ru-RU"/>
-        </w:rPr>
-      </w:pPr>
-    </w:p>
-    <w:p>
-      <w:pPr>
-        <w:spacing w:line="240" w:lineRule="auto"/>
-        <w:jc w:val="center"/>
-        <w:rPr>
-          <w:rFonts w:eastAsia="Times New Roman" w:cs="Times New Roman"/>
-          <w:szCs w:val="28"/>
-          <w:lang w:eastAsia="ru-RU"/>
-        </w:rPr>
-      </w:pPr>
-    </w:p>
-    <w:p>
-      <w:pPr>
-        <w:spacing w:line="240" w:lineRule="auto"/>
-        <w:jc w:val="center"/>
-        <w:rPr>
-          <w:rFonts w:eastAsia="Times New Roman" w:cs="Times New Roman"/>
-          <w:szCs w:val="28"/>
-          <w:lang w:eastAsia="ru-RU"/>
-        </w:rPr>
-      </w:pPr>
-    </w:p>
-    <w:p>
-      <w:pPr>
-        <w:spacing w:line="240" w:lineRule="auto"/>
-        <w:jc w:val="center"/>
-        <w:rPr>
-          <w:rFonts w:eastAsia="Times New Roman" w:cs="Times New Roman"/>
-          <w:szCs w:val="28"/>
-          <w:lang w:eastAsia="ru-RU"/>
-        </w:rPr>
-      </w:pPr>
-      <w:r>
-        <w:rPr>
-          <w:rFonts w:eastAsia="Times New Roman" w:cs="Times New Roman"/>
-          <w:szCs w:val="28"/>
-          <w:lang w:eastAsia="ru-RU"/>
-        </w:rPr>
-        <w:t>Нижний Новгород</w:t>
-      </w:r>
-    </w:p>
-    <w:p>
-      <w:pPr>
-        <w:spacing w:line="240" w:lineRule="auto"/>
-        <w:jc w:val="center"/>
-        <w:rPr>
-          <w:rFonts w:cs="Times New Roman"/>
-          <w:sz w:val="24"/>
-          <w:szCs w:val="24"/>
-        </w:rPr>
-      </w:pPr>
-      <w:r>
-        <w:rPr>
-          <w:rFonts w:eastAsia="Times New Roman" w:cs="Times New Roman"/>
-          <w:szCs w:val="28"/>
-          <w:lang w:eastAsia="ru-RU"/>
-        </w:rPr>
-        <w:t>2025г.</w:t>
+        <w:t>2025 г.</w:t>
       </w:r>
       <w:r>
         <w:rPr>
@@ -736,7 +902,7 @@
           <w:footerReference w:type="default" r:id="rId8"/>
           <w:footerReference w:type="first" r:id="rId9"/>
           <w:pgSz w:w="11906" w:h="16838"/>
-          <w:pgMar w:top="567" w:right="567" w:bottom="567" w:left="567" w:header="709" w:footer="709" w:gutter="0"/>
+          <w:pgMar w:top="1134" w:right="851" w:bottom="1134" w:left="1701" w:header="709" w:footer="709" w:gutter="0"/>
           <w:cols w:space="708"/>
           <w:titlePg/>
           <w:docGrid w:linePitch="381"/>
@@ -751,7 +917,7 @@
           <w:bCs/>
         </w:rPr>
       </w:pPr>
-      <w:bookmarkStart w:id="1" w:name="_Toc102046763"/>
+      <w:bookmarkStart w:id="0" w:name="_Toc102046763"/>
       <w:r>
         <w:rPr>
           <w:b/>
@@ -799,7 +965,7 @@
         </w:rPr>
         <w:fldChar w:fldCharType="separate"/>
       </w:r>
-      <w:hyperlink w:anchor="_Toc198983067" w:history="1">
+      <w:hyperlink w:anchor="_Toc199726852" w:history="1">
         <w:r>
           <w:rPr>
             <w:rStyle w:val="af"/>
@@ -822,7 +988,7 @@
           <w:rPr>
             <w:webHidden/>
           </w:rPr>
-          <w:instrText xml:space="preserve"> PAGEREF _Toc198983067 \h </w:instrText>
+          <w:instrText xml:space="preserve"> PAGEREF _Toc199726852 \h </w:instrText>
         </w:r>
         <w:r>
           <w:rPr>
@@ -861,7 +1027,7 @@
           <w14:ligatures w14:val="standardContextual"/>
         </w:rPr>
       </w:pPr>
-      <w:hyperlink w:anchor="_Toc198983068" w:history="1">
+      <w:hyperlink w:anchor="_Toc199726853" w:history="1">
         <w:r>
           <w:rPr>
             <w:rStyle w:val="af"/>
@@ -901,7 +1067,7 @@
           <w:rPr>
             <w:webHidden/>
           </w:rPr>
-          <w:instrText xml:space="preserve"> PAGEREF _Toc198983068 \h </w:instrText>
+          <w:instrText xml:space="preserve"> PAGEREF _Toc199726853 \h </w:instrText>
         </w:r>
         <w:r>
           <w:rPr>
@@ -918,7 +1084,7 @@
           <w:rPr>
             <w:webHidden/>
           </w:rPr>
-          <w:t>5</w:t>
+          <w:t>6</w:t>
         </w:r>
         <w:r>
           <w:rPr>
@@ -945,7 +1111,7 @@
           <w14:ligatures w14:val="standardContextual"/>
         </w:rPr>
       </w:pPr>
-      <w:hyperlink w:anchor="_Toc198983069" w:history="1">
+      <w:hyperlink w:anchor="_Toc199726854" w:history="1">
         <w:r>
           <w:rPr>
             <w:rStyle w:val="af"/>
@@ -992,7 +1158,7 @@
             <w:noProof/>
             <w:webHidden/>
           </w:rPr>
-          <w:instrText xml:space="preserve"> PAGEREF _Toc198983069 \h </w:instrText>
+          <w:instrText xml:space="preserve"> PAGEREF _Toc199726854 \h </w:instrText>
         </w:r>
         <w:r>
           <w:rPr>
@@ -1012,7 +1178,7 @@
             <w:noProof/>
             <w:webHidden/>
           </w:rPr>
-          <w:t>5</w:t>
+          <w:t>6</w:t>
         </w:r>
         <w:r>
           <w:rPr>
@@ -1040,7 +1206,7 @@
           <w14:ligatures w14:val="standardContextual"/>
         </w:rPr>
       </w:pPr>
-      <w:hyperlink w:anchor="_Toc198983070" w:history="1">
+      <w:hyperlink w:anchor="_Toc199726855" w:history="1">
         <w:r>
           <w:rPr>
             <w:rStyle w:val="af"/>
@@ -1087,102 +1253,7 @@
             <w:noProof/>
             <w:webHidden/>
           </w:rPr>
-          <w:instrText xml:space="preserve"> PAGEREF _Toc198983070 \h </w:instrText>
-        </w:r>
-        <w:r>
-          <w:rPr>
-            <w:noProof/>
-            <w:webHidden/>
-          </w:rPr>
-        </w:r>
-        <w:r>
-          <w:rPr>
-            <w:noProof/>
-            <w:webHidden/>
-          </w:rPr>
-          <w:fldChar w:fldCharType="separate"/>
-        </w:r>
-        <w:r>
-          <w:rPr>
-            <w:noProof/>
-            <w:webHidden/>
-          </w:rPr>
-          <w:t>6</w:t>
-        </w:r>
-        <w:r>
-          <w:rPr>
-            <w:noProof/>
-            <w:webHidden/>
-          </w:rPr>
-          <w:fldChar w:fldCharType="end"/>
-        </w:r>
-      </w:hyperlink>
-    </w:p>
-    <w:p>
-      <w:pPr>
-        <w:pStyle w:val="21"/>
-        <w:tabs>
-          <w:tab w:val="left" w:pos="960"/>
-          <w:tab w:val="right" w:pos="9344"/>
-        </w:tabs>
-        <w:rPr>
-          <w:rFonts w:asciiTheme="minorHAnsi" w:eastAsiaTheme="minorEastAsia" w:hAnsiTheme="minorHAnsi"/>
-          <w:noProof/>
-          <w:kern w:val="2"/>
-          <w:sz w:val="24"/>
-          <w:szCs w:val="24"/>
-          <w:lang w:eastAsia="ru-RU"/>
-          <w14:ligatures w14:val="standardContextual"/>
-        </w:rPr>
-      </w:pPr>
-      <w:hyperlink w:anchor="_Toc198983071" w:history="1">
-        <w:r>
-          <w:rPr>
-            <w:rStyle w:val="af"/>
-            <w:bCs/>
-            <w:noProof/>
-          </w:rPr>
-          <w:t>1.3</w:t>
-        </w:r>
-        <w:r>
-          <w:rPr>
-            <w:rFonts w:asciiTheme="minorHAnsi" w:eastAsiaTheme="minorEastAsia" w:hAnsiTheme="minorHAnsi"/>
-            <w:noProof/>
-            <w:kern w:val="2"/>
-            <w:sz w:val="24"/>
-            <w:szCs w:val="24"/>
-            <w:lang w:eastAsia="ru-RU"/>
-            <w14:ligatures w14:val="standardContextual"/>
-          </w:rPr>
-          <w:tab/>
-        </w:r>
-        <w:r>
-          <w:rPr>
-            <w:rStyle w:val="af"/>
-            <w:noProof/>
-          </w:rPr>
-          <w:t>Организация защиты информации на предприятии</w:t>
-        </w:r>
-        <w:r>
-          <w:rPr>
-            <w:noProof/>
-            <w:webHidden/>
-          </w:rPr>
-          <w:tab/>
-        </w:r>
-        <w:r>
-          <w:rPr>
-            <w:noProof/>
-            <w:webHidden/>
-          </w:rPr>
-          <w:fldChar w:fldCharType="begin"/>
-        </w:r>
-        <w:r>
-          <w:rPr>
-            <w:noProof/>
-            <w:webHidden/>
-          </w:rPr>
-          <w:instrText xml:space="preserve"> PAGEREF _Toc198983071 \h </w:instrText>
+          <w:instrText xml:space="preserve"> PAGEREF _Toc199726855 \h </w:instrText>
         </w:r>
         <w:r>
           <w:rPr>
@@ -1215,6 +1286,101 @@
     </w:p>
     <w:p>
       <w:pPr>
+        <w:pStyle w:val="21"/>
+        <w:tabs>
+          <w:tab w:val="left" w:pos="960"/>
+          <w:tab w:val="right" w:pos="9344"/>
+        </w:tabs>
+        <w:rPr>
+          <w:rFonts w:asciiTheme="minorHAnsi" w:eastAsiaTheme="minorEastAsia" w:hAnsiTheme="minorHAnsi"/>
+          <w:noProof/>
+          <w:kern w:val="2"/>
+          <w:sz w:val="24"/>
+          <w:szCs w:val="24"/>
+          <w:lang w:eastAsia="ru-RU"/>
+          <w14:ligatures w14:val="standardContextual"/>
+        </w:rPr>
+      </w:pPr>
+      <w:hyperlink w:anchor="_Toc199726856" w:history="1">
+        <w:r>
+          <w:rPr>
+            <w:rStyle w:val="af"/>
+            <w:bCs/>
+            <w:noProof/>
+          </w:rPr>
+          <w:t>1.3</w:t>
+        </w:r>
+        <w:r>
+          <w:rPr>
+            <w:rFonts w:asciiTheme="minorHAnsi" w:eastAsiaTheme="minorEastAsia" w:hAnsiTheme="minorHAnsi"/>
+            <w:noProof/>
+            <w:kern w:val="2"/>
+            <w:sz w:val="24"/>
+            <w:szCs w:val="24"/>
+            <w:lang w:eastAsia="ru-RU"/>
+            <w14:ligatures w14:val="standardContextual"/>
+          </w:rPr>
+          <w:tab/>
+        </w:r>
+        <w:r>
+          <w:rPr>
+            <w:rStyle w:val="af"/>
+            <w:noProof/>
+          </w:rPr>
+          <w:t>Современные тенденции и практики</w:t>
+        </w:r>
+        <w:r>
+          <w:rPr>
+            <w:noProof/>
+            <w:webHidden/>
+          </w:rPr>
+          <w:tab/>
+        </w:r>
+        <w:r>
+          <w:rPr>
+            <w:noProof/>
+            <w:webHidden/>
+          </w:rPr>
+          <w:fldChar w:fldCharType="begin"/>
+        </w:r>
+        <w:r>
+          <w:rPr>
+            <w:noProof/>
+            <w:webHidden/>
+          </w:rPr>
+          <w:instrText xml:space="preserve"> PAGEREF _Toc199726856 \h </w:instrText>
+        </w:r>
+        <w:r>
+          <w:rPr>
+            <w:noProof/>
+            <w:webHidden/>
+          </w:rPr>
+        </w:r>
+        <w:r>
+          <w:rPr>
+            <w:noProof/>
+            <w:webHidden/>
+          </w:rPr>
+          <w:fldChar w:fldCharType="separate"/>
+        </w:r>
+        <w:r>
+          <w:rPr>
+            <w:noProof/>
+            <w:webHidden/>
+          </w:rPr>
+          <w:t>10</w:t>
+        </w:r>
+        <w:r>
+          <w:rPr>
+            <w:noProof/>
+            <w:webHidden/>
+          </w:rPr>
+          <w:fldChar w:fldCharType="end"/>
+        </w:r>
+      </w:hyperlink>
+    </w:p>
+    <w:p>
+      <w:pPr>
         <w:pStyle w:val="11"/>
         <w:rPr>
           <w:rFonts w:asciiTheme="minorHAnsi" w:eastAsiaTheme="minorEastAsia" w:hAnsiTheme="minorHAnsi"/>
@@ -1225,7 +1391,7 @@
           <w14:ligatures w14:val="standardContextual"/>
         </w:rPr>
       </w:pPr>
-      <w:hyperlink w:anchor="_Toc198983072" w:history="1">
+      <w:hyperlink w:anchor="_Toc199726857" w:history="1">
         <w:r>
           <w:rPr>
             <w:rStyle w:val="af"/>
@@ -1267,7 +1433,7 @@
           <w:rPr>
             <w:webHidden/>
           </w:rPr>
-          <w:instrText xml:space="preserve"> PAGEREF _Toc198983072 \h </w:instrText>
+          <w:instrText xml:space="preserve"> PAGEREF _Toc199726857 \h </w:instrText>
         </w:r>
         <w:r>
           <w:rPr>
@@ -1284,7 +1450,7 @@
           <w:rPr>
             <w:webHidden/>
           </w:rPr>
-          <w:t>11</w:t>
+          <w:t>14</w:t>
         </w:r>
         <w:r>
           <w:rPr>
@@ -1311,7 +1477,7 @@
           <w14:ligatures w14:val="standardContextual"/>
         </w:rPr>
       </w:pPr>
-      <w:hyperlink w:anchor="_Toc198983073" w:history="1">
+      <w:hyperlink w:anchor="_Toc199726858" w:history="1">
         <w:r>
           <w:rPr>
             <w:rStyle w:val="af"/>
@@ -1358,7 +1524,7 @@
             <w:noProof/>
             <w:webHidden/>
           </w:rPr>
-          <w:instrText xml:space="preserve"> PAGEREF _Toc198983073 \h </w:instrText>
+          <w:instrText xml:space="preserve"> PAGEREF _Toc199726858 \h </w:instrText>
         </w:r>
         <w:r>
           <w:rPr>
@@ -1378,7 +1544,7 @@
             <w:noProof/>
             <w:webHidden/>
           </w:rPr>
-          <w:t>11</w:t>
+          <w:t>14</w:t>
         </w:r>
         <w:r>
           <w:rPr>
@@ -1406,7 +1572,7 @@
           <w14:ligatures w14:val="standardContextual"/>
         </w:rPr>
       </w:pPr>
-      <w:hyperlink w:anchor="_Toc198983074" w:history="1">
+      <w:hyperlink w:anchor="_Toc199726859" w:history="1">
         <w:r>
           <w:rPr>
             <w:rStyle w:val="af"/>
@@ -1454,7 +1620,7 @@
             <w:noProof/>
             <w:webHidden/>
           </w:rPr>
-          <w:instrText xml:space="preserve"> PAGEREF _Toc198983074 \h </w:instrText>
+          <w:instrText xml:space="preserve"> PAGEREF _Toc199726859 \h </w:instrText>
         </w:r>
         <w:r>
           <w:rPr>
@@ -1474,7 +1640,7 @@
             <w:noProof/>
             <w:webHidden/>
           </w:rPr>
-          <w:t>16</w:t>
+          <w:t>20</w:t>
         </w:r>
         <w:r>
           <w:rPr>
@@ -1502,7 +1668,7 @@
           <w14:ligatures w14:val="standardContextual"/>
         </w:rPr>
       </w:pPr>
-      <w:hyperlink w:anchor="_Toc198983075" w:history="1">
+      <w:hyperlink w:anchor="_Toc199726860" w:history="1">
         <w:r>
           <w:rPr>
             <w:rStyle w:val="af"/>
@@ -1549,7 +1715,7 @@
             <w:noProof/>
             <w:webHidden/>
           </w:rPr>
-          <w:instrText xml:space="preserve"> PAGEREF _Toc198983075 \h </w:instrText>
+          <w:instrText xml:space="preserve"> PAGEREF _Toc199726860 \h </w:instrText>
         </w:r>
         <w:r>
           <w:rPr>
@@ -1569,7 +1735,7 @@
             <w:noProof/>
             <w:webHidden/>
           </w:rPr>
-          <w:t>20</w:t>
+          <w:t>25</w:t>
         </w:r>
         <w:r>
           <w:rPr>
@@ -1582,6 +1748,101 @@
     </w:p>
     <w:p>
       <w:pPr>
+        <w:pStyle w:val="21"/>
+        <w:tabs>
+          <w:tab w:val="left" w:pos="960"/>
+          <w:tab w:val="right" w:pos="9344"/>
+        </w:tabs>
+        <w:rPr>
+          <w:rFonts w:asciiTheme="minorHAnsi" w:eastAsiaTheme="minorEastAsia" w:hAnsiTheme="minorHAnsi"/>
+          <w:noProof/>
+          <w:kern w:val="2"/>
+          <w:sz w:val="24"/>
+          <w:szCs w:val="24"/>
+          <w:lang w:eastAsia="ru-RU"/>
+          <w14:ligatures w14:val="standardContextual"/>
+        </w:rPr>
+      </w:pPr>
+      <w:hyperlink w:anchor="_Toc199726861" w:history="1">
+        <w:r>
+          <w:rPr>
+            <w:rStyle w:val="af"/>
+            <w:bCs/>
+            <w:noProof/>
+          </w:rPr>
+          <w:t>2.4</w:t>
+        </w:r>
+        <w:r>
+          <w:rPr>
+            <w:rFonts w:asciiTheme="minorHAnsi" w:eastAsiaTheme="minorEastAsia" w:hAnsiTheme="minorHAnsi"/>
+            <w:noProof/>
+            <w:kern w:val="2"/>
+            <w:sz w:val="24"/>
+            <w:szCs w:val="24"/>
+            <w:lang w:eastAsia="ru-RU"/>
+            <w14:ligatures w14:val="standardContextual"/>
+          </w:rPr>
+          <w:tab/>
+        </w:r>
+        <w:r>
+          <w:rPr>
+            <w:rStyle w:val="af"/>
+            <w:noProof/>
+          </w:rPr>
+          <w:t>Оценка эффективности внедрения программного продукта</w:t>
+        </w:r>
+        <w:r>
+          <w:rPr>
+            <w:noProof/>
+            <w:webHidden/>
+          </w:rPr>
+          <w:tab/>
+        </w:r>
+        <w:r>
+          <w:rPr>
+            <w:noProof/>
+            <w:webHidden/>
+          </w:rPr>
+          <w:fldChar w:fldCharType="begin"/>
+        </w:r>
+        <w:r>
+          <w:rPr>
+            <w:noProof/>
+            <w:webHidden/>
+          </w:rPr>
+          <w:instrText xml:space="preserve"> PAGEREF _Toc199726861 \h </w:instrText>
+        </w:r>
+        <w:r>
+          <w:rPr>
+            <w:noProof/>
+            <w:webHidden/>
+          </w:rPr>
+        </w:r>
+        <w:r>
+          <w:rPr>
+            <w:noProof/>
+            <w:webHidden/>
+          </w:rPr>
+          <w:fldChar w:fldCharType="separate"/>
+        </w:r>
+        <w:r>
+          <w:rPr>
+            <w:noProof/>
+            <w:webHidden/>
+          </w:rPr>
+          <w:t>25</w:t>
+        </w:r>
+        <w:r>
+          <w:rPr>
+            <w:noProof/>
+            <w:webHidden/>
+          </w:rPr>
+          <w:fldChar w:fldCharType="end"/>
+        </w:r>
+      </w:hyperlink>
+    </w:p>
+    <w:p>
+      <w:pPr>
         <w:pStyle w:val="11"/>
         <w:rPr>
           <w:rFonts w:asciiTheme="minorHAnsi" w:eastAsiaTheme="minorEastAsia" w:hAnsiTheme="minorHAnsi"/>
@@ -1592,7 +1853,7 @@
           <w14:ligatures w14:val="standardContextual"/>
         </w:rPr>
       </w:pPr>
-      <w:hyperlink w:anchor="_Toc198983076" w:history="1">
+      <w:hyperlink w:anchor="_Toc199726862" w:history="1">
         <w:r>
           <w:rPr>
             <w:rStyle w:val="af"/>
@@ -1615,255 +1876,7 @@
           <w:rPr>
             <w:webHidden/>
           </w:rPr>
-          <w:instrText xml:space="preserve"> PAGEREF _Toc198983076 \h </w:instrText>
-        </w:r>
-        <w:r>
-          <w:rPr>
-            <w:webHidden/>
-          </w:rPr>
-        </w:r>
-        <w:r>
-          <w:rPr>
-            <w:webHidden/>
-          </w:rPr>
-          <w:fldChar w:fldCharType="separate"/>
-        </w:r>
-        <w:r>
-          <w:rPr>
-            <w:webHidden/>
-          </w:rPr>
-          <w:t>21</w:t>
-        </w:r>
-        <w:r>
-          <w:rPr>
-            <w:webHidden/>
-          </w:rPr>
-          <w:fldChar w:fldCharType="end"/>
-        </w:r>
-      </w:hyperlink>
-    </w:p>
-    <w:p>
-      <w:pPr>
-        <w:pStyle w:val="11"/>
-        <w:rPr>
-          <w:rFonts w:asciiTheme="minorHAnsi" w:eastAsiaTheme="minorEastAsia" w:hAnsiTheme="minorHAnsi"/>
-          <w:kern w:val="2"/>
-          <w:sz w:val="24"/>
-          <w:szCs w:val="24"/>
-          <w:lang w:eastAsia="ru-RU"/>
-          <w14:ligatures w14:val="standardContextual"/>
-        </w:rPr>
-      </w:pPr>
-      <w:hyperlink w:anchor="_Toc198983077" w:history="1">
-        <w:r>
-          <w:rPr>
-            <w:rStyle w:val="af"/>
-          </w:rPr>
-          <w:t>СПИСОК ИСПОЛЬЗОВАННЫХ ИСТОЧНИКОВ</w:t>
-        </w:r>
-        <w:r>
-          <w:rPr>
-            <w:webHidden/>
-          </w:rPr>
-          <w:tab/>
-        </w:r>
-        <w:r>
-          <w:rPr>
-            <w:webHidden/>
-          </w:rPr>
-          <w:fldChar w:fldCharType="begin"/>
-        </w:r>
-        <w:r>
-          <w:rPr>
-            <w:webHidden/>
-          </w:rPr>
-          <w:instrText xml:space="preserve"> PAGEREF _Toc198983077 \h </w:instrText>
-        </w:r>
-        <w:r>
-          <w:rPr>
-            <w:webHidden/>
-          </w:rPr>
-        </w:r>
-        <w:r>
-          <w:rPr>
-            <w:webHidden/>
-          </w:rPr>
-          <w:fldChar w:fldCharType="separate"/>
-        </w:r>
-        <w:r>
-          <w:rPr>
-            <w:webHidden/>
-          </w:rPr>
-          <w:t>22</w:t>
-        </w:r>
-        <w:r>
-          <w:rPr>
-            <w:webHidden/>
-          </w:rPr>
-          <w:fldChar w:fldCharType="end"/>
-        </w:r>
-      </w:hyperlink>
-    </w:p>
-    <w:p>
-      <w:pPr>
-        <w:pStyle w:val="11"/>
-        <w:rPr>
-          <w:rFonts w:asciiTheme="minorHAnsi" w:eastAsiaTheme="minorEastAsia" w:hAnsiTheme="minorHAnsi"/>
-          <w:kern w:val="2"/>
-          <w:sz w:val="24"/>
-          <w:szCs w:val="24"/>
-          <w:lang w:eastAsia="ru-RU"/>
-          <w14:ligatures w14:val="standardContextual"/>
-        </w:rPr>
-      </w:pPr>
-      <w:hyperlink w:anchor="_Toc198983078" w:history="1">
-        <w:r>
-          <w:rPr>
-            <w:rStyle w:val="af"/>
-          </w:rPr>
-          <w:t>ПРИЛОЖЕНИЕ А</w:t>
-        </w:r>
-        <w:r>
-          <w:rPr>
-            <w:webHidden/>
-          </w:rPr>
-          <w:tab/>
-        </w:r>
-        <w:r>
-          <w:rPr>
-            <w:webHidden/>
-          </w:rPr>
-          <w:fldChar w:fldCharType="begin"/>
-        </w:r>
-        <w:r>
-          <w:rPr>
-            <w:webHidden/>
-          </w:rPr>
-          <w:instrText xml:space="preserve"> PAGEREF _Toc198983078 \h </w:instrText>
-        </w:r>
-        <w:r>
-          <w:rPr>
-            <w:webHidden/>
-          </w:rPr>
-        </w:r>
-        <w:r>
-          <w:rPr>
-            <w:webHidden/>
-          </w:rPr>
-          <w:fldChar w:fldCharType="separate"/>
-        </w:r>
-        <w:r>
-          <w:rPr>
-            <w:webHidden/>
-          </w:rPr>
-          <w:t>25</w:t>
-        </w:r>
-        <w:r>
-          <w:rPr>
-            <w:webHidden/>
-          </w:rPr>
-          <w:fldChar w:fldCharType="end"/>
-        </w:r>
-      </w:hyperlink>
-    </w:p>
-    <w:p>
-      <w:pPr>
-        <w:pStyle w:val="11"/>
-        <w:rPr>
-          <w:rFonts w:asciiTheme="minorHAnsi" w:eastAsiaTheme="minorEastAsia" w:hAnsiTheme="minorHAnsi"/>
-          <w:kern w:val="2"/>
-          <w:sz w:val="24"/>
-          <w:szCs w:val="24"/>
-          <w:lang w:eastAsia="ru-RU"/>
-          <w14:ligatures w14:val="standardContextual"/>
-        </w:rPr>
-      </w:pPr>
-      <w:hyperlink w:anchor="_Toc198983079" w:history="1">
-        <w:r>
-          <w:rPr>
-            <w:rStyle w:val="af"/>
-          </w:rPr>
-          <w:t>ПРИЛОЖЕНИЕ Б</w:t>
-        </w:r>
-        <w:r>
-          <w:rPr>
-            <w:webHidden/>
-          </w:rPr>
-          <w:tab/>
-        </w:r>
-        <w:r>
-          <w:rPr>
-            <w:webHidden/>
-          </w:rPr>
-          <w:fldChar w:fldCharType="begin"/>
-        </w:r>
-        <w:r>
-          <w:rPr>
-            <w:webHidden/>
-          </w:rPr>
-          <w:instrText xml:space="preserve"> PAGEREF _Toc198983079 \h </w:instrText>
-        </w:r>
-        <w:r>
-          <w:rPr>
-            <w:webHidden/>
-          </w:rPr>
-        </w:r>
-        <w:r>
-          <w:rPr>
-            <w:webHidden/>
-          </w:rPr>
-          <w:fldChar w:fldCharType="separate"/>
-        </w:r>
-        <w:r>
-          <w:rPr>
-            <w:webHidden/>
-          </w:rPr>
-          <w:t>26</w:t>
-        </w:r>
-        <w:r>
-          <w:rPr>
-            <w:webHidden/>
-          </w:rPr>
-          <w:fldChar w:fldCharType="end"/>
-        </w:r>
-      </w:hyperlink>
-    </w:p>
-    <w:p>
-      <w:pPr>
-        <w:pStyle w:val="11"/>
-        <w:rPr>
-          <w:rFonts w:asciiTheme="minorHAnsi" w:eastAsiaTheme="minorEastAsia" w:hAnsiTheme="minorHAnsi"/>
-          <w:kern w:val="2"/>
-          <w:sz w:val="24"/>
-          <w:szCs w:val="24"/>
-          <w:lang w:eastAsia="ru-RU"/>
-          <w14:ligatures w14:val="standardContextual"/>
-        </w:rPr>
-      </w:pPr>
-      <w:hyperlink w:anchor="_Toc198983080" w:history="1">
-        <w:r>
-          <w:rPr>
-            <w:rStyle w:val="af"/>
-          </w:rPr>
-          <w:t>ПРИЛОЖЕНИЕ В</w:t>
-        </w:r>
-        <w:r>
-          <w:rPr>
-            <w:webHidden/>
-          </w:rPr>
-          <w:tab/>
-        </w:r>
-        <w:r>
-          <w:rPr>
-            <w:webHidden/>
-          </w:rPr>
-          <w:fldChar w:fldCharType="begin"/>
-        </w:r>
-        <w:r>
-          <w:rPr>
-            <w:webHidden/>
-          </w:rPr>
-          <w:instrText xml:space="preserve"> PAGEREF _Toc198983080 \h </w:instrText>
+          <w:instrText xml:space="preserve"> PAGEREF _Toc199726862 \h </w:instrText>
         </w:r>
         <w:r>
           <w:rPr>
@@ -1902,12 +1915,12 @@
           <w14:ligatures w14:val="standardContextual"/>
         </w:rPr>
       </w:pPr>
-      <w:hyperlink w:anchor="_Toc198983081" w:history="1">
+      <w:hyperlink w:anchor="_Toc199726863" w:history="1">
         <w:r>
           <w:rPr>
             <w:rStyle w:val="af"/>
           </w:rPr>
-          <w:t>ПРИЛОЖЕНИЕ Г</w:t>
+          <w:t>СПИСОК ИСПОЛЬЗОВАННЫХ ИСТОЧНИКОВ</w:t>
         </w:r>
         <w:r>
           <w:rPr>
@@ -1925,7 +1938,7 @@
           <w:rPr>
             <w:webHidden/>
           </w:rPr>
-          <w:instrText xml:space="preserve"> PAGEREF _Toc198983081 \h </w:instrText>
+          <w:instrText xml:space="preserve"> PAGEREF _Toc199726863 \h </w:instrText>
         </w:r>
         <w:r>
           <w:rPr>
@@ -1942,7 +1955,7 @@
           <w:rPr>
             <w:webHidden/>
           </w:rPr>
-          <w:t>31</w:t>
+          <w:t>30</w:t>
         </w:r>
         <w:r>
           <w:rPr>
@@ -1964,12 +1977,12 @@
           <w14:ligatures w14:val="standardContextual"/>
         </w:rPr>
       </w:pPr>
-      <w:hyperlink w:anchor="_Toc198983082" w:history="1">
+      <w:hyperlink w:anchor="_Toc199726864" w:history="1">
         <w:r>
           <w:rPr>
             <w:rStyle w:val="af"/>
           </w:rPr>
-          <w:t>ПРИЛОЖЕНИЕ Д</w:t>
+          <w:t>ПРИЛОЖЕНИЕ А</w:t>
         </w:r>
         <w:r>
           <w:rPr>
@@ -1987,7 +2000,69 @@
           <w:rPr>
             <w:webHidden/>
           </w:rPr>
-          <w:instrText xml:space="preserve"> PAGEREF _Toc198983082 \h </w:instrText>
+          <w:instrText xml:space="preserve"> PAGEREF _Toc199726864 \h </w:instrText>
+        </w:r>
+        <w:r>
+          <w:rPr>
+            <w:webHidden/>
+          </w:rPr>
+        </w:r>
+        <w:r>
+          <w:rPr>
+            <w:webHidden/>
+          </w:rPr>
+          <w:fldChar w:fldCharType="separate"/>
+        </w:r>
+        <w:r>
+          <w:rPr>
+            <w:webHidden/>
+          </w:rPr>
+          <w:t>33</w:t>
+        </w:r>
+        <w:r>
+          <w:rPr>
+            <w:webHidden/>
+          </w:rPr>
+          <w:fldChar w:fldCharType="end"/>
+        </w:r>
+      </w:hyperlink>
+    </w:p>
+    <w:p>
+      <w:pPr>
+        <w:pStyle w:val="11"/>
+        <w:rPr>
+          <w:rFonts w:asciiTheme="minorHAnsi" w:eastAsiaTheme="minorEastAsia" w:hAnsiTheme="minorHAnsi"/>
+          <w:kern w:val="2"/>
+          <w:sz w:val="24"/>
+          <w:szCs w:val="24"/>
+          <w:lang w:eastAsia="ru-RU"/>
+          <w14:ligatures w14:val="standardContextual"/>
+        </w:rPr>
+      </w:pPr>
+      <w:hyperlink w:anchor="_Toc199726865" w:history="1">
+        <w:r>
+          <w:rPr>
+            <w:rStyle w:val="af"/>
+          </w:rPr>
+          <w:t>ПРИЛОЖЕНИЕ Б</w:t>
+        </w:r>
+        <w:r>
+          <w:rPr>
+            <w:webHidden/>
+          </w:rPr>
+          <w:tab/>
+        </w:r>
+        <w:r>
+          <w:rPr>
+            <w:webHidden/>
+          </w:rPr>
+          <w:fldChar w:fldCharType="begin"/>
+        </w:r>
+        <w:r>
+          <w:rPr>
+            <w:webHidden/>
+          </w:rPr>
+          <w:instrText xml:space="preserve"> PAGEREF _Toc199726865 \h </w:instrText>
         </w:r>
         <w:r>
           <w:rPr>
@@ -2016,6 +2091,130 @@
     </w:p>
     <w:p>
       <w:pPr>
+        <w:pStyle w:val="11"/>
+        <w:rPr>
+          <w:rFonts w:asciiTheme="minorHAnsi" w:eastAsiaTheme="minorEastAsia" w:hAnsiTheme="minorHAnsi"/>
+          <w:kern w:val="2"/>
+          <w:sz w:val="24"/>
+          <w:szCs w:val="24"/>
+          <w:lang w:eastAsia="ru-RU"/>
+          <w14:ligatures w14:val="standardContextual"/>
+        </w:rPr>
+      </w:pPr>
+      <w:hyperlink w:anchor="_Toc199726866" w:history="1">
+        <w:r>
+          <w:rPr>
+            <w:rStyle w:val="af"/>
+          </w:rPr>
+          <w:t>ПРИЛОЖЕНИЕ В</w:t>
+        </w:r>
+        <w:r>
+          <w:rPr>
+            <w:webHidden/>
+          </w:rPr>
+          <w:tab/>
+        </w:r>
+        <w:r>
+          <w:rPr>
+            <w:webHidden/>
+          </w:rPr>
+          <w:fldChar w:fldCharType="begin"/>
+        </w:r>
+        <w:r>
+          <w:rPr>
+            <w:webHidden/>
+          </w:rPr>
+          <w:instrText xml:space="preserve"> PAGEREF _Toc199726866 \h </w:instrText>
+        </w:r>
+        <w:r>
+          <w:rPr>
+            <w:webHidden/>
+          </w:rPr>
+        </w:r>
+        <w:r>
+          <w:rPr>
+            <w:webHidden/>
+          </w:rPr>
+          <w:fldChar w:fldCharType="separate"/>
+        </w:r>
+        <w:r>
+          <w:rPr>
+            <w:webHidden/>
+          </w:rPr>
+          <w:t>38</w:t>
+        </w:r>
+        <w:r>
+          <w:rPr>
+            <w:webHidden/>
+          </w:rPr>
+          <w:fldChar w:fldCharType="end"/>
+        </w:r>
+      </w:hyperlink>
+    </w:p>
+    <w:p>
+      <w:pPr>
+        <w:pStyle w:val="11"/>
+        <w:rPr>
+          <w:rFonts w:asciiTheme="minorHAnsi" w:eastAsiaTheme="minorEastAsia" w:hAnsiTheme="minorHAnsi"/>
+          <w:kern w:val="2"/>
+          <w:sz w:val="24"/>
+          <w:szCs w:val="24"/>
+          <w:lang w:eastAsia="ru-RU"/>
+          <w14:ligatures w14:val="standardContextual"/>
+        </w:rPr>
+      </w:pPr>
+      <w:hyperlink w:anchor="_Toc199726867" w:history="1">
+        <w:r>
+          <w:rPr>
+            <w:rStyle w:val="af"/>
+          </w:rPr>
+          <w:t>ПРИЛОЖЕНИЕ Г</w:t>
+        </w:r>
+        <w:r>
+          <w:rPr>
+            <w:webHidden/>
+          </w:rPr>
+          <w:tab/>
+        </w:r>
+        <w:r>
+          <w:rPr>
+            <w:webHidden/>
+          </w:rPr>
+          <w:fldChar w:fldCharType="begin"/>
+        </w:r>
+        <w:r>
+          <w:rPr>
+            <w:webHidden/>
+          </w:rPr>
+          <w:instrText xml:space="preserve"> PAGEREF _Toc199726867 \h </w:instrText>
+        </w:r>
+        <w:r>
+          <w:rPr>
+            <w:webHidden/>
+          </w:rPr>
+        </w:r>
+        <w:r>
+          <w:rPr>
+            <w:webHidden/>
+          </w:rPr>
+          <w:fldChar w:fldCharType="separate"/>
+        </w:r>
+        <w:r>
+          <w:rPr>
+            <w:webHidden/>
+          </w:rPr>
+          <w:t>42</w:t>
+        </w:r>
+        <w:r>
+          <w:rPr>
+            <w:webHidden/>
+          </w:rPr>
+          <w:fldChar w:fldCharType="end"/>
+        </w:r>
+      </w:hyperlink>
+    </w:p>
+    <w:p>
+      <w:pPr>
         <w:spacing w:after="160" w:line="278" w:lineRule="auto"/>
         <w:ind w:firstLine="0"/>
         <w:jc w:val="left"/>
@@ -2065,7 +2264,7 @@
           <w:rFonts w:eastAsia="Malgun Gothic"/>
         </w:rPr>
       </w:pPr>
-      <w:bookmarkStart w:id="2" w:name="_Toc198983067"/>
+      <w:bookmarkStart w:id="1" w:name="_Toc199726852"/>
       <w:r>
         <w:rPr>
           <w:rFonts w:eastAsia="Malgun Gothic"/>
@@ -2073,8 +2272,8 @@
         <w:lastRenderedPageBreak/>
         <w:t>ВВЕДЕНИЕ</w:t>
       </w:r>
+      <w:bookmarkEnd w:id="0"/>
       <w:bookmarkEnd w:id="1"/>
-      <w:bookmarkEnd w:id="2"/>
     </w:p>
     <w:p/>
     <w:p>
@@ -2087,214 +2286,72 @@
         <w:rPr>
           <w:rFonts w:eastAsia="Calibri" w:cs="Times New Roman"/>
         </w:rPr>
-        <w:t xml:space="preserve">Актуальность </w:t>
-      </w:r>
-      <w:r>
+        <w:t>Современные образовательные процессы претерпевают значительные изменения, связанные с переходом от традиционных методов обучения к инновационным подходам. Сегодня акцент в образовании смещается в сторону повышения вовлеченности учащихся, развития их личностных качеств и мотивации к самостоятельному изучению материала. Традиционные системы учета успеваемости, как правило, ограничиваются фиксацией оценок, не учитывая такие важные аспекты, как инициативность, активность и интерес учеников к учебному процессу. Подобный подход может снижать мотивацию, препятствовать целостному развитию личности и ограничивать возможности для формирования устойчивого интереса к учебе.</w:t>
+      </w:r>
+    </w:p>
+    <w:p>
+      <w:pPr>
         <w:rPr>
           <w:rFonts w:eastAsia="Calibri" w:cs="Times New Roman"/>
         </w:rPr>
-        <w:t>дипломной работы</w:t>
-      </w:r>
+      </w:pPr>
       <w:r>
         <w:rPr>
           <w:rFonts w:eastAsia="Calibri" w:cs="Times New Roman"/>
         </w:rPr>
-        <w:t xml:space="preserve"> </w:t>
-      </w:r>
+        <w:t xml:space="preserve">Внедрение </w:t>
+      </w:r>
+      <w:proofErr w:type="spellStart"/>
       <w:r>
         <w:rPr>
           <w:rFonts w:eastAsia="Calibri" w:cs="Times New Roman"/>
-          <w:color w:val="EE0000"/>
-        </w:rPr>
-        <w:t>(исследования?)</w:t>
-      </w:r>
+        </w:rPr>
+        <w:t>геймифицированных</w:t>
+      </w:r>
+      <w:proofErr w:type="spellEnd"/>
       <w:r>
         <w:rPr>
           <w:rFonts w:eastAsia="Calibri" w:cs="Times New Roman"/>
-          <w:color w:val="EE0000"/>
-        </w:rPr>
-        <w:t xml:space="preserve"> </w:t>
+        </w:rPr>
+        <w:t xml:space="preserve"> инструментов в образование открывает перспективы для создания увлекательной и мотивирующей среды обучения. Использование игровых элементов, таких как </w:t>
       </w:r>
       <w:r>
         <w:rPr>
           <w:rFonts w:eastAsia="Calibri" w:cs="Times New Roman"/>
         </w:rPr>
-        <w:t>обусловлена современными тенденциями развития образовательного процесса, изменениями подходов к оценке успеваемости и повышению вовлеченности обучающихся. Сегодня классические методы традиционного образования постепенно уступают место инновационным подходам, которые акцентируются на повышении интереса учащихся к учебе и развитии личностных качеств.</w:t>
-      </w:r>
-    </w:p>
-    <w:p>
-      <w:pPr>
+        <w:t>достижения</w:t>
+      </w:r>
+      <w:r>
         <w:rPr>
           <w:rFonts w:eastAsia="Calibri" w:cs="Times New Roman"/>
         </w:rPr>
-      </w:pPr>
-      <w:r>
+        <w:t>, соревнования и системы вознаграждений, способствует повышению интереса учащихся, улучшению усвоения материала и развитию ответственности за собственные достижения. Однако эффективная реализация такого подхода требует надежных инструментов для мониторинга успеваемости, анализа пробелов в знаниях и построения персонализированных траекторий обучения. Это подчеркивает потребность в разработке программного комплекса, который интегрирует геймификацию с аналитическими функциями, обеспечивая комплексный подход к оценке и развитию учащихся.</w:t>
+      </w:r>
+    </w:p>
+    <w:p>
+      <w:pPr>
         <w:rPr>
           <w:rFonts w:eastAsia="Calibri" w:cs="Times New Roman"/>
         </w:rPr>
-        <w:t>Существующие</w:t>
-      </w:r>
+      </w:pPr>
       <w:r>
         <w:rPr>
           <w:rFonts w:eastAsia="Calibri" w:cs="Times New Roman"/>
         </w:rPr>
-        <w:t xml:space="preserve"> системы учета успеваемости зачастую ограничиваются лишь регистрацией полученных </w:t>
-      </w:r>
-      <w:r>
+        <w:t>Таким образом, актуальность исследования выпускной квалификационной работы обусловлена необходимостью создания инновационных инструментов, которые гармонично сочетают геймификацию и аналитику для повышения эффективности образовательного процесса и мотивации учащихся.</w:t>
+      </w:r>
+    </w:p>
+    <w:p>
+      <w:pPr>
         <w:rPr>
           <w:rFonts w:eastAsia="Calibri" w:cs="Times New Roman"/>
         </w:rPr>
-        <w:t>оценок</w:t>
-      </w:r>
+      </w:pPr>
       <w:r>
         <w:rPr>
           <w:rFonts w:eastAsia="Calibri" w:cs="Times New Roman"/>
         </w:rPr>
-        <w:t>, игнорируя показатели вовлеченности, инициативности и активного участия ученика в образовательном процессе. Такая односторонняя оценка демотивирует обучающихся, препятствует формированию целостного подхода к образованию и уменьшает интерес к самостоятельному изучению материала.</w:t>
-      </w:r>
-    </w:p>
-    <w:p>
-      <w:pPr>
-        <w:rPr>
-          <w:rFonts w:eastAsia="Calibri" w:cs="Times New Roman"/>
-        </w:rPr>
-      </w:pPr>
-      <w:r>
-        <w:rPr>
-          <w:rFonts w:eastAsia="Calibri" w:cs="Times New Roman"/>
-        </w:rPr>
-        <w:t>Решение</w:t>
-      </w:r>
-      <w:r>
-        <w:rPr>
-          <w:rFonts w:eastAsia="Calibri" w:cs="Times New Roman"/>
-        </w:rPr>
-        <w:t>м</w:t>
-      </w:r>
-      <w:r>
-        <w:rPr>
-          <w:rFonts w:eastAsia="Calibri" w:cs="Times New Roman"/>
-        </w:rPr>
-        <w:t xml:space="preserve"> </w:t>
-      </w:r>
-      <w:r>
-        <w:rPr>
-          <w:rFonts w:eastAsia="Calibri" w:cs="Times New Roman"/>
-        </w:rPr>
-        <w:t>данной</w:t>
-      </w:r>
-      <w:r>
-        <w:rPr>
-          <w:rFonts w:eastAsia="Calibri" w:cs="Times New Roman"/>
-        </w:rPr>
-        <w:t xml:space="preserve"> проблемы </w:t>
-      </w:r>
-      <w:r>
-        <w:rPr>
-          <w:rFonts w:eastAsia="Calibri" w:cs="Times New Roman"/>
-        </w:rPr>
-        <w:t>может стать</w:t>
-      </w:r>
-      <w:r>
-        <w:rPr>
-          <w:rFonts w:eastAsia="Calibri" w:cs="Times New Roman"/>
-        </w:rPr>
-        <w:t xml:space="preserve"> внедрени</w:t>
-      </w:r>
-      <w:r>
-        <w:rPr>
-          <w:rFonts w:eastAsia="Calibri" w:cs="Times New Roman"/>
-        </w:rPr>
-        <w:t>е</w:t>
-      </w:r>
-      <w:r>
-        <w:rPr>
-          <w:rFonts w:eastAsia="Calibri" w:cs="Times New Roman"/>
-        </w:rPr>
-        <w:t xml:space="preserve"> </w:t>
-      </w:r>
-      <w:proofErr w:type="spellStart"/>
-      <w:r>
-        <w:rPr>
-          <w:rFonts w:eastAsia="Calibri" w:cs="Times New Roman"/>
-        </w:rPr>
-        <w:t>геймифицированных</w:t>
-      </w:r>
-      <w:proofErr w:type="spellEnd"/>
-      <w:r>
-        <w:rPr>
-          <w:rFonts w:eastAsia="Calibri" w:cs="Times New Roman"/>
-        </w:rPr>
-        <w:t xml:space="preserve"> аналитических инструментов, которые позволяют создать привлекательную среду обучения, направленную на вовлечение и мотивацию учащихся. Геймификация в образовании открывает новые горизонты для педагогического творчества, превращая процесс учебы в увлекательное путешествие, насыщенное интересными заданиями, соревнованиями и вознаграждениями. Такие элементы способствуют увеличению желания учиться, улучшают усвоение материала и повышают ответственность за собственный прогресс.</w:t>
-      </w:r>
-    </w:p>
-    <w:p>
-      <w:pPr>
-        <w:rPr>
-          <w:rFonts w:eastAsia="Calibri" w:cs="Times New Roman"/>
-        </w:rPr>
-      </w:pPr>
-      <w:r>
-        <w:rPr>
-          <w:rFonts w:eastAsia="Calibri" w:cs="Times New Roman"/>
-        </w:rPr>
-        <w:t xml:space="preserve">Однако полноценная реализация </w:t>
-      </w:r>
-      <w:r>
-        <w:rPr>
-          <w:rFonts w:eastAsia="Calibri" w:cs="Times New Roman"/>
-        </w:rPr>
-        <w:t>игрового</w:t>
-      </w:r>
-      <w:r>
-        <w:rPr>
-          <w:rFonts w:eastAsia="Calibri" w:cs="Times New Roman"/>
-        </w:rPr>
-        <w:t xml:space="preserve"> </w:t>
-      </w:r>
-      <w:r>
-        <w:rPr>
-          <w:rFonts w:eastAsia="Calibri" w:cs="Times New Roman"/>
-          <w:color w:val="EE0000"/>
-        </w:rPr>
-        <w:t>подхода</w:t>
-      </w:r>
-      <w:r>
-        <w:rPr>
-          <w:rFonts w:eastAsia="Calibri" w:cs="Times New Roman"/>
-        </w:rPr>
-        <w:t xml:space="preserve"> (Элемента??)</w:t>
-      </w:r>
-      <w:r>
-        <w:rPr>
-          <w:rFonts w:eastAsia="Calibri" w:cs="Times New Roman"/>
-        </w:rPr>
-        <w:t xml:space="preserve"> </w:t>
-      </w:r>
-      <w:r>
-        <w:rPr>
-          <w:rFonts w:eastAsia="Calibri" w:cs="Times New Roman"/>
-        </w:rPr>
-        <w:t xml:space="preserve">невозможна без надежных инструментов мониторинга успеваемости и динамики развития ученика. Необходимость автоматического отслеживания достижений, выявление пробелов в знаниях и создание персонализированной траектории обучения диктуют необходимость разработки специального </w:t>
-      </w:r>
-      <w:r>
-        <w:rPr>
-          <w:rFonts w:eastAsia="Calibri" w:cs="Times New Roman"/>
-        </w:rPr>
         <w:lastRenderedPageBreak/>
-        <w:t>программного комплекса, интегрирующего игровую составляющую и аналитику.</w:t>
-      </w:r>
-    </w:p>
-    <w:p>
-      <w:pPr>
-        <w:rPr>
-          <w:rFonts w:eastAsia="Calibri" w:cs="Times New Roman"/>
-        </w:rPr>
-      </w:pPr>
-      <w:r>
-        <w:rPr>
-          <w:rFonts w:eastAsia="Calibri" w:cs="Times New Roman"/>
-        </w:rPr>
         <w:t xml:space="preserve">Целью </w:t>
       </w:r>
       <w:r>
@@ -2516,39 +2573,340 @@
       <w:pPr>
         <w:rPr>
           <w:rFonts w:eastAsia="Calibri" w:cs="Times New Roman"/>
+          <w:color w:val="EE0000"/>
         </w:rPr>
       </w:pPr>
       <w:r>
         <w:rPr>
           <w:rFonts w:eastAsia="Calibri" w:cs="Times New Roman"/>
-        </w:rPr>
-        <w:t>Объектом исследования выступает а</w:t>
-      </w:r>
-      <w:r>
+          <w:color w:val="EE0000"/>
+        </w:rPr>
+        <w:t xml:space="preserve">Объектом исследования выступает </w:t>
+      </w:r>
+    </w:p>
+    <w:p>
+      <w:pPr>
         <w:rPr>
           <w:rFonts w:eastAsia="Calibri" w:cs="Times New Roman"/>
-        </w:rPr>
-        <w:t>втоматизированная информационная система (АИС) для мониторинга успеваемости и учебной активности обучающихся.</w:t>
-      </w:r>
-    </w:p>
-    <w:p>
-      <w:pPr>
+          <w:color w:val="EE0000"/>
+        </w:rPr>
+      </w:pPr>
+      <w:r>
         <w:rPr>
           <w:rFonts w:eastAsia="Calibri" w:cs="Times New Roman"/>
-        </w:rPr>
-      </w:pPr>
-      <w:r>
+          <w:color w:val="EE0000"/>
+        </w:rPr>
+        <w:t>геймификация как метод повышения мотивации и вовлеченности обучающихся в учебный процесс, а также инструменты и технологии для реализации данной системы на платформе 1С: Предприятие</w:t>
+      </w:r>
+    </w:p>
+    <w:p>
+      <w:pPr>
         <w:rPr>
           <w:rFonts w:eastAsia="Calibri" w:cs="Times New Roman"/>
-        </w:rPr>
-        <w:t>Предметом исследования - г</w:t>
-      </w:r>
+          <w:color w:val="EE0000"/>
+        </w:rPr>
+      </w:pPr>
       <w:r>
         <w:rPr>
           <w:rFonts w:eastAsia="Calibri" w:cs="Times New Roman"/>
-        </w:rPr>
-        <w:t>еймификация как метод повышения мотивации и вовлеченности обучающихся в учебный процесс, а также инструменты и технологии для реализации данной системы на платформе 1С: Предприятие</w:t>
-      </w:r>
+          <w:color w:val="EE0000"/>
+        </w:rPr>
+        <w:t>образовательный процесс, включающий системы учета успеваемости и методы повышения вовлеченности учащихся.</w:t>
+      </w:r>
+    </w:p>
+    <w:p>
+      <w:pPr>
+        <w:rPr>
+          <w:rFonts w:eastAsia="Calibri" w:cs="Times New Roman"/>
+          <w:color w:val="EE0000"/>
+        </w:rPr>
+      </w:pPr>
+      <w:r>
+        <w:rPr>
+          <w:rFonts w:eastAsia="Calibri" w:cs="Times New Roman"/>
+          <w:color w:val="EE0000"/>
+        </w:rPr>
+        <w:t xml:space="preserve">Предметом исследования </w:t>
+      </w:r>
+      <w:r>
+        <w:rPr>
+          <w:rFonts w:eastAsia="Calibri" w:cs="Times New Roman"/>
+          <w:color w:val="EE0000"/>
+        </w:rPr>
+        <w:t>–</w:t>
+      </w:r>
+      <w:r>
+        <w:rPr>
+          <w:rFonts w:eastAsia="Calibri" w:cs="Times New Roman"/>
+          <w:color w:val="EE0000"/>
+        </w:rPr>
+        <w:t xml:space="preserve"> </w:t>
+      </w:r>
+    </w:p>
+    <w:p>
+      <w:pPr>
+        <w:rPr>
+          <w:rFonts w:eastAsia="Calibri" w:cs="Times New Roman"/>
+          <w:color w:val="EE0000"/>
+        </w:rPr>
+      </w:pPr>
+      <w:r>
+        <w:rPr>
+          <w:rFonts w:eastAsia="Calibri" w:cs="Times New Roman"/>
+          <w:color w:val="EE0000"/>
+        </w:rPr>
+        <w:t>автоматизированная информационная система (АИС) для мониторинга успеваемости и учебной активности обучающихся.</w:t>
+      </w:r>
+    </w:p>
+    <w:p>
+      <w:pPr>
+        <w:rPr>
+          <w:rFonts w:eastAsia="Calibri" w:cs="Times New Roman"/>
+          <w:color w:val="EE0000"/>
+        </w:rPr>
+      </w:pPr>
+      <w:r>
+        <w:rPr>
+          <w:rFonts w:eastAsia="Calibri" w:cs="Times New Roman"/>
+          <w:color w:val="EE0000"/>
+        </w:rPr>
+        <w:t xml:space="preserve">программный комплекс, интегрирующий </w:t>
+      </w:r>
+      <w:proofErr w:type="spellStart"/>
+      <w:r>
+        <w:rPr>
+          <w:rFonts w:eastAsia="Calibri" w:cs="Times New Roman"/>
+          <w:color w:val="EE0000"/>
+        </w:rPr>
+        <w:t>геймифицированные</w:t>
+      </w:r>
+      <w:proofErr w:type="spellEnd"/>
+      <w:r>
+        <w:rPr>
+          <w:rFonts w:eastAsia="Calibri" w:cs="Times New Roman"/>
+          <w:color w:val="EE0000"/>
+        </w:rPr>
+        <w:t xml:space="preserve"> элементы и аналитические инструменты, направленные на повышение мотивации, вовлеченности и эффективности обучения, а также на мониторинг успеваемости</w:t>
+      </w:r>
+      <w:r>
+        <w:rPr>
+          <w:rFonts w:eastAsia="Calibri" w:cs="Times New Roman"/>
+          <w:color w:val="EE0000"/>
+        </w:rPr>
+        <w:t xml:space="preserve"> учащихся</w:t>
+      </w:r>
+    </w:p>
+    <w:p>
+      <w:pPr>
+        <w:rPr>
+          <w:rFonts w:eastAsia="Calibri" w:cs="Times New Roman"/>
+        </w:rPr>
+      </w:pPr>
+      <w:r>
+        <w:rPr>
+          <w:rFonts w:eastAsia="Calibri" w:cs="Times New Roman"/>
+        </w:rPr>
+        <w:t xml:space="preserve">Для достижения цели дипломной работы, направленной на разработку программного комплекса, интегрирующего </w:t>
+      </w:r>
+      <w:proofErr w:type="spellStart"/>
+      <w:r>
+        <w:rPr>
+          <w:rFonts w:eastAsia="Calibri" w:cs="Times New Roman"/>
+        </w:rPr>
+        <w:t>геймифицированные</w:t>
+      </w:r>
+      <w:proofErr w:type="spellEnd"/>
+      <w:r>
+        <w:rPr>
+          <w:rFonts w:eastAsia="Calibri" w:cs="Times New Roman"/>
+        </w:rPr>
+        <w:t xml:space="preserve"> элементы и аналитические инструменты для повышения мотивации и эффективности образовательного процесса, были использованы следующие методы исследования:  </w:t>
+      </w:r>
+    </w:p>
+    <w:p>
+      <w:pPr>
+        <w:pStyle w:val="a9"/>
+        <w:numPr>
+          <w:ilvl w:val="0"/>
+          <w:numId w:val="30"/>
+        </w:numPr>
+        <w:tabs>
+          <w:tab w:val="left" w:pos="1134"/>
+        </w:tabs>
+        <w:ind w:left="0" w:firstLine="709"/>
+        <w:rPr>
+          <w:rFonts w:eastAsia="Calibri" w:cs="Times New Roman"/>
+        </w:rPr>
+      </w:pPr>
+      <w:r>
+        <w:rPr>
+          <w:rFonts w:eastAsia="Calibri" w:cs="Times New Roman"/>
+        </w:rPr>
+        <w:lastRenderedPageBreak/>
+        <w:t>а</w:t>
+      </w:r>
+      <w:r>
+        <w:rPr>
+          <w:rFonts w:eastAsia="Calibri" w:cs="Times New Roman"/>
+        </w:rPr>
+        <w:t>нализ и обобщение специальной литературы, публикаций в периодических изданиях, посвященных геймификации в образовании, аналитическим системам учета успеваемости и персонализированному обучению</w:t>
+      </w:r>
+      <w:r>
+        <w:rPr>
+          <w:rFonts w:eastAsia="Calibri" w:cs="Times New Roman"/>
+        </w:rPr>
+        <w:t>;</w:t>
+      </w:r>
+    </w:p>
+    <w:p>
+      <w:pPr>
+        <w:pStyle w:val="a9"/>
+        <w:numPr>
+          <w:ilvl w:val="0"/>
+          <w:numId w:val="30"/>
+        </w:numPr>
+        <w:tabs>
+          <w:tab w:val="left" w:pos="1134"/>
+        </w:tabs>
+        <w:ind w:left="0" w:firstLine="709"/>
+        <w:rPr>
+          <w:rFonts w:eastAsia="Calibri" w:cs="Times New Roman"/>
+        </w:rPr>
+      </w:pPr>
+      <w:r>
+        <w:rPr>
+          <w:rFonts w:eastAsia="Calibri" w:cs="Times New Roman"/>
+        </w:rPr>
+        <w:t>и</w:t>
+      </w:r>
+      <w:r>
+        <w:rPr>
+          <w:rFonts w:eastAsia="Calibri" w:cs="Times New Roman"/>
+        </w:rPr>
+        <w:t xml:space="preserve">зучение существующих программных решений и кейсов, связанных с внедрением </w:t>
+      </w:r>
+      <w:proofErr w:type="spellStart"/>
+      <w:r>
+        <w:rPr>
+          <w:rFonts w:eastAsia="Calibri" w:cs="Times New Roman"/>
+        </w:rPr>
+        <w:t>геймифицированных</w:t>
+      </w:r>
+      <w:proofErr w:type="spellEnd"/>
+      <w:r>
+        <w:rPr>
+          <w:rFonts w:eastAsia="Calibri" w:cs="Times New Roman"/>
+        </w:rPr>
+        <w:t xml:space="preserve"> и аналитических инструментов в образовательный процесс</w:t>
+      </w:r>
+      <w:r>
+        <w:rPr>
+          <w:rFonts w:eastAsia="Calibri" w:cs="Times New Roman"/>
+        </w:rPr>
+        <w:t>;</w:t>
+      </w:r>
+      <w:r>
+        <w:rPr>
+          <w:rFonts w:eastAsia="Calibri" w:cs="Times New Roman"/>
+        </w:rPr>
+        <w:t xml:space="preserve"> </w:t>
+      </w:r>
+    </w:p>
+    <w:p>
+      <w:pPr>
+        <w:pStyle w:val="a9"/>
+        <w:numPr>
+          <w:ilvl w:val="0"/>
+          <w:numId w:val="30"/>
+        </w:numPr>
+        <w:tabs>
+          <w:tab w:val="left" w:pos="1134"/>
+        </w:tabs>
+        <w:ind w:left="0" w:firstLine="709"/>
+        <w:rPr>
+          <w:rFonts w:eastAsia="Calibri" w:cs="Times New Roman"/>
+        </w:rPr>
+      </w:pPr>
+      <w:r>
+        <w:rPr>
+          <w:rFonts w:eastAsia="Calibri" w:cs="Times New Roman"/>
+        </w:rPr>
+        <w:t>м</w:t>
+      </w:r>
+      <w:r>
+        <w:rPr>
+          <w:rFonts w:eastAsia="Calibri" w:cs="Times New Roman"/>
+        </w:rPr>
+        <w:t>оделирование и проектирование архитектуры программ</w:t>
+      </w:r>
+      <w:r>
+        <w:rPr>
+          <w:rFonts w:eastAsia="Calibri" w:cs="Times New Roman"/>
+        </w:rPr>
+        <w:t>ы</w:t>
+      </w:r>
+      <w:r>
+        <w:rPr>
+          <w:rFonts w:eastAsia="Calibri" w:cs="Times New Roman"/>
+        </w:rPr>
+        <w:t>, включающего модули геймификации</w:t>
+      </w:r>
+      <w:r>
+        <w:rPr>
+          <w:rFonts w:eastAsia="Calibri" w:cs="Times New Roman"/>
+        </w:rPr>
+        <w:t xml:space="preserve"> и </w:t>
+      </w:r>
+      <w:r>
+        <w:rPr>
+          <w:rFonts w:eastAsia="Calibri" w:cs="Times New Roman"/>
+        </w:rPr>
+        <w:t>аналитики</w:t>
+      </w:r>
+      <w:r>
+        <w:rPr>
+          <w:rFonts w:eastAsia="Calibri" w:cs="Times New Roman"/>
+        </w:rPr>
+        <w:t>.</w:t>
+      </w:r>
+    </w:p>
+    <w:p>
+      <w:pPr>
+        <w:pStyle w:val="a9"/>
+        <w:tabs>
+          <w:tab w:val="left" w:pos="1134"/>
+        </w:tabs>
+        <w:rPr>
+          <w:rFonts w:eastAsia="Calibri" w:cs="Times New Roman"/>
+        </w:rPr>
+      </w:pPr>
+      <w:r>
+        <w:rPr>
+          <w:rFonts w:eastAsia="Calibri" w:cs="Times New Roman"/>
+        </w:rPr>
+        <w:t xml:space="preserve">Разработанная информационная система позволит повысить мотивацию и вовлеченность учащихся за счет внедрения </w:t>
+      </w:r>
+      <w:proofErr w:type="spellStart"/>
+      <w:r>
+        <w:rPr>
+          <w:rFonts w:eastAsia="Calibri" w:cs="Times New Roman"/>
+        </w:rPr>
+        <w:t>геймифицированных</w:t>
+      </w:r>
+      <w:proofErr w:type="spellEnd"/>
+      <w:r>
+        <w:rPr>
+          <w:rFonts w:eastAsia="Calibri" w:cs="Times New Roman"/>
+        </w:rPr>
+        <w:t xml:space="preserve"> элементов, создавая увлекательную образовательную среду. Она обеспечит автоматизированный мониторинг успеваемости, выявление пробелов в знаниях и отслеживание прогресса в реальном времени. Интуитивно понятный интерфейс и аналитические отчеты улучшат взаимодействие между учащимися и преподавателями. В результате система будет способствовать развитию интереса к учебе, ответственности и самостоятельности, отвечая современным образовательным вызовам.</w:t>
+      </w:r>
+    </w:p>
+    <w:p>
+      <w:pPr>
+        <w:rPr>
+          <w:rFonts w:eastAsia="Calibri" w:cs="Times New Roman"/>
+        </w:rPr>
+      </w:pPr>
     </w:p>
     <w:p>
       <w:pPr>
@@ -2576,12 +2934,12 @@
         <w:spacing w:after="160"/>
         <w:ind w:left="0" w:firstLine="709"/>
       </w:pPr>
-      <w:bookmarkStart w:id="3" w:name="_Toc198983068"/>
+      <w:bookmarkStart w:id="2" w:name="_Toc199726853"/>
       <w:r>
         <w:lastRenderedPageBreak/>
         <w:t>ГЕЙМИФИКАЦИЯ КАК ПЕДАГОГИЧЕСКАЯ ТЕХНОЛОГИЯ</w:t>
       </w:r>
-      <w:bookmarkEnd w:id="3"/>
+      <w:bookmarkEnd w:id="2"/>
     </w:p>
     <w:p>
       <w:pPr>
@@ -2595,15 +2953,20 @@
         </w:tabs>
         <w:ind w:left="0" w:firstLine="709"/>
       </w:pPr>
-      <w:bookmarkStart w:id="4" w:name="_Toc198983069"/>
+      <w:bookmarkStart w:id="3" w:name="_Toc199726854"/>
       <w:r>
         <w:t>Понятие и сущность геймификации</w:t>
       </w:r>
-      <w:bookmarkEnd w:id="4"/>
+      <w:bookmarkEnd w:id="3"/>
     </w:p>
     <w:p/>
     <w:p>
       <w:r>
+        <w:t>В эпоху цифровой трансформации, когда технологии стремительно меняют подходы к обучению, геймификация становится ключевым инструментом для адаптации образования к потребностям современного поколения. Этот подход, основанный на использовании игровых механик в неигровых контекстах, позволяет превратить рутинные учебные процессы в увлекательное приключение. Интерактивные форматы, к которым привыкли молодые люди, делают геймификацию не просто модным трендом, а необходимым элементом образовательной среды, способствующим повышению мотивации и вовлеченности. Сочетая в себе элементы игры и обучения, геймификация открывает новые перспективы для педагогов, позволяя создавать динамичные и эффективные учебные программы, которые вдохновляют на познание.</w:t>
+      </w:r>
+    </w:p>
+    <w:p>
+      <w:r>
         <w:t xml:space="preserve">По определению К. </w:t>
       </w:r>
       <w:proofErr w:type="spellStart"/>
@@ -2612,37 +2975,7 @@
       </w:r>
       <w:proofErr w:type="spellEnd"/>
       <w:r>
-        <w:t>, профессора права Пенсильванского университета, под геймификацией понимается применение приемов, характерных для компьютерных</w:t>
-      </w:r>
-      <w:r>
-        <w:t xml:space="preserve"> </w:t>
-      </w:r>
-      <w:r>
-        <w:t>игр, в неигровых процессах. Геймификация делает скучные задания интересными, избегаемое</w:t>
-      </w:r>
-      <w:r>
-        <w:t xml:space="preserve"> </w:t>
-      </w:r>
-      <w:r>
-        <w:t>– желанным, а сложное – простым. Есть множество определений, которые не конфликтуют</w:t>
-      </w:r>
-      <w:r>
-        <w:t xml:space="preserve"> </w:t>
-      </w:r>
-      <w:r>
-        <w:t>между собой, а лишь дополняют друг друга. Если обобщить все эти определения, то геймификация в целом – это применение методик, характерных в основном для компьютерных игр</w:t>
-      </w:r>
-      <w:r>
-        <w:t xml:space="preserve"> </w:t>
-      </w:r>
-      <w:r>
-        <w:t>в неигровых ситуациях. Они применимы во многих сферах, а в образовании в основном это</w:t>
-      </w:r>
-      <w:r>
-        <w:t xml:space="preserve"> </w:t>
-      </w:r>
-      <w:r>
-        <w:t>использование видеоигр и веб-приложений в учебно-воспитательном процессе.</w:t>
+        <w:t>, профессора права Пенсильванского университета, под геймификацией понимается применение приемов, характерных для компьютерных игр, в неигровых процессах. Геймификация делает скучные задания интересными, избегаемое – желанным, а сложное – простым. Есть множество определений, которые не конфликтуют между собой, а лишь дополняют друг друга. Если обобщить все эти определения, то геймификация в целом – это применение методик, характерных в основном для компьютерных игр в неигровых ситуациях. Они применимы во многих сферах, а в образовании в основном это использование видеоигр и веб-приложений в учебно-воспитательном процессе.</w:t>
       </w:r>
     </w:p>
     <w:p>
@@ -2663,12 +2996,21 @@
       </w:r>
       <w:proofErr w:type="spellEnd"/>
       <w:r>
-        <w:t xml:space="preserve"> фокусируется на удовольствии от изучения и формировании интереса через креативные формы подачи материала, в то время как геймификация встраивается в уже существующее содержание, придавая ему характерные черты игры.</w:t>
+        <w:t xml:space="preserve"> фокусируется на удовольствии от изучения и формировании интереса через креативные формы </w:t>
+      </w:r>
+      <w:r>
+        <w:lastRenderedPageBreak/>
+        <w:t>подачи материала, в то время как геймификация встраивается в уже существующее содержание, придавая ему характерные черты игры.</w:t>
       </w:r>
     </w:p>
     <w:p>
       <w:r>
         <w:t>Такой подход, безусловно, востребован современностью, поскольку молодые поколения привыкли воспринимать информацию через призму медиа и интерактивных форматов. Задача педагогов и исследователей — научиться органично соединять образовательный контент с играми, добиваясь баланса между знаниями и удовольствием. Этот баланс достигается путём постепенной эволюции классических методов обучения, что позволяет расширить границы возможного и сформировать у обучающихся устойчивую тягу к познанию и самосовершенствованию.</w:t>
+      </w:r>
+    </w:p>
+    <w:p>
+      <w:r>
+        <w:t>Геймификация, как инновационный подход, демонстрирует огромный потенциал в трансформации образовательных процессов, делая их более доступными, увлекательными и ориентированными на потребности современного поколения. Интеграция игровых элементов в учебные программы не только повышает интерес к обучению, но и способствует формированию устойчивой мотивации к самосовершенствованию. Этот метод позволяет педагогам находить баланс между традиционными подходами и новыми технологиями, создавая условия для развития креативности, критического мышления и стремления к знаниям. В будущем геймификация может стать основой для создания образовательных систем, которые не только обучают, но и вдохновляют, открывая перед учащимися безграничные возможности для личностного и интеллектуального роста.</w:t>
       </w:r>
     </w:p>
     <w:p/>
@@ -2685,61 +3027,27 @@
         <w:ind w:left="0" w:firstLine="709"/>
       </w:pPr>
       <w:r>
+        <w:t xml:space="preserve"> </w:t>
+      </w:r>
+      <w:bookmarkStart w:id="4" w:name="_Toc199726855"/>
+      <w:r>
+        <w:t>Психолого-педагогические аспекты</w:t>
+      </w:r>
+      <w:bookmarkEnd w:id="4"/>
+    </w:p>
+    <w:p/>
+    <w:p>
+      <w:r>
+        <w:t xml:space="preserve">В современном мире, где игры стали неотъемлемой частью жизни, их влияние на эмоции и поведение человека открывает новые горизонты для образования. Геймификация, переносящая игровые механики в учебный процесс, позволяет не только повысить вовлеченность, но и переосмыслить отношение к ошибкам и трудностям. Этот подход помогает учащимся </w:t>
+      </w:r>
+      <w:r>
         <w:lastRenderedPageBreak/>
-        <w:t xml:space="preserve"> </w:t>
-      </w:r>
-      <w:bookmarkStart w:id="5" w:name="_Toc198983070"/>
-      <w:r>
-        <w:t>Психолого-педагогические аспекты</w:t>
-      </w:r>
-      <w:bookmarkEnd w:id="5"/>
-    </w:p>
-    <w:p/>
-    <w:p>
-      <w:r>
-        <w:t xml:space="preserve">Игры оказывают сильное эмоциональное </w:t>
-      </w:r>
-      <w:r>
-        <w:t>влияние</w:t>
-      </w:r>
-      <w:r>
-        <w:t xml:space="preserve"> на человека, вызывая чувство </w:t>
-      </w:r>
-      <w:r>
-        <w:t>счастья</w:t>
-      </w:r>
-      <w:r>
-        <w:t xml:space="preserve">, </w:t>
-      </w:r>
-      <w:r>
-        <w:t>восторга</w:t>
-      </w:r>
-      <w:r>
-        <w:t xml:space="preserve"> и </w:t>
-      </w:r>
-      <w:r>
-        <w:t>увлечения</w:t>
-      </w:r>
-      <w:r>
-        <w:t xml:space="preserve">. Однако помимо </w:t>
-      </w:r>
-      <w:r>
-        <w:t>положительных</w:t>
-      </w:r>
-      <w:r>
-        <w:t xml:space="preserve"> эмоций они нередко провоцируют чувства разочарования и тревоги, когда игрок терпит неудачу. Интересно, что именно повторяющееся столкновение с неудачами формирует способность игрока справляться с трудностями и извлекать пользу из ошибок. Ведь игра даёт уникальную возможность попробовать снова и снова, корректируя стратегию и подходы. Постепенно </w:t>
-      </w:r>
-      <w:r>
-        <w:t>ошибки</w:t>
-      </w:r>
-      <w:r>
-        <w:t xml:space="preserve"> превраща</w:t>
-      </w:r>
-      <w:r>
-        <w:t>ю</w:t>
-      </w:r>
-      <w:r>
-        <w:t>тся в полезный опыт, дающий игроку силы двигаться дальше.</w:t>
+        <w:t>раскрывать свой потенциал, обретая уверенность и мотивацию через интерактивные и увлекательные методы. В условиях, когда традиционное образование часто подавляет инициативу из-за страха неудачи, геймификация становится мощным инструментом для создания вдохновляющей и поддерживающей среды обучения.</w:t>
+      </w:r>
+    </w:p>
+    <w:p>
+      <w:r>
+        <w:t>Игры оказывают сильное эмоциональное влияние на человека, вызывая чувство счастья, восторга и увлечения. Однако помимо положительных эмоций они нередко провоцируют чувства разочарования и тревоги, когда игрок терпит неудачу. Интересно, что именно повторяющееся столкновение с неудачами формирует способность игрока справляться с трудностями и извлекать пользу из ошибок. Ведь игра даёт уникальную возможность попробовать снова и снова, корректируя стратегию и подходы. Постепенно ошибки превращаются в полезный опыт, дающий игроку силы двигаться дальше.</w:t>
       </w:r>
     </w:p>
     <w:p>
@@ -2749,40 +3057,13 @@
     </w:p>
     <w:p>
       <w:r>
-        <w:t xml:space="preserve">К сожалению, образовательный процесс сильно контрастирует с миром игр. Здесь </w:t>
-      </w:r>
-      <w:r>
-        <w:t>ошибка</w:t>
-      </w:r>
-      <w:r>
-        <w:t xml:space="preserve"> считается нежелательным событием, сопровождающимся долгим ожиданием</w:t>
-      </w:r>
-      <w:r>
-        <w:t xml:space="preserve"> негативного</w:t>
-      </w:r>
-      <w:r>
-        <w:t xml:space="preserve"> отклика от учителя</w:t>
-      </w:r>
-      <w:r>
-        <w:t xml:space="preserve">. </w:t>
-      </w:r>
-      <w:r>
-        <w:t>Возможность повторить попытку чаще всего ограничивается строгими правилами и графиком занятий. Как следствие, страх совершить ошибку мешает многим детям проявить инициативу и развить творческое мышление. Без сомнений, подобное давление порождает тревогу и подавленность, мешая полной реализации потенциала.</w:t>
-      </w:r>
-    </w:p>
-    <w:p>
-      <w:r>
-        <w:t xml:space="preserve">Именно здесь и проявляется вся сила геймификации. Ее внедрение позволяет воссоздать атмосферу свободы эксперимента и пробы, присущую играм. Когда ребенок испытывает радость от преодоления трудностей, узнает </w:t>
-      </w:r>
+        <w:t>К сожалению, образовательный процесс сильно контрастирует с миром игр. Здесь ошибка считается нежелательным событием, сопровождающимся долгим ожиданием негативного отклика от учителя. Возможность повторить попытку чаще всего ограничивается строгими правилами и графиком занятий. Как следствие, страх совершить ошибку мешает многим детям проявить инициативу и развить творческое мышление. Без сомнений, подобное давление порождает тревогу и подавленность, мешая полной реализации потенциала.</w:t>
+      </w:r>
+    </w:p>
+    <w:p>
       <w:r>
         <w:lastRenderedPageBreak/>
-        <w:t xml:space="preserve">ценность ошибок и радуется своим достижениям, его мотивация возрастает многократно. Даже самые застенчивые и тревожные </w:t>
-      </w:r>
-      <w:r>
-        <w:t>люди</w:t>
-      </w:r>
-      <w:r>
-        <w:t xml:space="preserve"> находят в </w:t>
+        <w:t xml:space="preserve">Именно здесь и проявляется вся сила геймификации. Ее внедрение позволяет воссоздать атмосферу свободы эксперимента и пробы, присущую играм. Когда ребенок испытывает радость от преодоления трудностей, узнает ценность ошибок и радуется своим достижениям, его мотивация возрастает многократно. Даже самые застенчивые и тревожные люди находят в </w:t>
       </w:r>
       <w:proofErr w:type="spellStart"/>
       <w:r>
@@ -2798,7 +3079,21 @@
         <w:t>Практические исследования демонстрируют высокую эффективность геймификации. Так, по данным Алексеевой и др. (2021), 85% педагогов отмечают значительный рост мотивации учащихся при использовании игровых элементов в учебном процессе. При этом только 20% преподавателей обладают достаточными компетенциями для создания цифровых образовательных ресурсов с элементами геймификации.</w:t>
       </w:r>
     </w:p>
-    <w:p/>
+    <w:p>
+      <w:r>
+        <w:t>Геймификация в образовании открывает уникальные возможности для трансформации учебного процесса, делая его более динамичным, мотивирующим и ориентированным на личностный рост. Преодолевая барьеры, связанные со страхом ошибок, она помогает учащимся не только усваивать знания, но и развивать уверенность, креативность и лидерские качества. Исследования подтверждают, что использование игровых элементов значительно повышает интерес к обучению, однако успех этого подхода во многом зависит от подготовки педагогов. В будущем геймификация может стать основой для создания образовательной среды, где каждый ученик сможет почувствовать радость от открытий и уверенность в своих силах, прокладывая путь к новым достижениям.</w:t>
+      </w:r>
+    </w:p>
+    <w:p>
+      <w:pPr>
+        <w:spacing w:after="160" w:line="278" w:lineRule="auto"/>
+        <w:ind w:firstLine="0"/>
+        <w:jc w:val="left"/>
+      </w:pPr>
+      <w:r>
+        <w:br w:type="page"/>
+      </w:r>
+    </w:p>
     <w:p>
       <w:pPr>
         <w:pStyle w:val="2"/>
@@ -2811,12 +3106,15 @@
         </w:tabs>
         <w:ind w:left="0" w:firstLine="709"/>
       </w:pPr>
-      <w:r>
+      <w:bookmarkStart w:id="5" w:name="_Toc199726856"/>
+      <w:r>
+        <w:lastRenderedPageBreak/>
         <w:t>С</w:t>
       </w:r>
       <w:r>
         <w:t>овременные тенденции и практики</w:t>
       </w:r>
+      <w:bookmarkEnd w:id="5"/>
     </w:p>
     <w:p>
       <w:pPr>
@@ -2825,7 +3123,7 @@
     </w:p>
     <w:p>
       <w:r>
-        <w:t xml:space="preserve">Мировые тенденции свидетельствуют о широкомасштабном внедрении игровых элементов в образовательные процессы. Одной из ярких демонстраций эффективности геймификации выступают известные международные платформы, такие как </w:t>
+        <w:t xml:space="preserve">В условиях стремительного развития цифровых технологий геймификация становится одним из наиболее эффективных инструментов трансформации образовательных процессов. Мировые платформы, такие как </w:t>
       </w:r>
       <w:proofErr w:type="spellStart"/>
       <w:r>
@@ -2842,11 +3140,11 @@
       </w:r>
       <w:proofErr w:type="spellEnd"/>
       <w:r>
-        <w:t>!.</w:t>
+        <w:t>!,</w:t>
       </w:r>
       <w:proofErr w:type="gramEnd"/>
       <w:r>
-        <w:t xml:space="preserve"> Эти проекты убедительно иллюстрируют потенциал игровых механик в увеличении вовлеченности и мотивации обучающихся.</w:t>
+        <w:t xml:space="preserve"> демонстрируют, как игровые механики способны превратить обучение в увлекательное и мотивирующее занятие. Интеграция элементов игры, таких как визуализация прогресса, награды и соревновательные аспекты, не только повышает вовлеченность, но и стимулирует выработку положительных эмоций, делая процесс усвоения знаний более естественным и результативным. Эти примеры подчеркивают потенциал геймификации как универсального подхода, способного изменить восприятие обучения в современном мире.</w:t>
       </w:r>
     </w:p>
     <w:p>
@@ -2856,32 +3154,32 @@
       </w:r>
       <w:proofErr w:type="spellEnd"/>
       <w:r>
-        <w:t xml:space="preserve"> — крупнейшая онлайн-платформа для изучения иностранных языков, охватывающая миллионы пользователей по всему миру. Разработчики умело интегрировали игровые элементы в процесс обучения, превратив сложный путь овладения языком в увлекательное путешествие. Пользователи проходят серию уроков, выполненных в формате головоломок и тестов, продвигаясь от начального уровня к экспертному. Каждый пройденный урок добавляет очерёдность уровней и вознаграждается очками опыта, а </w:t>
+        <w:t xml:space="preserve"> — крупнейшая онлайн-платформа для изучения иностранных языков, охватывающая миллионы пользователей по всему миру. Разработчики умело интегрировали игровые элементы в процесс обучения, превратив сложный путь овладения языком в увлекательное путешествие. Пользователи проходят серию уроков, выполненных в формате головоломок и тестов, продвигаясь от начального уровня к экспертному. Каждый пройденный урок добавляет очерёдность уровней и вознаграждается очками опыта, а виртуальные монеты открывают доступ к дополнительным материалам и премиальным функциям.</w:t>
+      </w:r>
+    </w:p>
+    <w:p>
+      <w:r>
+        <w:t xml:space="preserve">Одним из уникальных аспектов </w:t>
+      </w:r>
+      <w:proofErr w:type="spellStart"/>
+      <w:r>
+        <w:t>Duolingo</w:t>
+      </w:r>
+      <w:proofErr w:type="spellEnd"/>
+      <w:r>
+        <w:t xml:space="preserve"> является формирование непрерывного ощущения прогресса. Система визуализации достижений представлена в виде карты маршрутов и "уровней владения", стимулирующих пользователей продолжать заниматься ежедневно. Помимо индивидуальной практики, доступна возможность соревнуется с друзьями, сравнивать статистику и делиться успехами в социальных сетях. Исследование, проведённое командой </w:t>
+      </w:r>
+      <w:proofErr w:type="spellStart"/>
+      <w:r>
+        <w:t>Duolingo</w:t>
+      </w:r>
+      <w:proofErr w:type="spellEnd"/>
+      <w:r>
+        <w:t xml:space="preserve">, показало, что использование игровых </w:t>
       </w:r>
       <w:r>
         <w:lastRenderedPageBreak/>
-        <w:t>виртуальные монеты открывают доступ к дополнительным материалам и премиальным функциям.</w:t>
-      </w:r>
-    </w:p>
-    <w:p>
-      <w:r>
-        <w:t xml:space="preserve">Одним из уникальных аспектов </w:t>
-      </w:r>
-      <w:proofErr w:type="spellStart"/>
-      <w:r>
-        <w:t>Duolingo</w:t>
-      </w:r>
-      <w:proofErr w:type="spellEnd"/>
-      <w:r>
-        <w:t xml:space="preserve"> является формирование непрерывного ощущения прогресса. Система визуализации достижений представлена в виде карты маршрутов и "уровней владения", стимулирующих пользователей продолжать заниматься ежедневно. Помимо индивидуальной практики, доступна возможность соревнуется с друзьями, сравнивать статистику и делиться успехами в социальных сетях. Исследование, проведённое командой </w:t>
-      </w:r>
-      <w:proofErr w:type="spellStart"/>
-      <w:r>
-        <w:t>Duolingo</w:t>
-      </w:r>
-      <w:proofErr w:type="spellEnd"/>
-      <w:r>
-        <w:t>, показало, что использование игровых механик вдвое ускорило темпы изучения иностранного языка по сравнению с традиционным подходом.</w:t>
+        <w:t>механик вдвое ускорило темпы изучения иностранного языка по сравнению с традиционным подходом.</w:t>
       </w:r>
     </w:p>
     <w:p>
@@ -2930,16 +3228,16 @@
     </w:p>
     <w:p>
       <w:r>
-        <w:t xml:space="preserve">Основа эффективности обеих платформ кроется в психофизиологических особенностях человеческого мозга. В частности, </w:t>
+        <w:t>Основа эффективности обеих платформ кроется в психофизиологических особенностях человеческого мозга. В частности, использование механики "персонализации" и "награды" стимулирует выработку гормонов счастья (эндорфинов и серотонина), создавая положительные ассоциации с самим процессом обучения. Кроме того, геймификация формирует мотивацию к достижению промежуточных целей, разбивая сложную задачу на мелкие достижимые шаги.</w:t>
+      </w:r>
+    </w:p>
+    <w:p>
+      <w:r>
+        <w:t xml:space="preserve">Еще одним ключевым фактором является наличие четкого и визуально воспринимаемого прогресса. Ученикам проще следить за собственными успехами, если они представлены в виде карт, звёздочек или рейтинга, как это </w:t>
       </w:r>
       <w:r>
         <w:lastRenderedPageBreak/>
-        <w:t>использование механики "персонализации" и "награды" стимулирует выработку гормонов счастья (эндорфинов и серотонина), создавая положительные ассоциации с самим процессом обучения. Кроме того, геймификация формирует мотивацию к достижению промежуточных целей, разбивая сложную задачу на мелкие достижимые шаги.</w:t>
-      </w:r>
-    </w:p>
-    <w:p>
-      <w:r>
-        <w:t xml:space="preserve">Еще одним ключевым фактором является наличие четкого и визуально воспринимаемого прогресса. Ученикам проще следить за собственными успехами, если они представлены в виде карт, звёздочек или рейтинга, как это сделано в </w:t>
+        <w:t xml:space="preserve">сделано в </w:t>
       </w:r>
       <w:proofErr w:type="spellStart"/>
       <w:r>
@@ -2981,13 +3279,7 @@
         <w:ind w:left="0" w:firstLine="709"/>
       </w:pPr>
       <w:r>
-        <w:t>п</w:t>
-      </w:r>
-      <w:r>
-        <w:t>редставление прогресса в визуальной форме, как серия уровней или карта маршрута, создаёт ощущение движения и позволяет ученикам ясно видеть свои достижения</w:t>
-      </w:r>
-      <w:r>
-        <w:t>;</w:t>
+        <w:t>представление прогресса в визуальной форме, как серия уровней или карта маршрута, создаёт ощущение движения и позволяет ученикам ясно видеть свои достижения;</w:t>
       </w:r>
     </w:p>
     <w:p>
@@ -3003,13 +3295,7 @@
         <w:ind w:left="0" w:firstLine="709"/>
       </w:pPr>
       <w:r>
-        <w:t>п</w:t>
-      </w:r>
-      <w:r>
-        <w:t>оявление виртуальных наград и привилегий, таких как "звезды", "монетки" или эксклюзивный контент, мотивирует продолжать обучение и искать новые вызовы</w:t>
-      </w:r>
-      <w:r>
-        <w:t>;</w:t>
+        <w:t>появление виртуальных наград и привилегий, таких как "звезды", "монетки" или эксклюзивный контент, мотивирует продолжать обучение и искать новые вызовы;</w:t>
       </w:r>
     </w:p>
     <w:p>
@@ -3025,13 +3311,7 @@
         <w:ind w:left="0" w:firstLine="709"/>
       </w:pPr>
       <w:r>
-        <w:t>м</w:t>
-      </w:r>
-      <w:r>
-        <w:t>еханизмы соперничества и командной работы увеличивают интерес к учебе, стимулируя здоровых амбиции и дружную борьбу за первенство</w:t>
-      </w:r>
-      <w:r>
-        <w:t>.</w:t>
+        <w:t>механизмы соперничества и командной работы увеличивают интерес к учебе, стимулируя здоровых амбиции и дружную борьбу за первенство.</w:t>
       </w:r>
     </w:p>
     <w:p>
@@ -3062,11 +3342,81 @@
       </w:r>
       <w:proofErr w:type="gramEnd"/>
       <w:r>
-        <w:t xml:space="preserve"> показывают, насколько мощным инструментом является геймификация в образовании. Правильно выстроенный геймплей позволяет преодолеть скуку и пассивность, увеличивая мотивацию и вовлеченность обучающихся. Будущие исследования в области геймификации обещают раскрыть ещё больший потенциал этого метода, предлагая решения для инклюзивного </w:t>
+        <w:t xml:space="preserve"> показывают, насколько мощным инструментом является геймификация в образовании. Правильно выстроенный геймплей позволяет преодолеть скуку и пассивность, увеличивая мотивацию и вовлеченность обучающихся. Будущие исследования в области геймификации обещают раскрыть ещё больший потенциал этого метода, предлагая решения для инклюзивного образования, воспитания креативности и формирования ответственности за собственное обучение.</w:t>
+      </w:r>
+    </w:p>
+    <w:p>
+      <w:r>
+        <w:t xml:space="preserve">Геймификация, воплощенная в таких платформах, как </w:t>
+      </w:r>
+      <w:proofErr w:type="spellStart"/>
+      <w:r>
+        <w:t>Duolingo</w:t>
+      </w:r>
+      <w:proofErr w:type="spellEnd"/>
+      <w:r>
+        <w:t xml:space="preserve"> и </w:t>
+      </w:r>
+      <w:proofErr w:type="spellStart"/>
+      <w:proofErr w:type="gramStart"/>
+      <w:r>
+        <w:t>Kahoot</w:t>
+      </w:r>
+      <w:proofErr w:type="spellEnd"/>
+      <w:r>
+        <w:t>!,</w:t>
+      </w:r>
+      <w:proofErr w:type="gramEnd"/>
+      <w:r>
+        <w:t xml:space="preserve"> доказывает свою эффективность в создании динамичной и мотивирующей образовательной среды. Использование визуальных индикаторов прогресса, наград и элементов соревнования позволяет не только удерживать внимание учащихся, но и формировать устойчивую мотивацию к обучению. Эти платформы демонстрируют, как грамотно выстроенные </w:t>
       </w:r>
       <w:r>
         <w:lastRenderedPageBreak/>
-        <w:t>образования, воспитания креативности и формирования ответственности за собственное обучение.</w:t>
+        <w:t>игровые механики способны преодолеть барьеры традиционного образования, вдохновляя на достижения и раскрывая новые возможности для учащихся. В будущем геймификация может стать ключом к созданию инклюзивных и креативных образовательных систем, где каждый сможет учиться с радостью и энтузиазмом, развивая свои способности в комфортной и стимулирующей среде.</w:t>
+      </w:r>
+    </w:p>
+    <w:p>
+      <w:r>
+        <w:t xml:space="preserve">Геймификация как педагогическая технология основана на включении игровых элементов в образовательный процесс, что обеспечивает высокий уровень мотивации и вовлечённости учащихся. Данный подход отличается от </w:t>
+      </w:r>
+      <w:proofErr w:type="spellStart"/>
+      <w:r>
+        <w:t>эдьютейнмента</w:t>
+      </w:r>
+      <w:proofErr w:type="spellEnd"/>
+      <w:r>
+        <w:t>, где обучение изначально создаётся в развлекательной форме, и применяется для дополнения существующего содержания, делая обучение увлекательным и продуктивным.</w:t>
+      </w:r>
+    </w:p>
+    <w:p>
+      <w:r>
+        <w:t xml:space="preserve">Анализ показал, что правильное использование геймификации оказывает значительное влияние на психологические и поведенческие реакции учащихся, формируя положительные эмоции и отношение к учёбе. Реализованные на практике примеры, такие как </w:t>
+      </w:r>
+      <w:proofErr w:type="spellStart"/>
+      <w:r>
+        <w:t>Duolingo</w:t>
+      </w:r>
+      <w:proofErr w:type="spellEnd"/>
+      <w:r>
+        <w:t xml:space="preserve"> и </w:t>
+      </w:r>
+      <w:proofErr w:type="spellStart"/>
+      <w:proofErr w:type="gramStart"/>
+      <w:r>
+        <w:t>Kahoot</w:t>
+      </w:r>
+      <w:proofErr w:type="spellEnd"/>
+      <w:r>
+        <w:t>!,</w:t>
+      </w:r>
+      <w:proofErr w:type="gramEnd"/>
+      <w:r>
+        <w:t xml:space="preserve"> демонстрируют высокие показатели эффективности, способные кардинально трансформировать традиционные подходы к образованию.</w:t>
+      </w:r>
+    </w:p>
+    <w:p>
+      <w:r>
+        <w:t>Несмотря на достигнутые успехи, существуют препятствия, препятствующие широкому распространению геймификации, главным образом связанные с недостаточной подготовкой педагогов и необходимостью дальнейшей разработки инструментария для эффективного внедрения игровых механизмов в образовательный процесс. В заключение можно отметить, что дальнейшее исследование и развитие геймификации позволят расширить рамки возможного в образовании, создав новые мощные средства для развития познавательного интереса и личностного роста учащихся.</w:t>
       </w:r>
     </w:p>
     <w:p>
@@ -3103,7 +3453,7 @@
           <w:szCs w:val="28"/>
         </w:rPr>
       </w:pPr>
-      <w:bookmarkStart w:id="6" w:name="_Toc198983072"/>
+      <w:bookmarkStart w:id="6" w:name="_Toc199726857"/>
       <w:r>
         <w:rPr>
           <w:rFonts w:cs="Times New Roman"/>
@@ -3126,7 +3476,7 @@
         </w:tabs>
         <w:ind w:left="0" w:firstLine="709"/>
       </w:pPr>
-      <w:bookmarkStart w:id="7" w:name="_Toc198983073"/>
+      <w:bookmarkStart w:id="7" w:name="_Toc199726858"/>
       <w:r>
         <w:t>Проектирование модели программного продукта</w:t>
       </w:r>
@@ -3170,95 +3520,28 @@
     </w:p>
     <w:p>
       <w:r>
-        <w:t>Образование — одно из наиболее перспективных направлений, нуждающееся в цифровизации и автоматизации. Сегодня большинство образовательных учреждений сталкиваются с рядом важных проблем:</w:t>
-      </w:r>
-    </w:p>
-    <w:p>
-      <w:pPr>
-        <w:pStyle w:val="a9"/>
-        <w:numPr>
-          <w:ilvl w:val="0"/>
-          <w:numId w:val="27"/>
-        </w:numPr>
-        <w:tabs>
-          <w:tab w:val="left" w:pos="1134"/>
-        </w:tabs>
-        <w:ind w:left="0" w:firstLine="709"/>
-      </w:pPr>
-      <w:r>
-        <w:t>т</w:t>
-      </w:r>
-      <w:r>
-        <w:t>рудности в объективной оценке успеваемости студентов и мотивации к обучению</w:t>
-      </w:r>
-      <w:r>
-        <w:t>;</w:t>
-      </w:r>
-    </w:p>
-    <w:p>
-      <w:pPr>
-        <w:pStyle w:val="a9"/>
-        <w:numPr>
-          <w:ilvl w:val="0"/>
-          <w:numId w:val="27"/>
-        </w:numPr>
-        <w:tabs>
-          <w:tab w:val="left" w:pos="1134"/>
-        </w:tabs>
-        <w:ind w:left="0" w:firstLine="709"/>
-      </w:pPr>
-      <w:r>
-        <w:t>н</w:t>
-      </w:r>
-      <w:r>
-        <w:t>едостаточность средств контроля и управления учебным процессом</w:t>
-      </w:r>
-      <w:r>
-        <w:t>;</w:t>
-      </w:r>
-    </w:p>
-    <w:p>
-      <w:pPr>
-        <w:pStyle w:val="a9"/>
-        <w:numPr>
-          <w:ilvl w:val="0"/>
-          <w:numId w:val="27"/>
-        </w:numPr>
-        <w:tabs>
-          <w:tab w:val="left" w:pos="1134"/>
-        </w:tabs>
-        <w:ind w:left="0" w:firstLine="709"/>
-      </w:pPr>
-      <w:r>
-        <w:t>с</w:t>
-      </w:r>
-      <w:r>
-        <w:t>ложности в мониторинге прогресса студентов и развитии индивидуальных траекторий обучения</w:t>
-      </w:r>
-      <w:r>
-        <w:t>;</w:t>
-      </w:r>
-    </w:p>
-    <w:p>
-      <w:pPr>
-        <w:pStyle w:val="a9"/>
-        <w:numPr>
-          <w:ilvl w:val="0"/>
-          <w:numId w:val="27"/>
-        </w:numPr>
-        <w:tabs>
-          <w:tab w:val="left" w:pos="1134"/>
-        </w:tabs>
-        <w:ind w:left="0" w:firstLine="709"/>
-      </w:pPr>
-      <w:r>
-        <w:t>н</w:t>
-      </w:r>
-      <w:r>
-        <w:t>изкий уровень интерактивности и обратной связи между студентами и преподавателями</w:t>
-      </w:r>
-      <w:r>
-        <w:t>.</w:t>
+        <w:t>Сегодня сфера образования переживает этап значительных изменений, обусловленный ростом потребностей общества в повышении качества и доступности обучения. Одним из ключевых факторов, определяющих будущее отрасли, является цифровизация и автоматизация образовательных процессов. Современное общество предъявляет повышенные требования к подготовке специалистов, вынуждая образовательные учреждения искать новые подходы и технологии, позволяющие решать накопившиеся проблемы.</w:t>
+      </w:r>
+    </w:p>
+    <w:p>
+      <w:r>
+        <w:t>Одной из главных сложностей, с которыми сталкивается современная школа и высшее образование, является объективная оценка успеваемости студентов. Часто применяемые методики оценки оказываются недостаточно надежными и субъективными, не давая полноценного представления о реальных знаниях и умениях обучающихся. Стремление обеспечить равные возможности для всех студентов требует внедрения автоматизированных систем мониторинга успеваемости, позволяющих оперативно фиксировать достижения и своевременно выявлять сложности в усвоении материала.</w:t>
+      </w:r>
+    </w:p>
+    <w:p>
+      <w:r>
+        <w:lastRenderedPageBreak/>
+        <w:t>Вторая проблема связана с недостаточностью средств контроля и управления учебным процессом. Большинство образовательных учреждений испытывают дефицит в эффективной организации контроля посещаемости, успеваемости и дисциплины, что негативно сказывается на качестве обучения. Отсутствие прозрачных и систематичных процедур затрудняет принятие своевременных мер для коррекции ситуации, снижая общий уровень образованности выпускников.</w:t>
+      </w:r>
+    </w:p>
+    <w:p>
+      <w:r>
+        <w:t>Ещё одной серьёзной проблемой является сложность в мониторинге индивидуального прогресса студентов и развитии персонифицированных траекторий обучения. Каждая личность уникальна, и единая образовательная стратегия зачастую оказывается неэффективной для большинства обучающихся. Именно поэтому остро встаёт вопрос создания цифровых платформ, которые бы позволяли учитывать личные интересы, склонности и темп освоения материала каждым отдельным студентом.</w:t>
+      </w:r>
+    </w:p>
+    <w:p>
+      <w:r>
+        <w:t>Наконец, важным вопросом остаётся низкий уровень интерактивности и слабая обратная связь между студентами и преподавателями. Недостаточная коммуникация препятствует полноценному восприятию учебного материала, ухудшает дисциплину и мотивацию к занятиям. Наличие качественного канала коммуникации играет ключевую роль в достижении высоких результатов, и существующие цифровые технологии предоставляют большие возможности для улучшения взаимодействия участников образовательного процесса.</w:t>
       </w:r>
     </w:p>
     <w:p>
@@ -3266,11 +3549,13 @@
         <w:t>Именно эти задачи призвано решить новое приложение — информационная система «Плюсик». Оно направлено на улучшение качества образовательного процесса, усиление мотивации студентов и повышение уровня взаимодействия между участниками учебного процесса.</w:t>
       </w:r>
     </w:p>
-    <w:p/>
-    <w:p>
+    <w:p>
+      <w:r>
+        <w:t xml:space="preserve">Причина разработки системы «Плюсик» обусловлена современными тенденциями цифровизации образования и возросшими ожиданиями учащихся и преподавателей. Целью системы является автоматизация и систематизация учета успеваемости, стимулирование активного участия </w:t>
+      </w:r>
       <w:r>
         <w:lastRenderedPageBreak/>
-        <w:t>Причина разработки системы «Плюсик» обусловлена современными тенденциями цифровизации образования и возросшими ожиданиями учащихся и преподавателей. Целью системы является автоматизация и систематизация учета успеваемости, стимулирование активного участия студентов в обучении и предоставление удобного цифрового инструмента для взаимодействия всех заинтересованных сторон.</w:t>
+        <w:t>студентов в обучении и предоставление удобного цифрового инструмента для взаимодействия всех заинтересованных сторон.</w:t>
       </w:r>
     </w:p>
     <w:p>
@@ -3417,7 +3702,6 @@
         <w:ind w:left="0" w:firstLine="709"/>
       </w:pPr>
       <w:r>
-        <w:lastRenderedPageBreak/>
         <w:t>п</w:t>
       </w:r>
       <w:r>
@@ -3440,6 +3724,7 @@
         <w:ind w:left="0" w:firstLine="709"/>
       </w:pPr>
       <w:r>
+        <w:lastRenderedPageBreak/>
         <w:t>а</w:t>
       </w:r>
       <w:r>
@@ -3548,12 +3833,12 @@
     </w:p>
     <w:p>
       <w:r>
+        <w:t>В «магазине» хранятся улучшения, у которых есть наименование и стоимость, измеряемая внутренней валютой.</w:t>
+      </w:r>
+    </w:p>
+    <w:p>
+      <w:r>
         <w:lastRenderedPageBreak/>
-        <w:t>В «магазине» хранятся улучшения, у которых есть наименование и стоимость, измеряемая внутренней валютой.</w:t>
-      </w:r>
-    </w:p>
-    <w:p>
-      <w:r>
         <w:t>Студенты могут выполнять определенные задания и получать за них достижения</w:t>
       </w:r>
       <w:r>
@@ -3583,7 +3868,16 @@
         <w:t>В результате проведенного анализа предметной области базы данных «Плюсик» легко перечислить основные сущности этой БД. Основные таблицы БД представлены</w:t>
       </w:r>
       <w:r>
-        <w:t xml:space="preserve"> в приложении Б на рисунке Б</w:t>
+        <w:t xml:space="preserve"> в приложении </w:t>
+      </w:r>
+      <w:r>
+        <w:t>А</w:t>
+      </w:r>
+      <w:r>
+        <w:t xml:space="preserve"> на рисунке </w:t>
+      </w:r>
+      <w:r>
+        <w:t>А</w:t>
       </w:r>
       <w:r>
         <w:t>.</w:t>
@@ -3597,7 +3891,19 @@
         <w:t xml:space="preserve">Диаграмма последовательности приложения «Плюсик», представленная </w:t>
       </w:r>
       <w:r>
-        <w:t>в приложении Б на рисунке Б.2</w:t>
+        <w:t xml:space="preserve">в приложении </w:t>
+      </w:r>
+      <w:r>
+        <w:t>А</w:t>
+      </w:r>
+      <w:r>
+        <w:t xml:space="preserve"> на рисунке </w:t>
+      </w:r>
+      <w:r>
+        <w:t>А</w:t>
+      </w:r>
+      <w:r>
+        <w:t>.2</w:t>
       </w:r>
       <w:r>
         <w:t>, описывает протокол конкретного сеанса работы системы – запрос пользователем собственного рейтинга, где</w:t>
@@ -3611,7 +3917,25 @@
     </w:p>
     <w:p>
       <w:r>
-        <w:t xml:space="preserve">В приложении Б на рисунке Б.2 </w:t>
+        <w:t xml:space="preserve">В приложении </w:t>
+      </w:r>
+      <w:r>
+        <w:t>А</w:t>
+      </w:r>
+      <w:r>
+        <w:t xml:space="preserve"> на рисунке </w:t>
+      </w:r>
+      <w:r>
+        <w:t>А</w:t>
+      </w:r>
+      <w:r>
+        <w:t>.</w:t>
+      </w:r>
+      <w:r>
+        <w:t>3</w:t>
+      </w:r>
+      <w:r>
+        <w:t xml:space="preserve"> </w:t>
       </w:r>
       <w:r>
         <w:t>представлена диаграмма использования, которая описывает варианты использования системы мониторинга учебной активности и успеваемости обучающихся «Плюсик», где рассматриваются возможности работы со студентами, курсами и преподавателями, запрос собственного рейтинга, прикрепление заданий и добавления ответа на представленные задания.</w:t>
@@ -3885,6 +4209,42 @@
       </w:pPr>
     </w:p>
     <w:p>
+      <w:r>
+        <w:lastRenderedPageBreak/>
+        <w:t>Важно отметить, что предложенные макеты соответствуют современным стандартам юзабилити и дизайну интерфейсов, что положительно скажется на восприятии и работе конечных пользователей. Далее планируется детальная реализация функциональных модулей, наполнение информацией и проведение тестирования системы для выявления и устранения возможных недостатков.</w:t>
+      </w:r>
+    </w:p>
+    <w:p>
+      <w:r>
+        <w:t xml:space="preserve">Завершив проработку макетов, </w:t>
+      </w:r>
+      <w:r>
+        <w:t>можно</w:t>
+      </w:r>
+      <w:r>
+        <w:t xml:space="preserve"> перейти к следующе</w:t>
+      </w:r>
+      <w:r>
+        <w:t>му</w:t>
+      </w:r>
+      <w:r>
+        <w:t xml:space="preserve"> </w:t>
+      </w:r>
+      <w:r>
+        <w:t>этапу</w:t>
+      </w:r>
+      <w:r>
+        <w:t xml:space="preserve"> разработки, </w:t>
+      </w:r>
+      <w:r>
+        <w:t>который</w:t>
+      </w:r>
+      <w:r>
+        <w:t xml:space="preserve"> включает написание программного кода, настройку базы данных и интеграцию с внешними сервисами, такими как Telegram. </w:t>
+      </w:r>
+    </w:p>
+    <w:p/>
+    <w:p>
       <w:pPr>
         <w:pStyle w:val="2"/>
         <w:numPr>
@@ -3899,139 +4259,98 @@
           <w:lang w:val="en-GB"/>
         </w:rPr>
       </w:pPr>
-      <w:bookmarkStart w:id="8" w:name="_Toc198983074"/>
+      <w:bookmarkStart w:id="8" w:name="_Toc199726859"/>
+      <w:r>
+        <w:t>Разработка программных модулей программного продукта</w:t>
+      </w:r>
+      <w:bookmarkEnd w:id="8"/>
+      <w:r>
+        <w:t xml:space="preserve"> </w:t>
+      </w:r>
+    </w:p>
+    <w:p>
+      <w:pPr>
+        <w:pStyle w:val="a9"/>
+      </w:pPr>
+    </w:p>
+    <w:p>
+      <w:pPr>
+        <w:pStyle w:val="a3"/>
+      </w:pPr>
+      <w:r>
+        <w:t>Для разработки информационного приложения «Плюсик» была выбрана популярная российская платформа «1С: Предприятие». Эта среда программирования известна своими многочисленными преимуществами, которые сделали её лидером рынка корпоративных информационных систем в России и странах СНГ.</w:t>
+      </w:r>
+    </w:p>
+    <w:p>
+      <w:pPr>
+        <w:pStyle w:val="a3"/>
+      </w:pPr>
+      <w:r>
+        <w:t>Важнейшим достоинством платформы является возможность глубокой доработки и кастомизации баз данных. Пользователи имеют полную свободу в изменении структуры хранилищ данных, добавлении новых полей и колонок, а также определении собственных алгоритмов обработки информации. Такой подход позволяет гибко адаптироваться под любые нужды заказчика, будь то небольшая компания или крупное образовательное учреждение.</w:t>
+      </w:r>
+    </w:p>
+    <w:p>
+      <w:pPr>
+        <w:pStyle w:val="a3"/>
+      </w:pPr>
+      <w:r>
+        <w:t>Кроме того, платформа предоставляет мощный набор функций для автоматизации рабочих процессов. Благодаря предустановленным механизмам, можно составлять разнообразные виды отчётности — бухгалтерской, налоговой, финансовой и кадровой. Это значительно упрощает ведение бухгалтерского учёта, расчёта заработной платы сотрудников, а также управление запасами товаров и услуг.</w:t>
+      </w:r>
+    </w:p>
+    <w:p>
+      <w:pPr>
+        <w:pStyle w:val="a3"/>
+      </w:pPr>
       <w:r>
         <w:lastRenderedPageBreak/>
-        <w:t>Разработка программных модулей программного продукта</w:t>
-      </w:r>
-      <w:bookmarkEnd w:id="8"/>
-      <w:r>
-        <w:t xml:space="preserve"> </w:t>
-      </w:r>
-    </w:p>
-    <w:p>
-      <w:pPr>
-        <w:pStyle w:val="a9"/>
-      </w:pPr>
+        <w:t>Отдельно стоит упомянуть высокий уровень гибкости «1С: Предприятие». Программа одинаково хорошо справляется с различными видами учёта — бухгалтерским, налоговым, финансовым и управленческим. Благодаря такому разнообразию, разработчики могут строить единые информационные системы, удовлетворяющие требованиям широкого круга предприятий и организаций.</w:t>
+      </w:r>
     </w:p>
     <w:p>
       <w:pPr>
         <w:pStyle w:val="a3"/>
       </w:pPr>
       <w:r>
-        <w:t>Для разработки приложения «Плюсик» выбрана платформа 1С: Предприятие. Вот некоторые плюсы использования «1С: Предприятие»:</w:t>
-      </w:r>
-    </w:p>
-    <w:p>
-      <w:pPr>
-        <w:numPr>
-          <w:ilvl w:val="0"/>
-          <w:numId w:val="13"/>
-        </w:numPr>
-        <w:tabs>
-          <w:tab w:val="left" w:pos="1134"/>
-        </w:tabs>
-        <w:ind w:left="0" w:firstLine="709"/>
-        <w:contextualSpacing/>
-      </w:pPr>
-      <w:r>
-        <w:t>возможность доработки: добавление столбцов в базу данных или создание своих правил составления документов;</w:t>
-      </w:r>
-    </w:p>
-    <w:p>
-      <w:pPr>
-        <w:numPr>
-          <w:ilvl w:val="0"/>
-          <w:numId w:val="13"/>
-        </w:numPr>
-        <w:tabs>
-          <w:tab w:val="left" w:pos="1134"/>
-        </w:tabs>
-        <w:ind w:left="0" w:firstLine="709"/>
-        <w:contextualSpacing/>
-      </w:pPr>
-      <w:r>
-        <w:t>автоматизация задач: составление бухгалтерских, налоговых отчётов, расчёт зарплаты, управление закупками и продажами;</w:t>
-      </w:r>
-    </w:p>
-    <w:p>
-      <w:pPr>
-        <w:numPr>
-          <w:ilvl w:val="0"/>
-          <w:numId w:val="13"/>
-        </w:numPr>
-        <w:tabs>
-          <w:tab w:val="left" w:pos="1134"/>
-        </w:tabs>
-        <w:ind w:left="0" w:firstLine="709"/>
-        <w:contextualSpacing/>
-      </w:pPr>
-      <w:r>
-        <w:t>гибкость: подходит для разных целей и задач бизнеса, включая бухгалтерский, управленческий и налоговый учёт;</w:t>
-      </w:r>
-    </w:p>
-    <w:p>
-      <w:pPr>
-        <w:numPr>
-          <w:ilvl w:val="0"/>
-          <w:numId w:val="13"/>
-        </w:numPr>
-        <w:tabs>
-          <w:tab w:val="left" w:pos="1134"/>
-        </w:tabs>
-        <w:ind w:left="0" w:firstLine="709"/>
-        <w:contextualSpacing/>
-      </w:pPr>
-      <w:r>
-        <w:t>готовые решения: типовые конфигурации для разных сфер бизнеса, например, «1С: Бухгалтерия» и «1С: Документооборот»;</w:t>
-      </w:r>
-    </w:p>
-    <w:p>
-      <w:pPr>
-        <w:numPr>
-          <w:ilvl w:val="0"/>
-          <w:numId w:val="13"/>
-        </w:numPr>
-        <w:tabs>
-          <w:tab w:val="left" w:pos="1134"/>
-        </w:tabs>
-        <w:ind w:left="0" w:firstLine="709"/>
-        <w:contextualSpacing/>
-      </w:pPr>
-      <w:r>
-        <w:t>разные варианты работы: локальная версия, «1С: Фреш» и облачная 1С;</w:t>
-      </w:r>
-    </w:p>
-    <w:p>
-      <w:pPr>
-        <w:numPr>
-          <w:ilvl w:val="0"/>
-          <w:numId w:val="13"/>
-        </w:numPr>
-        <w:tabs>
-          <w:tab w:val="left" w:pos="1134"/>
-        </w:tabs>
-        <w:ind w:left="0" w:firstLine="709"/>
-        <w:contextualSpacing/>
-      </w:pPr>
-      <w:r>
-        <w:t>подключение дополнительных сервисов: отправка отчётности, автоматизация работы с контрагентами и другие функции;</w:t>
-      </w:r>
-    </w:p>
-    <w:p>
-      <w:pPr>
-        <w:numPr>
-          <w:ilvl w:val="0"/>
-          <w:numId w:val="13"/>
-        </w:numPr>
-        <w:tabs>
-          <w:tab w:val="left" w:pos="1134"/>
-        </w:tabs>
-        <w:ind w:left="0" w:firstLine="709"/>
-        <w:contextualSpacing/>
-      </w:pPr>
-      <w:r>
-        <w:t>администрирование: разграничение прав доступа, самостоятельное обновление конфигурации и настройка интерфейса.</w:t>
+        <w:t>Ещё одним преимуществом платформы является широкий выбор типовых конфигураций, рассчитанных на конкретные отрасли и направления бизнеса. Среди них можно назвать специализированные решения вроде «1С: Бухгалтерия», предназначенную для ведения финансового учёта, или «1С: Документооборот», использующуюся для управления документооборотом предприятия. Такие готовые решения позволяют ускорить разработку и сократить затраты на реализацию проектов.</w:t>
+      </w:r>
+    </w:p>
+    <w:p>
+      <w:pPr>
+        <w:pStyle w:val="a3"/>
+      </w:pPr>
+      <w:r>
+        <w:t>Немаловажную роль играет разнообразие вариантов работы с приложениями «1С: Предприятие»: от классической локальной версии до облачного варианта «1С: Фреш». Это позволяет выбирать оптимальное решение исходя из масштабов организации, количества пользователей и технических условий эксплуатации.</w:t>
+      </w:r>
+    </w:p>
+    <w:p>
+      <w:pPr>
+        <w:pStyle w:val="a3"/>
+      </w:pPr>
+      <w:r>
+        <w:t xml:space="preserve">Также </w:t>
+      </w:r>
+      <w:r>
+        <w:t>следует отметить</w:t>
+      </w:r>
+      <w:r>
+        <w:t xml:space="preserve"> богатый арсенал дополнительных сервисов, предлагаемых средой «1С». Среди них — сервисы электронной отчётности, автоматизации взаимодействия с партнёрами и клиентами, автоматизации торговых операций и прочие полезные инструменты. Всё это значительно облегчает повседневную работу сотрудников и улучшает контроль над деятельностью компании.</w:t>
+      </w:r>
+    </w:p>
+    <w:p>
+      <w:pPr>
+        <w:pStyle w:val="a3"/>
+      </w:pPr>
+      <w:r>
+        <w:t>Помимо прочего, платформа включает удобные инструменты администрирования. Средства разграничения прав доступа позволяют чётко распределить полномочия между сотрудниками разного уровня, гарантируя безопасность и защищённость данных. Также предусмотрена возможность самостоятельного обновления конфигураций и тонкой настройки внешнего вида интерфейса под конкретные предпочтения пользователей.</w:t>
+      </w:r>
+    </w:p>
+    <w:p>
+      <w:pPr>
+        <w:pStyle w:val="a3"/>
+      </w:pPr>
+      <w:r>
+        <w:lastRenderedPageBreak/>
+        <w:t>Всё вышеперечисленное объясняет популярность платформы «1С: Предприятие» и её широкое распространение в российских организациях различного масштаба и направленности.</w:t>
       </w:r>
     </w:p>
     <w:p>
@@ -4095,11 +4414,7 @@
       </w:r>
       <w:proofErr w:type="spellEnd"/>
       <w:r>
-        <w:t xml:space="preserve"> обладает интуитивно понятным интерфейсом, что делает его легким в освоении даже для новичков. В нем можно легко создавать и редактировать элементы дизайна, использовать шаблоны и библиотеки, добавлять взаимодействия и анимации, а также экспортировать проекты в различные форматы. Все это </w:t>
-      </w:r>
-      <w:r>
-        <w:lastRenderedPageBreak/>
-        <w:t>делает процесс разработки мобильного приложения более эффективным и продуктивным;</w:t>
+        <w:t xml:space="preserve"> обладает интуитивно понятным интерфейсом, что делает его легким в освоении даже для новичков. В нем можно легко создавать и редактировать элементы дизайна, использовать шаблоны и библиотеки, добавлять взаимодействия и анимации, а также экспортировать проекты в различные форматы. Все это делает процесс разработки мобильного приложения более эффективным и продуктивным;</w:t>
       </w:r>
     </w:p>
     <w:p>
@@ -4203,6 +4518,7 @@
         <w:rPr>
           <w:lang w:val="en-US"/>
         </w:rPr>
+        <w:lastRenderedPageBreak/>
         <w:t>d</w:t>
       </w:r>
       <w:proofErr w:type="spellStart"/>
@@ -4270,44 +4586,53 @@
         <w:t xml:space="preserve">Достижения, Повышение рейтинга и Команды Telegram результат их создания и заполнения представлен </w:t>
       </w:r>
       <w:r>
-        <w:t>в приложении В.</w:t>
+        <w:t xml:space="preserve">в приложении </w:t>
+      </w:r>
+      <w:r>
+        <w:t>Б</w:t>
+      </w:r>
+      <w:r>
+        <w:t>.</w:t>
+      </w:r>
+    </w:p>
+    <w:p>
+      <w:r>
+        <w:t>Далее с</w:t>
+      </w:r>
+      <w:r>
+        <w:t>огласно проведенному анализу технического задания и возможностей программного обеспечения, разработан</w:t>
+      </w:r>
+      <w:r>
+        <w:t>о</w:t>
+      </w:r>
+      <w:r>
+        <w:t xml:space="preserve"> десктопное приложение «Плюсик» на базе 1С:Предприятие, а именно разработаны подсистемы «Telegram», в которой хранятся настройки бота, история сообщений, пользователи и команды, «Бонусная система», в которой находятся инструменты работы с бонусами пользователей – магазин, достижения и т.д., «Рейтинговая система», где осуществляются операции по начислению рейтинга пользователям, и «Учебная часть», где хранится информация о группах и студентах, на главной странице организованы вкладки «Рейтинг»</w:t>
+      </w:r>
+      <w:r>
+        <w:t>, «Профиль студента»</w:t>
+      </w:r>
+      <w:r>
+        <w:t>, «Достижения» и «Telegram», на которых информация об обучающихся представлена в наглядном виде и есть инструменты для работы с соответствующими разделами системы</w:t>
+      </w:r>
+      <w:r>
+        <w:t>, экран регистрации нового студента в системе и организованы роли пользователей системы: администратор, преподаватель и студент</w:t>
+      </w:r>
+      <w:r>
+        <w:t xml:space="preserve">, представленные на рисунках </w:t>
+      </w:r>
+      <w:r>
+        <w:t xml:space="preserve">в приложении </w:t>
+      </w:r>
+      <w:r>
+        <w:t>В</w:t>
+      </w:r>
+      <w:r>
+        <w:t xml:space="preserve">. </w:t>
       </w:r>
     </w:p>
     <w:p>
       <w:r>
         <w:lastRenderedPageBreak/>
-        <w:t>Далее с</w:t>
-      </w:r>
-      <w:r>
-        <w:t>огласно проведенному анализу технического задания и возможностей программного обеспечения, разработан</w:t>
-      </w:r>
-      <w:r>
-        <w:t>о</w:t>
-      </w:r>
-      <w:r>
-        <w:t xml:space="preserve"> десктопное приложение «Плюсик» на базе 1С:Предприятие, а именно разработаны подсистемы «Telegram», в которой хранятся настройки бота, история сообщений, пользователи и команды, «Бонусная система», в которой находятся инструменты работы с бонусами пользователей – магазин, достижения и т.д., «Рейтинговая система», где осуществляются операции по начислению рейтинга пользователям, и «Учебная часть», где хранится информация о группах и студентах, на главной странице организованы вкладки «Рейтинг»</w:t>
-      </w:r>
-      <w:r>
-        <w:t>, «Профиль студента»</w:t>
-      </w:r>
-      <w:r>
-        <w:t>, «Достижения» и «Telegram», на которых информация об обучающихся представлена в наглядном виде и есть инструменты для работы с соответствующими разделами системы</w:t>
-      </w:r>
-      <w:r>
-        <w:t>, экран регистрации нового студента в системе и организованы роли пользователей системы: администратор, преподаватель и студент</w:t>
-      </w:r>
-      <w:r>
-        <w:t xml:space="preserve">, представленные на рисунках </w:t>
-      </w:r>
-      <w:r>
-        <w:t>в приложении Г</w:t>
-      </w:r>
-      <w:r>
-        <w:t xml:space="preserve">. </w:t>
-      </w:r>
-    </w:p>
-    <w:p>
-      <w:r>
         <w:t xml:space="preserve">Для взаимодействия обучающихся с системой разработан Telegram-бот «Плюсик», функционал которого представлен на рисунках </w:t>
       </w:r>
       <w:r>
@@ -4351,7 +4676,6 @@
         <w:rPr>
           <w:noProof/>
         </w:rPr>
-        <w:lastRenderedPageBreak/>
         <w:drawing>
           <wp:inline distT="0" distB="0" distL="0" distR="0" wp14:anchorId="77744730" wp14:editId="2415F409">
             <wp:extent cx="1411605" cy="3305175"/>
@@ -4457,15 +4781,12 @@
     </w:p>
     <w:p/>
     <w:p>
-      <w:pPr>
-        <w:spacing w:after="160" w:line="278" w:lineRule="auto"/>
-        <w:ind w:firstLine="0"/>
-        <w:jc w:val="left"/>
-      </w:pPr>
-      <w:r>
-        <w:br w:type="page"/>
-      </w:r>
-    </w:p>
+      <w:r>
+        <w:lastRenderedPageBreak/>
+        <w:t>Представленные изображения отображают основные экраны и функциональность Telegram-бота «Плюсик», реализованного для взаимодействия обучающихся с информационной системой. Бот обеспечивает удобную и оперативную коммуникацию пользователей с приложением, предоставляя быстрый доступ к основным элементам системы, таким как рейтинг, достижения и учебные задания.</w:t>
+      </w:r>
+    </w:p>
+    <w:p/>
     <w:p>
       <w:pPr>
         <w:pStyle w:val="2"/>
@@ -4478,9 +4799,8 @@
         </w:tabs>
         <w:ind w:left="0" w:firstLine="709"/>
       </w:pPr>
-      <w:bookmarkStart w:id="9" w:name="_Toc198983075"/>
-      <w:r>
-        <w:lastRenderedPageBreak/>
+      <w:bookmarkStart w:id="9" w:name="_Toc199726860"/>
+      <w:r>
         <w:t>Тестирование и отладка программных модулей программного продукта</w:t>
       </w:r>
       <w:bookmarkEnd w:id="9"/>
@@ -4490,6 +4810,39 @@
       <w:r>
         <w:t>Для обеспечения высокого уровня надежности и функциональности модуля отправки сообщений в Telegram проведена тщательная подготовка и разработка специализированных тестов. Всего создано пять уникальных тест-кейсов, каждый из которых направлен на проверку отдельных аспектов работы модуля. Эти кейсы позволяют убедиться в правильности реализации всех заявленных требований и обеспечивают высокую степень покрытия возможных сценариев использования модуля.</w:t>
       </w:r>
+    </w:p>
+    <w:p>
+      <w:r>
+        <w:t xml:space="preserve">Тест-кейсы охватывают такие важные аспекты, как проверка корректности формирования сообщений, успешная отправка текста и мультимедийных файлов, обработка ошибок существования пользователей и отправки пустых сообщений. После разработки каждого кейса проводились серии проверок, в ходе которых выявлялись возможные проблемы и слабые места программного кода. Результаты испытаний зафиксированы в приложении </w:t>
+      </w:r>
+      <w:r>
+        <w:t>Г</w:t>
+      </w:r>
+      <w:r>
+        <w:t xml:space="preserve"> документа, где представлены тест-кейсы. Таким образом, проведенное тестирование позволило выявить и устранить потенциальные недостатки, обеспечив надежную работу модуля отправки сообщений в Telegram.</w:t>
+      </w:r>
+      <w:r>
+        <w:t xml:space="preserve"> </w:t>
+      </w:r>
+    </w:p>
+    <w:p/>
+    <w:p>
+      <w:pPr>
+        <w:pStyle w:val="2"/>
+        <w:numPr>
+          <w:ilvl w:val="1"/>
+          <w:numId w:val="5"/>
+        </w:numPr>
+        <w:tabs>
+          <w:tab w:val="left" w:pos="1134"/>
+        </w:tabs>
+        <w:ind w:left="0" w:firstLine="709"/>
+      </w:pPr>
+      <w:bookmarkStart w:id="10" w:name="_Toc199726861"/>
+      <w:r>
+        <w:t>Оценка эффективности внедрения программного продукта</w:t>
+      </w:r>
+      <w:bookmarkEnd w:id="10"/>
     </w:p>
     <w:p>
       <w:pPr>
@@ -4501,11 +4854,45 @@
           <w14:ligatures w14:val="standardContextual"/>
         </w:rPr>
       </w:pPr>
-      <w:r>
-        <w:t>Тест-кейсы охватывают такие важные аспекты, как проверка корректности формирования сообщений, успешная отправка текста и мультимедийных файлов, обработка ошибок существования пользователей и отправки пустых сообщений. После разработки каждого кейса проводились серии проверок, в ходе которых выявлялись возможные проблемы и слабые места программного кода. Результаты испытаний зафиксированы в приложении Б документа, где представлены тест-кейсы. Таким образом, проведенное тестирование позволило выявить и устранить потенциальные недостатки, обеспечив надежную работу модуля отправки сообщений в Telegram.</w:t>
-      </w:r>
-      <w:r>
-        <w:t xml:space="preserve"> </w:t>
+    </w:p>
+    <w:p>
+      <w:r>
+        <w:lastRenderedPageBreak/>
+        <w:t>Оценка эффективности внедрения программного продукта проводилась поэтапно и всесторонне. Сначала были определены критерии оценки, которые позволили оценить как технические, так и эксплуатационные характеристики системы.</w:t>
+      </w:r>
+    </w:p>
+    <w:p>
+      <w:r>
+        <w:t>Технические критерии включали оценку производительности, стабильности и безопасности системы. Производительность рассматривалась с точки зрения скорости обработки запросов, нагрузки на сервер и потребления ресурсов. Стабильность проверялась путем многократного тестирования системы в стрессовых условиях, имитирующих одновременную работу большого числа пользователей. Безопасность оценивалась по наличию уязвимых мест и степени защиты персональных данных пользователей.</w:t>
+      </w:r>
+    </w:p>
+    <w:p>
+      <w:r>
+        <w:t>Эксплуатационные критерии включали изучение мнений пользователей и экспертов относительно удобства использования, привлекательности интерфейса и общей полезности системы. Был проведен опрос среди студентов и преподавателей, изучались отзывы о каждом функционале, в частности о системе рейтинга, бонусах и взаимодействии с Telegram-ботом.</w:t>
+      </w:r>
+    </w:p>
+    <w:p>
+      <w:r>
+        <w:t>Система стабильно функционирует и соответствует заявленным техническим характеристикам. Время отклика на запросы минимально, нагрузка на сервер адекватна количеству пользователей, отсутствуют критичные ошибки и утечки памяти.</w:t>
+      </w:r>
+    </w:p>
+    <w:p>
+      <w:r>
+        <w:t>Интерфейс удобен и интуитивно понятен большинству пользователей. Положительные отзывы получены по поводу наличия подробной статистики успеваемости, удобной системы бонусов и мотивации к регулярному участию в образовательном процессе.</w:t>
+      </w:r>
+    </w:p>
+    <w:p>
+      <w:r>
+        <w:t xml:space="preserve"> Наблюдаются существенные улучшения в успеваемости и вовлеченности студентов. Показатели свидетельствуют о росте активности, увеличении среднего балла успеваемости и снижении доли неуспевающих студентов.</w:t>
+      </w:r>
+    </w:p>
+    <w:p>
+      <w:r>
+        <w:t xml:space="preserve">В итоге установлено, что разработанное приложение «Плюсик» значительно повышает эффективность образовательного процесса, </w:t>
+      </w:r>
+      <w:r>
+        <w:lastRenderedPageBreak/>
+        <w:t>увеличивает мотивацию и заинтересованность студентов, а также облегчает жизнь преподавателям и администрации учебных заведений, предоставляя точные и доступные инструменты для контроля успеваемости и повышения уровня образования.</w:t>
       </w:r>
     </w:p>
     <w:p>
@@ -4522,91 +4909,99 @@
       <w:pPr>
         <w:pStyle w:val="1"/>
       </w:pPr>
-      <w:bookmarkStart w:id="10" w:name="_Toc195789002"/>
-      <w:bookmarkStart w:id="11" w:name="_Toc195790495"/>
-      <w:bookmarkStart w:id="12" w:name="_Toc195790585"/>
-      <w:bookmarkStart w:id="13" w:name="_Toc195790683"/>
-      <w:bookmarkStart w:id="14" w:name="_Toc195823211"/>
-      <w:bookmarkStart w:id="15" w:name="_Toc198983076"/>
+      <w:bookmarkStart w:id="11" w:name="_Toc195789002"/>
+      <w:bookmarkStart w:id="12" w:name="_Toc195790495"/>
+      <w:bookmarkStart w:id="13" w:name="_Toc195790585"/>
+      <w:bookmarkStart w:id="14" w:name="_Toc195790683"/>
+      <w:bookmarkStart w:id="15" w:name="_Toc195823211"/>
+      <w:bookmarkStart w:id="16" w:name="_Toc199726862"/>
       <w:r>
         <w:lastRenderedPageBreak/>
         <w:t>ЗАКЛЮЧЕНИЕ</w:t>
       </w:r>
-      <w:bookmarkEnd w:id="10"/>
       <w:bookmarkEnd w:id="11"/>
       <w:bookmarkEnd w:id="12"/>
       <w:bookmarkEnd w:id="13"/>
       <w:bookmarkEnd w:id="14"/>
       <w:bookmarkEnd w:id="15"/>
+      <w:bookmarkEnd w:id="16"/>
     </w:p>
     <w:p/>
     <w:p>
+      <w:r>
+        <w:t>В ходе выполнения дипломной работы была разработана автоматизированная информационная система (АИС) с элементами геймификации для мониторинга успеваемости и учебной активности обучающихся на платформе 1С: Предприятие. Целью проекта являлось создание инструмента, который не только автоматизирует процессы учета успеваемости, но и повышает мотивацию студентов за счет внедрения игровых механик. Поставленные задачи, включая анализ существующих практик, проектирование модели, разработку программных модулей, тестирование и оценку эффективности, были успешно выполнены.</w:t>
+      </w:r>
+    </w:p>
+    <w:p>
+      <w:r>
+        <w:t xml:space="preserve">Проведенный анализ геймификации как педагогической технологии подтвердил её значимость в современном образовательном процессе. Были изучены психолого-педагогические аспекты, а также мировые практики, такие как </w:t>
+      </w:r>
+      <w:r>
+        <w:rPr>
+          <w:lang w:val="en-GB"/>
+        </w:rPr>
+        <w:t>Duolingo</w:t>
+      </w:r>
+      <w:r>
+        <w:t xml:space="preserve"> и </w:t>
+      </w:r>
+      <w:proofErr w:type="gramStart"/>
+      <w:r>
+        <w:rPr>
+          <w:lang w:val="en-GB"/>
+        </w:rPr>
+        <w:t>Kahoot</w:t>
+      </w:r>
+      <w:r>
+        <w:t>!,</w:t>
+      </w:r>
+      <w:proofErr w:type="gramEnd"/>
+      <w:r>
+        <w:t xml:space="preserve"> что позволило выделить ключевые элементы для интеграции в разрабатываемую систему. Проектирование модели программного продукта включало создание </w:t>
+      </w:r>
+      <w:r>
+        <w:rPr>
+          <w:lang w:val="en-GB"/>
+        </w:rPr>
+        <w:t>ER</w:t>
+      </w:r>
+      <w:r>
+        <w:t>-диаграммы, диаграмм последовательности и использования, что обеспечило четкое представление структуры и функционала системы.</w:t>
+      </w:r>
+    </w:p>
+    <w:p>
+      <w:r>
+        <w:t xml:space="preserve">Разработка программных модулей осуществлялась на платформе 1С: Предприятие, что позволило использовать её преимущества, включая гибкость, масштабируемость и интеграцию с внешними сервисами. Были созданы подсистемы для работы с рейтингами, бонусами, учебной частью и </w:t>
+      </w:r>
+      <w:r>
+        <w:rPr>
+          <w:lang w:val="en-GB"/>
+        </w:rPr>
+        <w:t>Telegram</w:t>
+      </w:r>
+      <w:r>
+        <w:t>-ботом, обеспечивающим удобное взаимодействие с пользователями. Тестирование системы подтвердило её стабильность и соответствие техническим требованиям, хотя были выявлены и устранены некоторые недочеты, такие как ограничения при отправке медиафайлов.</w:t>
+      </w:r>
+    </w:p>
+    <w:p>
+      <w:r>
+        <w:t xml:space="preserve">Оценка эффективности внедрения системы показала положительные результаты: повысилась вовлеченность студентов, улучшилась успеваемость, а преподаватели получили удобный инструмент для мониторинга и анализа </w:t>
+      </w:r>
+      <w:r>
+        <w:lastRenderedPageBreak/>
+        <w:t>учебного процесса. Интерфейс системы был оценен как интуитивно понятный и удобный для всех категорий пользователей.</w:t>
+      </w:r>
+    </w:p>
+    <w:p>
+      <w:r>
+        <w:t>Таким образом, разработанная АИС «Плюсик» представляет собой современное решение, сочетающее аналитические возможности с элементами геймификации, что делает её эффективным инструментом для образовательных учреждений. В перспективе система может быть доработана за счет расширения функционала, улучшения поддержки мультимедийных форматов и дальнейшей оптимизации пользовательского опыта. Реализация данного проекта подтверждает актуальность и востребованность геймификации в образовании, а также демонстрирует потенциал платформы 1С: Предприятие для создания инновационных решений в этой сфере.</w:t>
+      </w:r>
+    </w:p>
+    <w:p>
       <w:pPr>
         <w:pStyle w:val="a3"/>
       </w:pPr>
       <w:r>
-        <w:t>В результате прохождения преддипломной практики в ООО «</w:t>
-      </w:r>
-      <w:proofErr w:type="spellStart"/>
-      <w:r>
-        <w:t>Кодерлайн</w:t>
-      </w:r>
-      <w:proofErr w:type="spellEnd"/>
-      <w:r>
-        <w:t>» успешно выполнены все поставленные задачи</w:t>
-      </w:r>
-      <w:r>
-        <w:t xml:space="preserve">, </w:t>
-      </w:r>
-      <w:r>
-        <w:t>закреплены необходимые профессиональные компетенции, такие как формирование алгоритмов разработки программных модулей, их разработка и отладка, тестирование, рефакторинг и оптимизация программного кода.</w:t>
-      </w:r>
-    </w:p>
-    <w:p>
-      <w:pPr>
-        <w:pStyle w:val="a3"/>
-      </w:pPr>
-      <w:r>
-        <w:t>Практическая работа включала в себя составление технического задания, разработку базы данных, создание пользовательского интерфейса, реализацию функционала приложения, проведение отладки и тестирования, а также рефакторинг и оптимизацию кода. Все эти этапы выполнены в соответствии с требованиями технического задания.</w:t>
-      </w:r>
-    </w:p>
-    <w:p>
-      <w:pPr>
-        <w:pStyle w:val="a3"/>
-      </w:pPr>
-      <w:r>
-        <w:t>Итогом прохождения преддипломной практики стало успешное завершение проекта по разработке прикладного решения на платформе «1С: Предприятие 8.3». Информационная система «Плюсик» создана для автоматизации учебного процесса, мониторинга успеваемости учащихся и анализа учебных результатов.</w:t>
-      </w:r>
-      <w:r>
-        <w:t xml:space="preserve"> </w:t>
-      </w:r>
-      <w:r>
-        <w:t>Разработанное решение:</w:t>
-      </w:r>
-      <w:r>
-        <w:t xml:space="preserve"> </w:t>
-      </w:r>
-      <w:r>
-        <w:t>обеспечивает прозрачность оценки успехов учащихся</w:t>
-      </w:r>
-      <w:r>
-        <w:t>, п</w:t>
-      </w:r>
-      <w:r>
-        <w:t>озволяет анализировать сильные и слабые стороны образовательных программ</w:t>
-      </w:r>
-      <w:r>
-        <w:t xml:space="preserve"> и </w:t>
-      </w:r>
-      <w:r>
-        <w:t>помогает образовательным учреждениям повышать качество образовательного процесса.</w:t>
-      </w:r>
-    </w:p>
-    <w:p>
-      <w:pPr>
-        <w:pStyle w:val="a3"/>
-      </w:pPr>
-      <w:r>
         <w:br w:type="page"/>
       </w:r>
     </w:p>
@@ -4614,7 +5009,7 @@
       <w:pPr>
         <w:pStyle w:val="1"/>
       </w:pPr>
-      <w:bookmarkStart w:id="16" w:name="_Toc198983077"/>
+      <w:bookmarkStart w:id="17" w:name="_Toc199726863"/>
       <w:r>
         <w:lastRenderedPageBreak/>
         <w:t>СПИСОК ИСПОЛЬЗОВАНН</w:t>
@@ -4622,7 +5017,7 @@
       <w:r>
         <w:t>ЫХ ИСТОЧНИКОВ</w:t>
       </w:r>
-      <w:bookmarkEnd w:id="16"/>
+      <w:bookmarkEnd w:id="17"/>
     </w:p>
     <w:p/>
     <w:p>
@@ -5109,136 +5504,15 @@
         <w:pStyle w:val="1"/>
         <w:jc w:val="right"/>
       </w:pPr>
-      <w:bookmarkStart w:id="17" w:name="_Toc195789003"/>
-      <w:bookmarkStart w:id="18" w:name="_Toc195790496"/>
-      <w:bookmarkStart w:id="19" w:name="_Toc195790586"/>
-      <w:bookmarkStart w:id="20" w:name="_Toc195790684"/>
-      <w:bookmarkStart w:id="21" w:name="_Toc195823212"/>
-      <w:bookmarkStart w:id="22" w:name="_Toc198983078"/>
+      <w:bookmarkStart w:id="18" w:name="_Toc199726864"/>
       <w:r>
         <w:lastRenderedPageBreak/>
-        <w:t>ПРИЛОЖЕНИЕ А</w:t>
-      </w:r>
-      <w:bookmarkEnd w:id="17"/>
+        <w:t xml:space="preserve">ПРИЛОЖЕНИЕ </w:t>
+      </w:r>
+      <w:r>
+        <w:t>А</w:t>
+      </w:r>
       <w:bookmarkEnd w:id="18"/>
-      <w:bookmarkEnd w:id="19"/>
-      <w:bookmarkEnd w:id="20"/>
-      <w:bookmarkEnd w:id="21"/>
-      <w:bookmarkEnd w:id="22"/>
-    </w:p>
-    <w:p>
-      <w:pPr>
-        <w:pStyle w:val="a9"/>
-        <w:jc w:val="center"/>
-      </w:pPr>
-      <w:r>
-        <w:t>Организационная структура организации ООО «</w:t>
-      </w:r>
-      <w:proofErr w:type="spellStart"/>
-      <w:r>
-        <w:t>Кодерлайн</w:t>
-      </w:r>
-      <w:proofErr w:type="spellEnd"/>
-      <w:r>
-        <w:t>»</w:t>
-      </w:r>
-    </w:p>
-    <w:p>
-      <w:pPr>
-        <w:pStyle w:val="a9"/>
-        <w:jc w:val="center"/>
-      </w:pPr>
-    </w:p>
-    <w:p>
-      <w:pPr>
-        <w:pStyle w:val="a9"/>
-        <w:jc w:val="center"/>
-      </w:pPr>
-      <w:r>
-        <w:rPr>
-          <w:noProof/>
-        </w:rPr>
-        <w:drawing>
-          <wp:inline distT="0" distB="0" distL="0" distR="0" wp14:anchorId="01A0D97B" wp14:editId="12C40613">
-            <wp:extent cx="4930140" cy="3177540"/>
-            <wp:effectExtent l="0" t="0" r="0" b="0"/>
-            <wp:docPr id="2" name="Picture 2"/>
-            <wp:cNvGraphicFramePr/>
-            <a:graphic xmlns:a="http://schemas.openxmlformats.org/drawingml/2006/main">
-              <a:graphicData uri="http://schemas.openxmlformats.org/drawingml/2006/picture">
-                <pic:pic xmlns:pic="http://schemas.openxmlformats.org/drawingml/2006/picture">
-                  <pic:nvPicPr>
-                    <pic:cNvPr id="1" name="Picture 1"/>
-                    <pic:cNvPicPr/>
-                  </pic:nvPicPr>
-                  <pic:blipFill>
-                    <a:blip r:embed="rId17"/>
-                    <a:stretch/>
-                  </pic:blipFill>
-                  <pic:spPr>
-                    <a:xfrm>
-                      <a:off x="0" y="0"/>
-                      <a:ext cx="4930140" cy="3177540"/>
-                    </a:xfrm>
-                    <a:prstGeom prst="rect">
-                      <a:avLst/>
-                    </a:prstGeom>
-                  </pic:spPr>
-                </pic:pic>
-              </a:graphicData>
-            </a:graphic>
-          </wp:inline>
-        </w:drawing>
-      </w:r>
-    </w:p>
-    <w:p>
-      <w:pPr>
-        <w:pStyle w:val="a9"/>
-        <w:jc w:val="center"/>
-        <w:rPr>
-          <w:color w:val="2A3137"/>
-        </w:rPr>
-      </w:pPr>
-      <w:r>
-        <w:t xml:space="preserve">Рисунок А.1 - </w:t>
-      </w:r>
-      <w:r>
-        <w:rPr>
-          <w:color w:val="2A3137"/>
-          <w:highlight w:val="white"/>
-        </w:rPr>
-        <w:t>Организационная структура предприятия</w:t>
-      </w:r>
-    </w:p>
-    <w:p>
-      <w:pPr>
-        <w:spacing w:after="160" w:line="278" w:lineRule="auto"/>
-        <w:ind w:firstLine="0"/>
-        <w:jc w:val="left"/>
-        <w:rPr>
-          <w:color w:val="2A3137"/>
-          <w:highlight w:val="white"/>
-        </w:rPr>
-      </w:pPr>
-      <w:r>
-        <w:rPr>
-          <w:color w:val="2A3137"/>
-          <w:highlight w:val="white"/>
-        </w:rPr>
-        <w:br w:type="page"/>
-      </w:r>
-    </w:p>
-    <w:p>
-      <w:pPr>
-        <w:pStyle w:val="1"/>
-        <w:jc w:val="right"/>
-      </w:pPr>
-      <w:bookmarkStart w:id="23" w:name="_Toc198983079"/>
-      <w:r>
-        <w:lastRenderedPageBreak/>
-        <w:t>ПРИЛОЖЕНИЕ Б</w:t>
-      </w:r>
-      <w:bookmarkEnd w:id="23"/>
     </w:p>
     <w:p>
       <w:pPr>
@@ -5280,7 +5554,7 @@
                     <pic:cNvPicPr/>
                   </pic:nvPicPr>
                   <pic:blipFill>
-                    <a:blip r:embed="rId18" cstate="print">
+                    <a:blip r:embed="rId17" cstate="print">
                       <a:extLst>
                         <a:ext uri="{28A0092B-C50C-407E-A947-70E740481C1C}">
                           <a14:useLocalDpi xmlns:a14="http://schemas.microsoft.com/office/drawing/2010/main" val="0"/>
@@ -5314,7 +5588,13 @@
         <w:jc w:val="center"/>
       </w:pPr>
       <w:r>
-        <w:t xml:space="preserve">Рисунок Б.1 – </w:t>
+        <w:t xml:space="preserve">Рисунок </w:t>
+      </w:r>
+      <w:r>
+        <w:t>А</w:t>
+      </w:r>
+      <w:r>
+        <w:t xml:space="preserve">.1 – </w:t>
       </w:r>
       <w:r>
         <w:rPr>
@@ -5361,7 +5641,7 @@
                     <pic:cNvPicPr/>
                   </pic:nvPicPr>
                   <pic:blipFill>
-                    <a:blip r:embed="rId19"/>
+                    <a:blip r:embed="rId18"/>
                     <a:stretch>
                       <a:fillRect/>
                     </a:stretch>
@@ -5389,7 +5669,13 @@
         <w:jc w:val="center"/>
       </w:pPr>
       <w:r>
-        <w:t>Рисунок Б.2 – Диаграмма последовательности</w:t>
+        <w:t xml:space="preserve">Рисунок </w:t>
+      </w:r>
+      <w:r>
+        <w:t>А</w:t>
+      </w:r>
+      <w:r>
+        <w:t>.2 – Диаграмма последовательности</w:t>
       </w:r>
     </w:p>
     <w:p>
@@ -5430,7 +5716,7 @@
                     <pic:cNvPicPr/>
                   </pic:nvPicPr>
                   <pic:blipFill rotWithShape="1">
-                    <a:blip r:embed="rId20">
+                    <a:blip r:embed="rId19">
                       <a:extLst>
                         <a:ext uri="{28A0092B-C50C-407E-A947-70E740481C1C}">
                           <a14:useLocalDpi xmlns:a14="http://schemas.microsoft.com/office/drawing/2010/main" val="0"/>
@@ -5470,7 +5756,13 @@
         <w:jc w:val="center"/>
       </w:pPr>
       <w:r>
-        <w:t>Рисунок Б.3 – Диаграмма использования</w:t>
+        <w:t xml:space="preserve">Рисунок </w:t>
+      </w:r>
+      <w:r>
+        <w:t>А</w:t>
+      </w:r>
+      <w:r>
+        <w:t>.3 – Диаграмма использования</w:t>
       </w:r>
     </w:p>
     <w:p>
@@ -5507,12 +5799,15 @@
         <w:pStyle w:val="1"/>
         <w:jc w:val="right"/>
       </w:pPr>
-      <w:bookmarkStart w:id="24" w:name="_Toc198983080"/>
+      <w:bookmarkStart w:id="19" w:name="_Toc199726865"/>
       <w:r>
         <w:lastRenderedPageBreak/>
-        <w:t>ПРИЛОЖЕНИЕ В</w:t>
-      </w:r>
-      <w:bookmarkEnd w:id="24"/>
+        <w:t xml:space="preserve">ПРИЛОЖЕНИЕ </w:t>
+      </w:r>
+      <w:r>
+        <w:t>Б</w:t>
+      </w:r>
+      <w:bookmarkEnd w:id="19"/>
     </w:p>
     <w:p>
       <w:pPr>
@@ -5552,7 +5847,7 @@
                     <pic:cNvPicPr/>
                   </pic:nvPicPr>
                   <pic:blipFill>
-                    <a:blip r:embed="rId21"/>
+                    <a:blip r:embed="rId20"/>
                     <a:stretch/>
                   </pic:blipFill>
                   <pic:spPr>
@@ -5578,7 +5873,13 @@
         <w:jc w:val="center"/>
       </w:pPr>
       <w:r>
-        <w:t>Рисунок В.1 – Справочник «Группы»</w:t>
+        <w:t xml:space="preserve">Рисунок </w:t>
+      </w:r>
+      <w:r>
+        <w:t>Б</w:t>
+      </w:r>
+      <w:r>
+        <w:t>.1 – Справочник «Группы»</w:t>
       </w:r>
     </w:p>
     <w:p>
@@ -5612,7 +5913,7 @@
                     <pic:cNvPicPr/>
                   </pic:nvPicPr>
                   <pic:blipFill>
-                    <a:blip r:embed="rId22"/>
+                    <a:blip r:embed="rId21"/>
                     <a:stretch/>
                   </pic:blipFill>
                   <pic:spPr>
@@ -5638,7 +5939,13 @@
         <w:jc w:val="center"/>
       </w:pPr>
       <w:r>
-        <w:t>Рисунок В.2 – Справочник «Студенты»</w:t>
+        <w:t xml:space="preserve">Рисунок </w:t>
+      </w:r>
+      <w:r>
+        <w:t>Б</w:t>
+      </w:r>
+      <w:r>
+        <w:t>.2 – Справочник «Студенты»</w:t>
       </w:r>
     </w:p>
     <w:p>
@@ -5672,7 +5979,7 @@
                     <pic:cNvPicPr/>
                   </pic:nvPicPr>
                   <pic:blipFill>
-                    <a:blip r:embed="rId23"/>
+                    <a:blip r:embed="rId22"/>
                     <a:stretch/>
                   </pic:blipFill>
                   <pic:spPr>
@@ -5698,7 +6005,13 @@
         <w:jc w:val="center"/>
       </w:pPr>
       <w:r>
-        <w:t>Рисунок В.3 – Справочник «Достижения»</w:t>
+        <w:t xml:space="preserve">Рисунок </w:t>
+      </w:r>
+      <w:r>
+        <w:t>Б</w:t>
+      </w:r>
+      <w:r>
+        <w:t>.3 – Справочник «Достижения»</w:t>
       </w:r>
     </w:p>
     <w:p>
@@ -5726,7 +6039,7 @@
                     <pic:cNvPicPr/>
                   </pic:nvPicPr>
                   <pic:blipFill>
-                    <a:blip r:embed="rId24"/>
+                    <a:blip r:embed="rId23"/>
                     <a:stretch/>
                   </pic:blipFill>
                   <pic:spPr>
@@ -5752,7 +6065,13 @@
         <w:jc w:val="center"/>
       </w:pPr>
       <w:r>
-        <w:t>Рисунок В.4 – Элемент справочника «Достижения»</w:t>
+        <w:t xml:space="preserve">Рисунок </w:t>
+      </w:r>
+      <w:r>
+        <w:t>Б</w:t>
+      </w:r>
+      <w:r>
+        <w:t>.4 – Элемент справочника «Достижения»</w:t>
       </w:r>
     </w:p>
     <w:p>
@@ -5786,7 +6105,7 @@
                     <pic:cNvPicPr/>
                   </pic:nvPicPr>
                   <pic:blipFill>
-                    <a:blip r:embed="rId25"/>
+                    <a:blip r:embed="rId24"/>
                     <a:stretch/>
                   </pic:blipFill>
                   <pic:spPr>
@@ -5812,7 +6131,13 @@
         <w:jc w:val="center"/>
       </w:pPr>
       <w:r>
-        <w:t>Рисунок В.5 – Справочник «Повышение рейтинга»</w:t>
+        <w:t xml:space="preserve">Рисунок </w:t>
+      </w:r>
+      <w:r>
+        <w:t>Б</w:t>
+      </w:r>
+      <w:r>
+        <w:t>.5 – Справочник «Повышение рейтинга»</w:t>
       </w:r>
     </w:p>
     <w:p>
@@ -5847,7 +6172,7 @@
                     <pic:cNvPicPr/>
                   </pic:nvPicPr>
                   <pic:blipFill>
-                    <a:blip r:embed="rId26"/>
+                    <a:blip r:embed="rId25"/>
                     <a:stretch/>
                   </pic:blipFill>
                   <pic:spPr>
@@ -5872,7 +6197,13 @@
         <w:jc w:val="center"/>
       </w:pPr>
       <w:r>
-        <w:t>Рисунок В.6 – Справочник «Команды Telegram»</w:t>
+        <w:t xml:space="preserve">Рисунок </w:t>
+      </w:r>
+      <w:r>
+        <w:t>Б</w:t>
+      </w:r>
+      <w:r>
+        <w:t>.6 – Справочник «Команды Telegram»</w:t>
       </w:r>
     </w:p>
     <w:p>
@@ -5898,12 +6229,15 @@
         <w:pStyle w:val="1"/>
         <w:jc w:val="right"/>
       </w:pPr>
-      <w:bookmarkStart w:id="25" w:name="_Toc198983081"/>
+      <w:bookmarkStart w:id="20" w:name="_Toc199726866"/>
       <w:r>
         <w:lastRenderedPageBreak/>
-        <w:t>ПРИЛОЖЕНИЕ Г</w:t>
-      </w:r>
-      <w:bookmarkEnd w:id="25"/>
+        <w:t xml:space="preserve">ПРИЛОЖЕНИЕ </w:t>
+      </w:r>
+      <w:r>
+        <w:t>В</w:t>
+      </w:r>
+      <w:bookmarkEnd w:id="20"/>
     </w:p>
     <w:p>
       <w:pPr>
@@ -5940,7 +6274,7 @@
                     <pic:cNvPicPr/>
                   </pic:nvPicPr>
                   <pic:blipFill>
-                    <a:blip r:embed="rId27"/>
+                    <a:blip r:embed="rId26"/>
                     <a:stretch/>
                   </pic:blipFill>
                   <pic:spPr>
@@ -5966,7 +6300,13 @@
         <w:jc w:val="center"/>
       </w:pPr>
       <w:r>
-        <w:t>Рисунок Г.1 – Подсистемы конфигурации</w:t>
+        <w:t xml:space="preserve">Рисунок </w:t>
+      </w:r>
+      <w:r>
+        <w:t>В</w:t>
+      </w:r>
+      <w:r>
+        <w:t>.1 – Подсистемы конфигурации</w:t>
       </w:r>
     </w:p>
     <w:p>
@@ -5998,7 +6338,7 @@
                     <pic:cNvPicPr/>
                   </pic:nvPicPr>
                   <pic:blipFill>
-                    <a:blip r:embed="rId28"/>
+                    <a:blip r:embed="rId27"/>
                     <a:stretch/>
                   </pic:blipFill>
                   <pic:spPr>
@@ -6024,7 +6364,13 @@
         <w:jc w:val="center"/>
       </w:pPr>
       <w:r>
-        <w:t>Рисунок Г.2 – Подсистема «Telegram»</w:t>
+        <w:t xml:space="preserve">Рисунок </w:t>
+      </w:r>
+      <w:r>
+        <w:t>В</w:t>
+      </w:r>
+      <w:r>
+        <w:t>.2 – Подсистема «Telegram»</w:t>
       </w:r>
     </w:p>
     <w:p>
@@ -6056,7 +6402,7 @@
                     <pic:cNvPicPr/>
                   </pic:nvPicPr>
                   <pic:blipFill>
-                    <a:blip r:embed="rId29"/>
+                    <a:blip r:embed="rId28"/>
                     <a:stretch/>
                   </pic:blipFill>
                   <pic:spPr>
@@ -6081,7 +6427,13 @@
         <w:jc w:val="center"/>
       </w:pPr>
       <w:r>
-        <w:t>Рисунок Г.3 – Подсистема «Бонусная система»</w:t>
+        <w:t xml:space="preserve">Рисунок </w:t>
+      </w:r>
+      <w:r>
+        <w:t>В</w:t>
+      </w:r>
+      <w:r>
+        <w:t>.3 – Подсистема «Бонусная система»</w:t>
       </w:r>
     </w:p>
     <w:p>
@@ -6108,7 +6460,7 @@
                     <pic:cNvPicPr/>
                   </pic:nvPicPr>
                   <pic:blipFill>
-                    <a:blip r:embed="rId30"/>
+                    <a:blip r:embed="rId29"/>
                     <a:stretch/>
                   </pic:blipFill>
                   <pic:spPr>
@@ -6133,7 +6485,13 @@
         <w:jc w:val="center"/>
       </w:pPr>
       <w:r>
-        <w:t>Рисунок Г.4 – Подсистема «Рейтинговая система»</w:t>
+        <w:t xml:space="preserve">Рисунок </w:t>
+      </w:r>
+      <w:r>
+        <w:t>В</w:t>
+      </w:r>
+      <w:r>
+        <w:t>.4 – Подсистема «Рейтинговая система»</w:t>
       </w:r>
     </w:p>
     <w:p>
@@ -6165,7 +6523,7 @@
                     <pic:cNvPicPr/>
                   </pic:nvPicPr>
                   <pic:blipFill>
-                    <a:blip r:embed="rId31"/>
+                    <a:blip r:embed="rId30"/>
                     <a:stretch/>
                   </pic:blipFill>
                   <pic:spPr>
@@ -6190,7 +6548,13 @@
         <w:jc w:val="center"/>
       </w:pPr>
       <w:r>
-        <w:t>Рисунок Г.5 – Подсистема «Учебная часть»</w:t>
+        <w:t xml:space="preserve">Рисунок </w:t>
+      </w:r>
+      <w:r>
+        <w:t>В</w:t>
+      </w:r>
+      <w:r>
+        <w:t>.5 – Подсистема «Учебная часть»</w:t>
       </w:r>
     </w:p>
     <w:p>
@@ -6222,7 +6586,7 @@
                     <pic:cNvPicPr/>
                   </pic:nvPicPr>
                   <pic:blipFill>
-                    <a:blip r:embed="rId32"/>
+                    <a:blip r:embed="rId31"/>
                     <a:stretch/>
                   </pic:blipFill>
                   <pic:spPr>
@@ -6247,7 +6611,13 @@
         <w:jc w:val="center"/>
       </w:pPr>
       <w:r>
-        <w:t>Рисунок Г.6 – Вкладка «Рейтинг» главной страницы</w:t>
+        <w:t xml:space="preserve">Рисунок </w:t>
+      </w:r>
+      <w:r>
+        <w:t>В</w:t>
+      </w:r>
+      <w:r>
+        <w:t>.6 – Вкладка «Рейтинг» главной страницы</w:t>
       </w:r>
     </w:p>
     <w:p>
@@ -6279,7 +6649,7 @@
                     <pic:cNvPicPr/>
                   </pic:nvPicPr>
                   <pic:blipFill>
-                    <a:blip r:embed="rId33"/>
+                    <a:blip r:embed="rId32"/>
                     <a:stretch/>
                   </pic:blipFill>
                   <pic:spPr>
@@ -6304,7 +6674,13 @@
         <w:jc w:val="center"/>
       </w:pPr>
       <w:r>
-        <w:t>Рисунок Г.7 – Вкладка «Достижения» главной страницы</w:t>
+        <w:t xml:space="preserve">Рисунок </w:t>
+      </w:r>
+      <w:r>
+        <w:t>В</w:t>
+      </w:r>
+      <w:r>
+        <w:t>.7 – Вкладка «Достижения» главной страницы</w:t>
       </w:r>
     </w:p>
     <w:p>
@@ -6336,7 +6712,7 @@
                     <pic:cNvPicPr/>
                   </pic:nvPicPr>
                   <pic:blipFill>
-                    <a:blip r:embed="rId34"/>
+                    <a:blip r:embed="rId33"/>
                     <a:stretch/>
                   </pic:blipFill>
                   <pic:spPr>
@@ -6361,7 +6737,13 @@
         <w:jc w:val="center"/>
       </w:pPr>
       <w:r>
-        <w:t>Рисунок Г.8 – Вкладка «Telegram» главной страницы</w:t>
+        <w:t xml:space="preserve">Рисунок </w:t>
+      </w:r>
+      <w:r>
+        <w:t>В</w:t>
+      </w:r>
+      <w:r>
+        <w:t>.8 – Вкладка «Telegram» главной страницы</w:t>
       </w:r>
     </w:p>
     <w:p>
@@ -6396,7 +6778,7 @@
                     <pic:cNvPicPr/>
                   </pic:nvPicPr>
                   <pic:blipFill>
-                    <a:blip r:embed="rId35"/>
+                    <a:blip r:embed="rId34"/>
                     <a:stretch>
                       <a:fillRect/>
                     </a:stretch>
@@ -6423,8 +6805,87 @@
         <w:jc w:val="center"/>
       </w:pPr>
       <w:r>
-        <w:t>Рисунок Г.9 – Вкладка регистрации нового студента</w:t>
-      </w:r>
+        <w:t xml:space="preserve">Рисунок </w:t>
+      </w:r>
+      <w:r>
+        <w:t>В</w:t>
+      </w:r>
+      <w:r>
+        <w:t>.9 – Вкладка регистрации нового студента</w:t>
+      </w:r>
+    </w:p>
+    <w:p>
+      <w:pPr>
+        <w:pStyle w:val="a3"/>
+        <w:jc w:val="center"/>
+      </w:pPr>
+    </w:p>
+    <w:p>
+      <w:pPr>
+        <w:pStyle w:val="a3"/>
+        <w:jc w:val="center"/>
+      </w:pPr>
+      <w:r>
+        <w:drawing>
+          <wp:inline distT="0" distB="0" distL="0" distR="0" wp14:anchorId="19355E8D" wp14:editId="36658783">
+            <wp:extent cx="4399525" cy="2916555"/>
+            <wp:effectExtent l="0" t="0" r="1270" b="0"/>
+            <wp:docPr id="1646221752" name="Рисунок 1"/>
+            <wp:cNvGraphicFramePr>
+              <a:graphicFrameLocks xmlns:a="http://schemas.openxmlformats.org/drawingml/2006/main" noChangeAspect="1"/>
+            </wp:cNvGraphicFramePr>
+            <a:graphic xmlns:a="http://schemas.openxmlformats.org/drawingml/2006/main">
+              <a:graphicData uri="http://schemas.openxmlformats.org/drawingml/2006/picture">
+                <pic:pic xmlns:pic="http://schemas.openxmlformats.org/drawingml/2006/picture">
+                  <pic:nvPicPr>
+                    <pic:cNvPr id="1646221752" name=""/>
+                    <pic:cNvPicPr/>
+                  </pic:nvPicPr>
+                  <pic:blipFill>
+                    <a:blip r:embed="rId35"/>
+                    <a:stretch>
+                      <a:fillRect/>
+                    </a:stretch>
+                  </pic:blipFill>
+                  <pic:spPr>
+                    <a:xfrm>
+                      <a:off x="0" y="0"/>
+                      <a:ext cx="4411903" cy="2924760"/>
+                    </a:xfrm>
+                    <a:prstGeom prst="rect">
+                      <a:avLst/>
+                    </a:prstGeom>
+                  </pic:spPr>
+                </pic:pic>
+              </a:graphicData>
+            </a:graphic>
+          </wp:inline>
+        </w:drawing>
+      </w:r>
+    </w:p>
+    <w:p>
+      <w:pPr>
+        <w:pStyle w:val="a3"/>
+        <w:jc w:val="center"/>
+      </w:pPr>
+      <w:r>
+        <w:t>Рисунок В.</w:t>
+      </w:r>
+      <w:r>
+        <w:t>10</w:t>
+      </w:r>
+      <w:r>
+        <w:t xml:space="preserve"> – </w:t>
+      </w:r>
+      <w:r>
+        <w:t>Веб-клиент</w:t>
+      </w:r>
+    </w:p>
+    <w:p>
+      <w:pPr>
+        <w:pStyle w:val="a3"/>
+        <w:jc w:val="center"/>
+      </w:pPr>
     </w:p>
     <w:p>
       <w:pPr>
@@ -6472,25 +6933,25 @@
         <w:pStyle w:val="1"/>
         <w:jc w:val="right"/>
       </w:pPr>
-      <w:bookmarkStart w:id="26" w:name="_Toc195789004"/>
-      <w:bookmarkStart w:id="27" w:name="_Toc195790497"/>
-      <w:bookmarkStart w:id="28" w:name="_Toc195790587"/>
-      <w:bookmarkStart w:id="29" w:name="_Toc195790685"/>
-      <w:bookmarkStart w:id="30" w:name="_Toc195823213"/>
-      <w:bookmarkStart w:id="31" w:name="_Toc198983082"/>
+      <w:bookmarkStart w:id="21" w:name="_Toc195789004"/>
+      <w:bookmarkStart w:id="22" w:name="_Toc195790497"/>
+      <w:bookmarkStart w:id="23" w:name="_Toc195790587"/>
+      <w:bookmarkStart w:id="24" w:name="_Toc195790685"/>
+      <w:bookmarkStart w:id="25" w:name="_Toc195823213"/>
+      <w:bookmarkStart w:id="26" w:name="_Toc199726867"/>
       <w:r>
         <w:lastRenderedPageBreak/>
         <w:t xml:space="preserve">ПРИЛОЖЕНИЕ </w:t>
       </w:r>
+      <w:bookmarkEnd w:id="21"/>
+      <w:bookmarkEnd w:id="22"/>
+      <w:bookmarkEnd w:id="23"/>
+      <w:bookmarkEnd w:id="24"/>
+      <w:bookmarkEnd w:id="25"/>
+      <w:r>
+        <w:t>Г</w:t>
+      </w:r>
       <w:bookmarkEnd w:id="26"/>
-      <w:bookmarkEnd w:id="27"/>
-      <w:bookmarkEnd w:id="28"/>
-      <w:bookmarkEnd w:id="29"/>
-      <w:bookmarkEnd w:id="30"/>
-      <w:r>
-        <w:t>Д</w:t>
-      </w:r>
-      <w:bookmarkEnd w:id="31"/>
     </w:p>
     <w:p>
       <w:pPr>
@@ -6516,7 +6977,19 @@
         <w:rPr>
           <w:szCs w:val="28"/>
         </w:rPr>
-        <w:t>Таблица Б.1 - Аннотация теста</w:t>
+        <w:t xml:space="preserve">Таблица </w:t>
+      </w:r>
+      <w:r>
+        <w:rPr>
+          <w:szCs w:val="28"/>
+        </w:rPr>
+        <w:t>Г</w:t>
+      </w:r>
+      <w:r>
+        <w:rPr>
+          <w:szCs w:val="28"/>
+        </w:rPr>
+        <w:t>.1 - Аннотация теста</w:t>
       </w:r>
     </w:p>
     <w:tbl>
@@ -6857,7 +7330,19 @@
         <w:rPr>
           <w:szCs w:val="28"/>
         </w:rPr>
-        <w:t>Таблица Б.2 – Тест-кейс 1</w:t>
+        <w:t xml:space="preserve">Таблица </w:t>
+      </w:r>
+      <w:r>
+        <w:rPr>
+          <w:szCs w:val="28"/>
+        </w:rPr>
+        <w:t>Г</w:t>
+      </w:r>
+      <w:r>
+        <w:rPr>
+          <w:szCs w:val="28"/>
+        </w:rPr>
+        <w:t>.2 – Тест-кейс 1</w:t>
       </w:r>
     </w:p>
     <w:tbl>
@@ -7863,7 +8348,19 @@
           <w:szCs w:val="28"/>
         </w:rPr>
         <w:lastRenderedPageBreak/>
-        <w:t>Таблица Б.3 – Тест-кейс 2</w:t>
+        <w:t xml:space="preserve">Таблица </w:t>
+      </w:r>
+      <w:r>
+        <w:rPr>
+          <w:szCs w:val="28"/>
+        </w:rPr>
+        <w:t>Г</w:t>
+      </w:r>
+      <w:r>
+        <w:rPr>
+          <w:szCs w:val="28"/>
+        </w:rPr>
+        <w:t>.3 – Тест-кейс 2</w:t>
       </w:r>
     </w:p>
     <w:tbl>
@@ -8896,7 +9393,19 @@
           <w:szCs w:val="28"/>
         </w:rPr>
         <w:lastRenderedPageBreak/>
-        <w:t>Таблица Б.4 – Тест-кейс 3</w:t>
+        <w:t xml:space="preserve">Таблица </w:t>
+      </w:r>
+      <w:r>
+        <w:rPr>
+          <w:szCs w:val="28"/>
+        </w:rPr>
+        <w:t>Г</w:t>
+      </w:r>
+      <w:r>
+        <w:rPr>
+          <w:szCs w:val="28"/>
+        </w:rPr>
+        <w:t>.4 – Тест-кейс 3</w:t>
       </w:r>
     </w:p>
     <w:tbl>
@@ -9921,7 +10430,19 @@
           <w:szCs w:val="28"/>
         </w:rPr>
         <w:lastRenderedPageBreak/>
-        <w:t>Таблица Б.5 – Тест-кейс 4</w:t>
+        <w:t xml:space="preserve">Таблица </w:t>
+      </w:r>
+      <w:r>
+        <w:rPr>
+          <w:szCs w:val="28"/>
+        </w:rPr>
+        <w:t>Г</w:t>
+      </w:r>
+      <w:r>
+        <w:rPr>
+          <w:szCs w:val="28"/>
+        </w:rPr>
+        <w:t>.5 – Тест-кейс 4</w:t>
       </w:r>
     </w:p>
     <w:tbl>
@@ -10991,7 +11512,7 @@
         <w:t xml:space="preserve">Таблица </w:t>
       </w:r>
       <w:r>
-        <w:t>Б</w:t>
+        <w:t>Г</w:t>
       </w:r>
       <w:r>
         <w:t>.6 – Тест-кейс 5</w:t>
@@ -12375,6 +12896,119 @@
     </w:lvl>
   </w:abstractNum>
   <w:abstractNum w:abstractNumId="2" w15:restartNumberingAfterBreak="0">
+    <w:nsid w:val="0A120FC8"/>
+    <w:multiLevelType w:val="hybridMultilevel"/>
+    <w:tmpl w:val="4F6424D0"/>
+    <w:lvl w:ilvl="0" w:tplc="D68411D6">
+      <w:start w:val="1"/>
+      <w:numFmt w:val="bullet"/>
+      <w:lvlText w:val=""/>
+      <w:lvlJc w:val="left"/>
+      <w:pPr>
+        <w:ind w:left="1429" w:hanging="360"/>
+      </w:pPr>
+      <w:rPr>
+        <w:rFonts w:ascii="Symbol" w:hAnsi="Symbol" w:hint="default"/>
+      </w:rPr>
+    </w:lvl>
+    <w:lvl w:ilvl="1" w:tplc="04190003" w:tentative="1">
+      <w:start w:val="1"/>
+      <w:numFmt w:val="bullet"/>
+      <w:lvlText w:val="o"/>
+      <w:lvlJc w:val="left"/>
+      <w:pPr>
+        <w:ind w:left="2149" w:hanging="360"/>
+      </w:pPr>
+      <w:rPr>
+        <w:rFonts w:ascii="Courier New" w:hAnsi="Courier New" w:cs="Courier New" w:hint="default"/>
+      </w:rPr>
+    </w:lvl>
+    <w:lvl w:ilvl="2" w:tplc="04190005" w:tentative="1">
+      <w:start w:val="1"/>
+      <w:numFmt w:val="bullet"/>
+      <w:lvlText w:val=""/>
+      <w:lvlJc w:val="left"/>
+      <w:pPr>
+        <w:ind w:left="2869" w:hanging="360"/>
+      </w:pPr>
+      <w:rPr>
+        <w:rFonts w:ascii="Wingdings" w:hAnsi="Wingdings" w:hint="default"/>
+      </w:rPr>
+    </w:lvl>
+    <w:lvl w:ilvl="3" w:tplc="04190001" w:tentative="1">
+      <w:start w:val="1"/>
+      <w:numFmt w:val="bullet"/>
+      <w:lvlText w:val=""/>
+      <w:lvlJc w:val="left"/>
+      <w:pPr>
+        <w:ind w:left="3589" w:hanging="360"/>
+      </w:pPr>
+      <w:rPr>
+        <w:rFonts w:ascii="Symbol" w:hAnsi="Symbol" w:hint="default"/>
+      </w:rPr>
+    </w:lvl>
+    <w:lvl w:ilvl="4" w:tplc="04190003" w:tentative="1">
+      <w:start w:val="1"/>
+      <w:numFmt w:val="bullet"/>
+      <w:lvlText w:val="o"/>
+      <w:lvlJc w:val="left"/>
+      <w:pPr>
+        <w:ind w:left="4309" w:hanging="360"/>
+      </w:pPr>
+      <w:rPr>
+        <w:rFonts w:ascii="Courier New" w:hAnsi="Courier New" w:cs="Courier New" w:hint="default"/>
+      </w:rPr>
+    </w:lvl>
+    <w:lvl w:ilvl="5" w:tplc="04190005" w:tentative="1">
+      <w:start w:val="1"/>
+      <w:numFmt w:val="bullet"/>
+      <w:lvlText w:val=""/>
+      <w:lvlJc w:val="left"/>
+      <w:pPr>
+        <w:ind w:left="5029" w:hanging="360"/>
+      </w:pPr>
+      <w:rPr>
+        <w:rFonts w:ascii="Wingdings" w:hAnsi="Wingdings" w:hint="default"/>
+      </w:rPr>
+    </w:lvl>
+    <w:lvl w:ilvl="6" w:tplc="04190001" w:tentative="1">
+      <w:start w:val="1"/>
+      <w:numFmt w:val="bullet"/>
+      <w:lvlText w:val=""/>
+      <w:lvlJc w:val="left"/>
+      <w:pPr>
+        <w:ind w:left="5749" w:hanging="360"/>
+      </w:pPr>
+      <w:rPr>
+        <w:rFonts w:ascii="Symbol" w:hAnsi="Symbol" w:hint="default"/>
+      </w:rPr>
+    </w:lvl>
+    <w:lvl w:ilvl="7" w:tplc="04190003" w:tentative="1">
+      <w:start w:val="1"/>
+      <w:numFmt w:val="bullet"/>
+      <w:lvlText w:val="o"/>
+      <w:lvlJc w:val="left"/>
+      <w:pPr>
+        <w:ind w:left="6469" w:hanging="360"/>
+      </w:pPr>
+      <w:rPr>
+        <w:rFonts w:ascii="Courier New" w:hAnsi="Courier New" w:cs="Courier New" w:hint="default"/>
+      </w:rPr>
+    </w:lvl>
+    <w:lvl w:ilvl="8" w:tplc="04190005" w:tentative="1">
+      <w:start w:val="1"/>
+      <w:numFmt w:val="bullet"/>
+      <w:lvlText w:val=""/>
+      <w:lvlJc w:val="left"/>
+      <w:pPr>
+        <w:ind w:left="7189" w:hanging="360"/>
+      </w:pPr>
+      <w:rPr>
+        <w:rFonts w:ascii="Wingdings" w:hAnsi="Wingdings" w:hint="default"/>
+      </w:rPr>
+    </w:lvl>
+  </w:abstractNum>
+  <w:abstractNum w:abstractNumId="3" w15:restartNumberingAfterBreak="0">
     <w:nsid w:val="0BC52C57"/>
     <w:multiLevelType w:val="multilevel"/>
     <w:tmpl w:val="A448D324"/>
@@ -12460,7 +13094,7 @@
       </w:pPr>
     </w:lvl>
   </w:abstractNum>
-  <w:abstractNum w:abstractNumId="3" w15:restartNumberingAfterBreak="0">
+  <w:abstractNum w:abstractNumId="4" w15:restartNumberingAfterBreak="0">
     <w:nsid w:val="128937FC"/>
     <w:multiLevelType w:val="multilevel"/>
     <w:tmpl w:val="2C7E22FA"/>
@@ -12582,7 +13216,7 @@
       </w:rPr>
     </w:lvl>
   </w:abstractNum>
-  <w:abstractNum w:abstractNumId="4" w15:restartNumberingAfterBreak="0">
+  <w:abstractNum w:abstractNumId="5" w15:restartNumberingAfterBreak="0">
     <w:nsid w:val="16434CFD"/>
     <w:multiLevelType w:val="hybridMultilevel"/>
     <w:tmpl w:val="A6A69BDA"/>
@@ -12695,7 +13329,7 @@
       </w:rPr>
     </w:lvl>
   </w:abstractNum>
-  <w:abstractNum w:abstractNumId="5" w15:restartNumberingAfterBreak="0">
+  <w:abstractNum w:abstractNumId="6" w15:restartNumberingAfterBreak="0">
     <w:nsid w:val="1BDC7740"/>
     <w:multiLevelType w:val="multilevel"/>
     <w:tmpl w:val="5928A7E4"/>
@@ -12808,7 +13442,7 @@
       </w:rPr>
     </w:lvl>
   </w:abstractNum>
-  <w:abstractNum w:abstractNumId="6" w15:restartNumberingAfterBreak="0">
+  <w:abstractNum w:abstractNumId="7" w15:restartNumberingAfterBreak="0">
     <w:nsid w:val="240C2A92"/>
     <w:multiLevelType w:val="multilevel"/>
     <w:tmpl w:val="C70E0C44"/>
@@ -12894,7 +13528,7 @@
       </w:pPr>
     </w:lvl>
   </w:abstractNum>
-  <w:abstractNum w:abstractNumId="7" w15:restartNumberingAfterBreak="0">
+  <w:abstractNum w:abstractNumId="8" w15:restartNumberingAfterBreak="0">
     <w:nsid w:val="24632B52"/>
     <w:multiLevelType w:val="multilevel"/>
     <w:tmpl w:val="467A3676"/>
@@ -13043,7 +13677,7 @@
       </w:rPr>
     </w:lvl>
   </w:abstractNum>
-  <w:abstractNum w:abstractNumId="8" w15:restartNumberingAfterBreak="0">
+  <w:abstractNum w:abstractNumId="9" w15:restartNumberingAfterBreak="0">
     <w:nsid w:val="28921807"/>
     <w:multiLevelType w:val="multilevel"/>
     <w:tmpl w:val="DEEC89EA"/>
@@ -13129,7 +13763,7 @@
       </w:pPr>
     </w:lvl>
   </w:abstractNum>
-  <w:abstractNum w:abstractNumId="9" w15:restartNumberingAfterBreak="0">
+  <w:abstractNum w:abstractNumId="10" w15:restartNumberingAfterBreak="0">
     <w:nsid w:val="33BA227E"/>
     <w:multiLevelType w:val="hybridMultilevel"/>
     <w:tmpl w:val="D5E08EAE"/>
@@ -13242,7 +13876,7 @@
       </w:rPr>
     </w:lvl>
   </w:abstractNum>
-  <w:abstractNum w:abstractNumId="10" w15:restartNumberingAfterBreak="0">
+  <w:abstractNum w:abstractNumId="11" w15:restartNumberingAfterBreak="0">
     <w:nsid w:val="34AA266C"/>
     <w:multiLevelType w:val="hybridMultilevel"/>
     <w:tmpl w:val="8F46EC58"/>
@@ -13355,7 +13989,7 @@
       </w:rPr>
     </w:lvl>
   </w:abstractNum>
-  <w:abstractNum w:abstractNumId="11" w15:restartNumberingAfterBreak="0">
+  <w:abstractNum w:abstractNumId="12" w15:restartNumberingAfterBreak="0">
     <w:nsid w:val="369C3FC1"/>
     <w:multiLevelType w:val="hybridMultilevel"/>
     <w:tmpl w:val="2278A3D4"/>
@@ -13468,7 +14102,7 @@
       </w:rPr>
     </w:lvl>
   </w:abstractNum>
-  <w:abstractNum w:abstractNumId="12" w15:restartNumberingAfterBreak="0">
+  <w:abstractNum w:abstractNumId="13" w15:restartNumberingAfterBreak="0">
     <w:nsid w:val="3E160537"/>
     <w:multiLevelType w:val="multilevel"/>
     <w:tmpl w:val="4822A07C"/>
@@ -13606,7 +14240,7 @@
       </w:rPr>
     </w:lvl>
   </w:abstractNum>
-  <w:abstractNum w:abstractNumId="13" w15:restartNumberingAfterBreak="0">
+  <w:abstractNum w:abstractNumId="14" w15:restartNumberingAfterBreak="0">
     <w:nsid w:val="3E9E6645"/>
     <w:multiLevelType w:val="hybridMultilevel"/>
     <w:tmpl w:val="65A87AB0"/>
@@ -13719,7 +14353,7 @@
       </w:rPr>
     </w:lvl>
   </w:abstractNum>
-  <w:abstractNum w:abstractNumId="14" w15:restartNumberingAfterBreak="0">
+  <w:abstractNum w:abstractNumId="15" w15:restartNumberingAfterBreak="0">
     <w:nsid w:val="424A511C"/>
     <w:multiLevelType w:val="hybridMultilevel"/>
     <w:tmpl w:val="EF86946E"/>
@@ -13832,7 +14466,7 @@
       </w:rPr>
     </w:lvl>
   </w:abstractNum>
-  <w:abstractNum w:abstractNumId="15" w15:restartNumberingAfterBreak="0">
+  <w:abstractNum w:abstractNumId="16" w15:restartNumberingAfterBreak="0">
     <w:nsid w:val="442B708D"/>
     <w:multiLevelType w:val="multilevel"/>
     <w:tmpl w:val="439E94FE"/>
@@ -13918,7 +14552,7 @@
       </w:pPr>
     </w:lvl>
   </w:abstractNum>
-  <w:abstractNum w:abstractNumId="16" w15:restartNumberingAfterBreak="0">
+  <w:abstractNum w:abstractNumId="17" w15:restartNumberingAfterBreak="0">
     <w:nsid w:val="48563F67"/>
     <w:multiLevelType w:val="hybridMultilevel"/>
     <w:tmpl w:val="49DCF992"/>
@@ -14031,7 +14665,7 @@
       </w:rPr>
     </w:lvl>
   </w:abstractNum>
-  <w:abstractNum w:abstractNumId="17" w15:restartNumberingAfterBreak="0">
+  <w:abstractNum w:abstractNumId="18" w15:restartNumberingAfterBreak="0">
     <w:nsid w:val="4BBD4BF3"/>
     <w:multiLevelType w:val="multilevel"/>
     <w:tmpl w:val="727A0C00"/>
@@ -14120,7 +14754,7 @@
       </w:pPr>
     </w:lvl>
   </w:abstractNum>
-  <w:abstractNum w:abstractNumId="18" w15:restartNumberingAfterBreak="0">
+  <w:abstractNum w:abstractNumId="19" w15:restartNumberingAfterBreak="0">
     <w:nsid w:val="57BD2908"/>
     <w:multiLevelType w:val="hybridMultilevel"/>
     <w:tmpl w:val="94B2DA8E"/>
@@ -14233,7 +14867,7 @@
       </w:rPr>
     </w:lvl>
   </w:abstractNum>
-  <w:abstractNum w:abstractNumId="19" w15:restartNumberingAfterBreak="0">
+  <w:abstractNum w:abstractNumId="20" w15:restartNumberingAfterBreak="0">
     <w:nsid w:val="59613796"/>
     <w:multiLevelType w:val="hybridMultilevel"/>
     <w:tmpl w:val="47DAC4A6"/>
@@ -14346,7 +14980,7 @@
       </w:rPr>
     </w:lvl>
   </w:abstractNum>
-  <w:abstractNum w:abstractNumId="20" w15:restartNumberingAfterBreak="0">
+  <w:abstractNum w:abstractNumId="21" w15:restartNumberingAfterBreak="0">
     <w:nsid w:val="5B3842AB"/>
     <w:multiLevelType w:val="hybridMultilevel"/>
     <w:tmpl w:val="A3B83C18"/>
@@ -14432,7 +15066,7 @@
       </w:pPr>
     </w:lvl>
   </w:abstractNum>
-  <w:abstractNum w:abstractNumId="21" w15:restartNumberingAfterBreak="0">
+  <w:abstractNum w:abstractNumId="22" w15:restartNumberingAfterBreak="0">
     <w:nsid w:val="6A51792C"/>
     <w:multiLevelType w:val="multilevel"/>
     <w:tmpl w:val="AD541278"/>
@@ -14518,7 +15152,7 @@
       </w:pPr>
     </w:lvl>
   </w:abstractNum>
-  <w:abstractNum w:abstractNumId="22" w15:restartNumberingAfterBreak="0">
+  <w:abstractNum w:abstractNumId="23" w15:restartNumberingAfterBreak="0">
     <w:nsid w:val="706D5956"/>
     <w:multiLevelType w:val="hybridMultilevel"/>
     <w:tmpl w:val="22545B34"/>
@@ -14631,7 +15265,7 @@
       </w:rPr>
     </w:lvl>
   </w:abstractNum>
-  <w:abstractNum w:abstractNumId="23" w15:restartNumberingAfterBreak="0">
+  <w:abstractNum w:abstractNumId="24" w15:restartNumberingAfterBreak="0">
     <w:nsid w:val="73BD6462"/>
     <w:multiLevelType w:val="hybridMultilevel"/>
     <w:tmpl w:val="82EACDD8"/>
@@ -14717,7 +15351,7 @@
       </w:pPr>
     </w:lvl>
   </w:abstractNum>
-  <w:abstractNum w:abstractNumId="24" w15:restartNumberingAfterBreak="0">
+  <w:abstractNum w:abstractNumId="25" w15:restartNumberingAfterBreak="0">
     <w:nsid w:val="743B5C06"/>
     <w:multiLevelType w:val="multilevel"/>
     <w:tmpl w:val="5980F9C8"/>
@@ -14803,7 +15437,7 @@
       </w:pPr>
     </w:lvl>
   </w:abstractNum>
-  <w:abstractNum w:abstractNumId="25" w15:restartNumberingAfterBreak="0">
+  <w:abstractNum w:abstractNumId="26" w15:restartNumberingAfterBreak="0">
     <w:nsid w:val="7B344422"/>
     <w:multiLevelType w:val="hybridMultilevel"/>
     <w:tmpl w:val="324E36CE"/>
@@ -14950,70 +15584,70 @@
     <w:abstractNumId w:val="1"/>
   </w:num>
   <w:num w:numId="3" w16cid:durableId="1289823376">
-    <w:abstractNumId w:val="20"/>
+    <w:abstractNumId w:val="21"/>
   </w:num>
   <w:num w:numId="4" w16cid:durableId="842672040">
     <w:abstractNumId w:val="0"/>
   </w:num>
   <w:num w:numId="5" w16cid:durableId="1317882056">
+    <w:abstractNumId w:val="13"/>
+  </w:num>
+  <w:num w:numId="6" w16cid:durableId="1908878478">
+    <w:abstractNumId w:val="4"/>
+  </w:num>
+  <w:num w:numId="7" w16cid:durableId="1678075533">
+    <w:abstractNumId w:val="14"/>
+  </w:num>
+  <w:num w:numId="8" w16cid:durableId="1329214817">
+    <w:abstractNumId w:val="5"/>
+  </w:num>
+  <w:num w:numId="9" w16cid:durableId="520240703">
+    <w:abstractNumId w:val="10"/>
+  </w:num>
+  <w:num w:numId="10" w16cid:durableId="1699044807">
+    <w:abstractNumId w:val="23"/>
+  </w:num>
+  <w:num w:numId="11" w16cid:durableId="955911659">
+    <w:abstractNumId w:val="9"/>
+  </w:num>
+  <w:num w:numId="12" w16cid:durableId="491986795">
+    <w:abstractNumId w:val="6"/>
+  </w:num>
+  <w:num w:numId="13" w16cid:durableId="1809929529">
+    <w:abstractNumId w:val="18"/>
+  </w:num>
+  <w:num w:numId="14" w16cid:durableId="1850366215">
+    <w:abstractNumId w:val="7"/>
+  </w:num>
+  <w:num w:numId="15" w16cid:durableId="1224370725">
+    <w:abstractNumId w:val="22"/>
+  </w:num>
+  <w:num w:numId="16" w16cid:durableId="355041104">
+    <w:abstractNumId w:val="25"/>
+  </w:num>
+  <w:num w:numId="17" w16cid:durableId="1764719172">
+    <w:abstractNumId w:val="3"/>
+  </w:num>
+  <w:num w:numId="18" w16cid:durableId="1285189170">
+    <w:abstractNumId w:val="16"/>
+  </w:num>
+  <w:num w:numId="19" w16cid:durableId="520121692">
     <w:abstractNumId w:val="12"/>
   </w:num>
-  <w:num w:numId="6" w16cid:durableId="1908878478">
-    <w:abstractNumId w:val="3"/>
+  <w:num w:numId="20" w16cid:durableId="635452883">
+    <w:abstractNumId w:val="26"/>
   </w:num>
-  <w:num w:numId="7" w16cid:durableId="1678075533">
-    <w:abstractNumId w:val="13"/>
+  <w:num w:numId="21" w16cid:durableId="2085253353">
+    <w:abstractNumId w:val="19"/>
   </w:num>
-  <w:num w:numId="8" w16cid:durableId="1329214817">
-    <w:abstractNumId w:val="4"/>
+  <w:num w:numId="22" w16cid:durableId="362562329">
+    <w:abstractNumId w:val="20"/>
   </w:num>
-  <w:num w:numId="9" w16cid:durableId="520240703">
-    <w:abstractNumId w:val="9"/>
-  </w:num>
-  <w:num w:numId="10" w16cid:durableId="1699044807">
-    <w:abstractNumId w:val="22"/>
-  </w:num>
-  <w:num w:numId="11" w16cid:durableId="955911659">
-    <w:abstractNumId w:val="8"/>
-  </w:num>
-  <w:num w:numId="12" w16cid:durableId="491986795">
-    <w:abstractNumId w:val="5"/>
-  </w:num>
-  <w:num w:numId="13" w16cid:durableId="1809929529">
-    <w:abstractNumId w:val="17"/>
-  </w:num>
-  <w:num w:numId="14" w16cid:durableId="1850366215">
-    <w:abstractNumId w:val="6"/>
-  </w:num>
-  <w:num w:numId="15" w16cid:durableId="1224370725">
-    <w:abstractNumId w:val="21"/>
-  </w:num>
-  <w:num w:numId="16" w16cid:durableId="355041104">
-    <w:abstractNumId w:val="24"/>
-  </w:num>
-  <w:num w:numId="17" w16cid:durableId="1764719172">
-    <w:abstractNumId w:val="2"/>
-  </w:num>
-  <w:num w:numId="18" w16cid:durableId="1285189170">
+  <w:num w:numId="23" w16cid:durableId="590165143">
     <w:abstractNumId w:val="15"/>
   </w:num>
-  <w:num w:numId="19" w16cid:durableId="520121692">
-    <w:abstractNumId w:val="11"/>
-  </w:num>
-  <w:num w:numId="20" w16cid:durableId="635452883">
-    <w:abstractNumId w:val="25"/>
-  </w:num>
-  <w:num w:numId="21" w16cid:durableId="2085253353">
-    <w:abstractNumId w:val="18"/>
-  </w:num>
-  <w:num w:numId="22" w16cid:durableId="362562329">
-    <w:abstractNumId w:val="19"/>
-  </w:num>
-  <w:num w:numId="23" w16cid:durableId="590165143">
-    <w:abstractNumId w:val="14"/>
-  </w:num>
   <w:num w:numId="24" w16cid:durableId="1643316006">
-    <w:abstractNumId w:val="7"/>
+    <w:abstractNumId w:val="8"/>
     <w:lvlOverride w:ilvl="0">
       <w:lvl w:ilvl="0">
         <w:numFmt w:val="bullet"/>
@@ -15033,7 +15667,7 @@
     </w:lvlOverride>
   </w:num>
   <w:num w:numId="25" w16cid:durableId="2033801488">
-    <w:abstractNumId w:val="7"/>
+    <w:abstractNumId w:val="8"/>
     <w:lvlOverride w:ilvl="0">
       <w:lvl w:ilvl="0">
         <w:numFmt w:val="bullet"/>
@@ -15053,7 +15687,7 @@
     </w:lvlOverride>
   </w:num>
   <w:num w:numId="26" w16cid:durableId="673533292">
-    <w:abstractNumId w:val="7"/>
+    <w:abstractNumId w:val="8"/>
     <w:lvlOverride w:ilvl="0">
       <w:lvl w:ilvl="0">
         <w:numFmt w:val="bullet"/>
@@ -15073,13 +15707,16 @@
     </w:lvlOverride>
   </w:num>
   <w:num w:numId="27" w16cid:durableId="1205563811">
-    <w:abstractNumId w:val="16"/>
+    <w:abstractNumId w:val="17"/>
   </w:num>
   <w:num w:numId="28" w16cid:durableId="731542071">
-    <w:abstractNumId w:val="23"/>
+    <w:abstractNumId w:val="24"/>
   </w:num>
   <w:num w:numId="29" w16cid:durableId="1103569809">
-    <w:abstractNumId w:val="10"/>
+    <w:abstractNumId w:val="11"/>
+  </w:num>
+  <w:num w:numId="30" w16cid:durableId="1834952115">
+    <w:abstractNumId w:val="2"/>
   </w:num>
 </w:numbering>
 </file>
